--- a/resume/base_resume.docx
+++ b/resume/base_resume.docx
@@ -152,29 +152,17 @@
         </w:numPr>
         <w:rPr>
           <w:rFonts w:ascii="Calibri" w:hAnsi="Calibri" w:cs="Calibri"/>
-          <w:b/>
-          <w:bCs/>
-          <w:sz w:val="22"/>
-          <w:szCs w:val="22"/>
-        </w:rPr>
-      </w:pPr>
-      <w:r>
-        <w:rPr>
-          <w:rFonts w:ascii="Calibri" w:hAnsi="Calibri" w:cs="Calibri"/>
-          <w:b/>
-          <w:bCs/>
-          <w:sz w:val="22"/>
-          <w:szCs w:val="22"/>
-        </w:rPr>
-        <w:t>QA Automation Engineer</w:t>
-      </w:r>
-      <w:r>
-        <w:rPr>
-          <w:rFonts w:ascii="Calibri" w:hAnsi="Calibri" w:cs="Calibri"/>
-          <w:sz w:val="22"/>
-          <w:szCs w:val="22"/>
-        </w:rPr>
-        <w:t xml:space="preserve"> with 11+ years of experience delivering scalable automation frameworks, end</w:t>
+          <w:sz w:val="22"/>
+          <w:szCs w:val="22"/>
+        </w:rPr>
+      </w:pPr>
+      <w:r>
+        <w:rPr>
+          <w:rFonts w:ascii="Calibri" w:hAnsi="Calibri" w:cs="Calibri"/>
+          <w:sz w:val="22"/>
+          <w:szCs w:val="22"/>
+        </w:rPr>
+        <w:t>QA Automation Engineer with 11+ years of experience delivering scalable automation frameworks, end</w:t>
       </w:r>
       <w:r>
         <w:rPr>
@@ -227,8 +215,6 @@
       <w:r>
         <w:rPr>
           <w:rFonts w:ascii="Calibri" w:hAnsi="Calibri" w:cs="Calibri"/>
-          <w:b/>
-          <w:bCs/>
           <w:sz w:val="22"/>
           <w:szCs w:val="22"/>
         </w:rPr>
@@ -237,8 +223,6 @@
       <w:r>
         <w:rPr>
           <w:rFonts w:ascii="Calibri" w:hAnsi="Calibri" w:cs="Calibri"/>
-          <w:b/>
-          <w:bCs/>
           <w:sz w:val="22"/>
           <w:szCs w:val="22"/>
         </w:rPr>
@@ -264,25 +248,7 @@
           <w:sz w:val="22"/>
           <w:szCs w:val="22"/>
         </w:rPr>
-        <w:t xml:space="preserve">Strong programming background in </w:t>
-      </w:r>
-      <w:r>
-        <w:rPr>
-          <w:rFonts w:ascii="Calibri" w:hAnsi="Calibri" w:cs="Calibri"/>
-          <w:b/>
-          <w:bCs/>
-          <w:sz w:val="22"/>
-          <w:szCs w:val="22"/>
-        </w:rPr>
-        <w:t>Java, JavaScript, TypeScript, Ruby, Go, and Python</w:t>
-      </w:r>
-      <w:r>
-        <w:rPr>
-          <w:rFonts w:ascii="Calibri" w:hAnsi="Calibri" w:cs="Calibri"/>
-          <w:sz w:val="22"/>
-          <w:szCs w:val="22"/>
-        </w:rPr>
-        <w:t>, with deep understanding of OOP and design patterns.</w:t>
+        <w:t>Strong programming background in Java, JavaScript, TypeScript, Ruby, Go, and Python, with deep understanding of OOP and design patterns.</w:t>
       </w:r>
     </w:p>
     <w:p>
@@ -294,8 +260,6 @@
         </w:numPr>
         <w:rPr>
           <w:rFonts w:ascii="Calibri" w:hAnsi="Calibri" w:cs="Calibri"/>
-          <w:b/>
-          <w:bCs/>
           <w:sz w:val="22"/>
           <w:szCs w:val="22"/>
         </w:rPr>
@@ -322,17 +286,7 @@
           <w:sz w:val="22"/>
           <w:szCs w:val="22"/>
         </w:rPr>
-        <w:t xml:space="preserve">Driven) using </w:t>
-      </w:r>
-      <w:r>
-        <w:rPr>
-          <w:rFonts w:ascii="Calibri" w:hAnsi="Calibri" w:cs="Calibri"/>
-          <w:b/>
-          <w:bCs/>
-          <w:sz w:val="22"/>
-          <w:szCs w:val="22"/>
-        </w:rPr>
-        <w:t>Selenium WebDriver, Cypress, JUnit, TestNG, Mocha, Gauge, Cucumber, Playwright, and Perfecto.</w:t>
+        <w:t>Driven) using Selenium WebDriver, Cypress, JUnit, TestNG, Mocha, Gauge, Cucumber, Playwright, and Perfecto.</w:t>
       </w:r>
     </w:p>
     <w:p>
@@ -354,25 +308,7 @@
           <w:sz w:val="22"/>
           <w:szCs w:val="22"/>
         </w:rPr>
-        <w:t xml:space="preserve">Specialized in </w:t>
-      </w:r>
-      <w:r>
-        <w:rPr>
-          <w:rFonts w:ascii="Calibri" w:hAnsi="Calibri" w:cs="Calibri"/>
-          <w:b/>
-          <w:bCs/>
-          <w:sz w:val="22"/>
-          <w:szCs w:val="22"/>
-        </w:rPr>
-        <w:t>API, UI, mobile, and performance testing</w:t>
-      </w:r>
-      <w:r>
-        <w:rPr>
-          <w:rFonts w:ascii="Calibri" w:hAnsi="Calibri" w:cs="Calibri"/>
-          <w:sz w:val="22"/>
-          <w:szCs w:val="22"/>
-        </w:rPr>
-        <w:t>; delivered 99.9% API uptime for mission</w:t>
+        <w:t>Specialized in API, UI, mobile, and performance testing; delivered 99.9% API uptime for mission</w:t>
       </w:r>
       <w:r>
         <w:rPr>
@@ -410,25 +346,7 @@
           <w:sz w:val="22"/>
           <w:szCs w:val="22"/>
         </w:rPr>
-        <w:t xml:space="preserve">Extensive cloud experience with </w:t>
-      </w:r>
-      <w:r>
-        <w:rPr>
-          <w:rFonts w:ascii="Calibri" w:hAnsi="Calibri" w:cs="Calibri"/>
-          <w:b/>
-          <w:bCs/>
-          <w:sz w:val="22"/>
-          <w:szCs w:val="22"/>
-        </w:rPr>
-        <w:t>AWS and GCP</w:t>
-      </w:r>
-      <w:r>
-        <w:rPr>
-          <w:rFonts w:ascii="Calibri" w:hAnsi="Calibri" w:cs="Calibri"/>
-          <w:sz w:val="22"/>
-          <w:szCs w:val="22"/>
-        </w:rPr>
-        <w:t>, including Lambda, API Gateway, CloudWatch, S3, Kubernetes, Docker, and serverless microservices validation.</w:t>
+        <w:t>Extensive cloud experience with AWS and GCP, including Lambda, API Gateway, CloudWatch, S3, Kubernetes, Docker, and serverless microservices validation.</w:t>
       </w:r>
     </w:p>
     <w:p>
@@ -450,41 +368,11 @@
           <w:sz w:val="22"/>
           <w:szCs w:val="22"/>
         </w:rPr>
-        <w:t xml:space="preserve">Skilled in monitoring and analytics using </w:t>
-      </w:r>
-      <w:r>
-        <w:rPr>
-          <w:rFonts w:ascii="Calibri" w:hAnsi="Calibri" w:cs="Calibri"/>
-          <w:b/>
-          <w:bCs/>
-          <w:sz w:val="22"/>
-          <w:szCs w:val="22"/>
-        </w:rPr>
-        <w:t>Dynatrace, Splunk</w:t>
-      </w:r>
-      <w:r>
-        <w:rPr>
-          <w:rFonts w:ascii="Calibri" w:hAnsi="Calibri" w:cs="Calibri"/>
-          <w:sz w:val="22"/>
-          <w:szCs w:val="22"/>
-        </w:rPr>
-        <w:t xml:space="preserve">, and </w:t>
-      </w:r>
-      <w:r>
-        <w:rPr>
-          <w:rFonts w:ascii="Calibri" w:hAnsi="Calibri" w:cs="Calibri"/>
-          <w:b/>
-          <w:bCs/>
-          <w:sz w:val="22"/>
-          <w:szCs w:val="22"/>
-        </w:rPr>
-        <w:t>cloud</w:t>
+        <w:t>Skilled in monitoring and analytics using Dynatrace, Splunk, and cloud</w:t>
       </w:r>
       <w:r>
         <w:rPr>
           <w:rFonts w:ascii="Cambria Math" w:hAnsi="Cambria Math" w:cs="Cambria Math"/>
-          <w:b/>
-          <w:bCs/>
           <w:sz w:val="22"/>
           <w:szCs w:val="22"/>
         </w:rPr>
@@ -493,20 +381,10 @@
       <w:r>
         <w:rPr>
           <w:rFonts w:ascii="Calibri" w:hAnsi="Calibri" w:cs="Calibri"/>
-          <w:b/>
-          <w:bCs/>
-          <w:sz w:val="22"/>
-          <w:szCs w:val="22"/>
-        </w:rPr>
-        <w:t>native performance tools</w:t>
-      </w:r>
-      <w:r>
-        <w:rPr>
-          <w:rFonts w:ascii="Calibri" w:hAnsi="Calibri" w:cs="Calibri"/>
-          <w:sz w:val="22"/>
-          <w:szCs w:val="22"/>
-        </w:rPr>
-        <w:t xml:space="preserve"> to reduce incident response times.</w:t>
+          <w:sz w:val="22"/>
+          <w:szCs w:val="22"/>
+        </w:rPr>
+        <w:t>native performance tools to reduce incident response times.</w:t>
       </w:r>
     </w:p>
     <w:p>
@@ -528,43 +406,7 @@
           <w:sz w:val="22"/>
           <w:szCs w:val="22"/>
         </w:rPr>
-        <w:t xml:space="preserve">Strong experience in </w:t>
-      </w:r>
-      <w:r>
-        <w:rPr>
-          <w:rFonts w:ascii="Calibri" w:hAnsi="Calibri" w:cs="Calibri"/>
-          <w:b/>
-          <w:bCs/>
-          <w:sz w:val="22"/>
-          <w:szCs w:val="22"/>
-        </w:rPr>
-        <w:t>database testing</w:t>
-      </w:r>
-      <w:r>
-        <w:rPr>
-          <w:rFonts w:ascii="Calibri" w:hAnsi="Calibri" w:cs="Calibri"/>
-          <w:sz w:val="22"/>
-          <w:szCs w:val="22"/>
-        </w:rPr>
-        <w:t xml:space="preserve"> (Oracle, PostgreSQL, MySQL) and code quality tools like </w:t>
-      </w:r>
-      <w:r>
-        <w:rPr>
-          <w:rFonts w:ascii="Calibri" w:hAnsi="Calibri" w:cs="Calibri"/>
-          <w:b/>
-          <w:bCs/>
-          <w:sz w:val="22"/>
-          <w:szCs w:val="22"/>
-        </w:rPr>
-        <w:t>SonarQube</w:t>
-      </w:r>
-      <w:r>
-        <w:rPr>
-          <w:rFonts w:ascii="Calibri" w:hAnsi="Calibri" w:cs="Calibri"/>
-          <w:sz w:val="22"/>
-          <w:szCs w:val="22"/>
-        </w:rPr>
-        <w:t>.</w:t>
+        <w:t>Strong experience in database testing (Oracle, PostgreSQL, MySQL) and code quality tools like SonarQube.</w:t>
       </w:r>
     </w:p>
     <w:p>
@@ -586,23 +428,11 @@
           <w:sz w:val="22"/>
           <w:szCs w:val="22"/>
         </w:rPr>
-        <w:t xml:space="preserve">Implemented </w:t>
-      </w:r>
-      <w:r>
-        <w:rPr>
-          <w:rFonts w:ascii="Calibri" w:hAnsi="Calibri" w:cs="Calibri"/>
-          <w:b/>
-          <w:bCs/>
-          <w:sz w:val="22"/>
-          <w:szCs w:val="22"/>
-        </w:rPr>
-        <w:t>AI</w:t>
+        <w:t>Implemented AI</w:t>
       </w:r>
       <w:r>
         <w:rPr>
           <w:rFonts w:ascii="Cambria Math" w:hAnsi="Cambria Math" w:cs="Cambria Math"/>
-          <w:b/>
-          <w:bCs/>
           <w:sz w:val="22"/>
           <w:szCs w:val="22"/>
         </w:rPr>
@@ -611,36 +441,14 @@
       <w:r>
         <w:rPr>
           <w:rFonts w:ascii="Calibri" w:hAnsi="Calibri" w:cs="Calibri"/>
-          <w:b/>
-          <w:bCs/>
-          <w:sz w:val="22"/>
-          <w:szCs w:val="22"/>
-        </w:rPr>
-        <w:t>powered test generation</w:t>
-      </w:r>
-      <w:r>
-        <w:rPr>
-          <w:rFonts w:ascii="Calibri" w:hAnsi="Calibri" w:cs="Calibri"/>
-          <w:sz w:val="22"/>
-          <w:szCs w:val="22"/>
-        </w:rPr>
-        <w:t xml:space="preserve"> and </w:t>
-      </w:r>
-      <w:r>
-        <w:rPr>
-          <w:rFonts w:ascii="Calibri" w:hAnsi="Calibri" w:cs="Calibri"/>
-          <w:b/>
-          <w:bCs/>
-          <w:sz w:val="22"/>
-          <w:szCs w:val="22"/>
-        </w:rPr>
-        <w:t>self</w:t>
+          <w:sz w:val="22"/>
+          <w:szCs w:val="22"/>
+        </w:rPr>
+        <w:t>powered test generation and self</w:t>
       </w:r>
       <w:r>
         <w:rPr>
           <w:rFonts w:ascii="Cambria Math" w:hAnsi="Cambria Math" w:cs="Cambria Math"/>
-          <w:b/>
-          <w:bCs/>
           <w:sz w:val="22"/>
           <w:szCs w:val="22"/>
         </w:rPr>
@@ -649,38 +457,10 @@
       <w:r>
         <w:rPr>
           <w:rFonts w:ascii="Calibri" w:hAnsi="Calibri" w:cs="Calibri"/>
-          <w:b/>
-          <w:bCs/>
-          <w:sz w:val="22"/>
-          <w:szCs w:val="22"/>
-        </w:rPr>
-        <w:t>healing automation</w:t>
-      </w:r>
-      <w:r>
-        <w:rPr>
-          <w:rFonts w:ascii="Calibri" w:hAnsi="Calibri" w:cs="Calibri"/>
-          <w:sz w:val="22"/>
-          <w:szCs w:val="22"/>
-        </w:rPr>
-        <w:t xml:space="preserve">, reducing </w:t>
-      </w:r>
-      <w:r>
-        <w:rPr>
-          <w:rFonts w:ascii="Calibri" w:hAnsi="Calibri" w:cs="Calibri"/>
-          <w:b/>
-          <w:bCs/>
-          <w:sz w:val="22"/>
-          <w:szCs w:val="22"/>
-        </w:rPr>
-        <w:t>flaky tests</w:t>
-      </w:r>
-      <w:r>
-        <w:rPr>
-          <w:rFonts w:ascii="Calibri" w:hAnsi="Calibri" w:cs="Calibri"/>
-          <w:sz w:val="22"/>
-          <w:szCs w:val="22"/>
-        </w:rPr>
-        <w:t xml:space="preserve"> by 40% and improving overall test stability.</w:t>
+          <w:sz w:val="22"/>
+          <w:szCs w:val="22"/>
+        </w:rPr>
+        <w:t>healing automation, reducing flaky tests by 40% and improving overall test stability.</w:t>
       </w:r>
     </w:p>
     <w:p>
@@ -702,23 +482,11 @@
           <w:sz w:val="22"/>
           <w:szCs w:val="22"/>
         </w:rPr>
-        <w:t xml:space="preserve">Leveraged AI tools including </w:t>
-      </w:r>
-      <w:r>
-        <w:rPr>
-          <w:rFonts w:ascii="Calibri" w:hAnsi="Calibri" w:cs="Calibri"/>
-          <w:b/>
-          <w:bCs/>
-          <w:sz w:val="22"/>
-          <w:szCs w:val="22"/>
-        </w:rPr>
-        <w:t>GitHub Copilot,</w:t>
-      </w:r>
-      <w:r>
-        <w:rPr>
-          <w:rFonts w:ascii="Calibri" w:hAnsi="Calibri" w:cs="Calibri"/>
-          <w:b/>
-          <w:bCs/>
+        <w:t>Leveraged AI tools including GitHub Copilot,</w:t>
+      </w:r>
+      <w:r>
+        <w:rPr>
+          <w:rFonts w:ascii="Calibri" w:hAnsi="Calibri" w:cs="Calibri"/>
           <w:sz w:val="22"/>
           <w:szCs w:val="22"/>
         </w:rPr>
@@ -727,28 +495,10 @@
       <w:r>
         <w:rPr>
           <w:rFonts w:ascii="Calibri" w:hAnsi="Calibri" w:cs="Calibri"/>
-          <w:b/>
-          <w:bCs/>
-          <w:sz w:val="22"/>
-          <w:szCs w:val="22"/>
-        </w:rPr>
-        <w:t>ChatGPT and Claude</w:t>
-      </w:r>
-      <w:r>
-        <w:rPr>
-          <w:rFonts w:ascii="Calibri" w:hAnsi="Calibri" w:cs="Calibri"/>
-          <w:sz w:val="22"/>
-          <w:szCs w:val="22"/>
-        </w:rPr>
-        <w:t xml:space="preserve"> to accelerate test case generation, automation code writing, and test data creation, reducing boilerplate coding effort by approximately 35% while improving edge case and negative scenario coverage</w:t>
-      </w:r>
-      <w:r>
-        <w:rPr>
-          <w:rFonts w:ascii="Calibri" w:hAnsi="Calibri" w:cs="Calibri"/>
-          <w:sz w:val="22"/>
-          <w:szCs w:val="22"/>
-        </w:rPr>
-        <w:t>.</w:t>
+          <w:sz w:val="22"/>
+          <w:szCs w:val="22"/>
+        </w:rPr>
+        <w:t>ChatGPT and Claude to accelerate test case generation, automation code writing, and test data creation, reducing boilerplate coding effort by approximately 35% while improving edge case and negative scenario coverage.</w:t>
       </w:r>
     </w:p>
     <w:p>
@@ -770,25 +520,7 @@
           <w:sz w:val="22"/>
           <w:szCs w:val="22"/>
         </w:rPr>
-        <w:t xml:space="preserve">Used </w:t>
-      </w:r>
-      <w:r>
-        <w:rPr>
-          <w:rFonts w:ascii="Calibri" w:hAnsi="Calibri" w:cs="Calibri"/>
-          <w:b/>
-          <w:bCs/>
-          <w:sz w:val="22"/>
-          <w:szCs w:val="22"/>
-        </w:rPr>
-        <w:t>generative AI tools</w:t>
-      </w:r>
-      <w:r>
-        <w:rPr>
-          <w:rFonts w:ascii="Calibri" w:hAnsi="Calibri" w:cs="Calibri"/>
-          <w:sz w:val="22"/>
-          <w:szCs w:val="22"/>
-        </w:rPr>
-        <w:t xml:space="preserve"> to create test data, mock services, and API payloads, accelerating test coverage and reducing manual effort.</w:t>
+        <w:t>Used generative AI tools to create test data, mock services, and API payloads, accelerating test coverage and reducing manual effort.</w:t>
       </w:r>
     </w:p>
     <w:p>
@@ -810,25 +542,7 @@
           <w:sz w:val="22"/>
           <w:szCs w:val="22"/>
         </w:rPr>
-        <w:t xml:space="preserve">Excellent understanding of </w:t>
-      </w:r>
-      <w:r>
-        <w:rPr>
-          <w:rFonts w:ascii="Calibri" w:hAnsi="Calibri" w:cs="Calibri"/>
-          <w:b/>
-          <w:bCs/>
-          <w:sz w:val="22"/>
-          <w:szCs w:val="22"/>
-        </w:rPr>
-        <w:t>SDLC, STLC, and Defect Life Cycle</w:t>
-      </w:r>
-      <w:r>
-        <w:rPr>
-          <w:rFonts w:ascii="Calibri" w:hAnsi="Calibri" w:cs="Calibri"/>
-          <w:sz w:val="22"/>
-          <w:szCs w:val="22"/>
-        </w:rPr>
-        <w:t>. Proficient in Bug Tracking and Bug Reporting.</w:t>
+        <w:t>Excellent understanding of SDLC, STLC, and Defect Life Cycle. Proficient in Bug Tracking and Bug Reporting.</w:t>
       </w:r>
     </w:p>
     <w:p>
@@ -851,19 +565,22 @@
           <w:sz w:val="20"/>
           <w:szCs w:val="20"/>
         </w:rPr>
-        <w:t xml:space="preserve">Worked with </w:t>
-      </w:r>
-      <w:r>
-        <w:rPr>
-          <w:rFonts w:ascii="Arial" w:eastAsia="Arial" w:hAnsi="Arial" w:cs="Arial"/>
-          <w:b/>
-          <w:bCs/>
-          <w:color w:val="000000"/>
-          <w:sz w:val="20"/>
-          <w:szCs w:val="20"/>
-        </w:rPr>
-        <w:t>Agile methodology</w:t>
-      </w:r>
+        <w:t>Worked with Agile methodology, Scrum Framework and participated in all sprints related meetings</w:t>
+      </w:r>
+    </w:p>
+    <w:p>
+      <w:pPr>
+        <w:pStyle w:val="NoSpacing"/>
+        <w:numPr>
+          <w:ilvl w:val="0"/>
+          <w:numId w:val="1"/>
+        </w:numPr>
+        <w:rPr>
+          <w:rFonts w:ascii="Calibri" w:hAnsi="Calibri" w:cs="Calibri"/>
+          <w:sz w:val="22"/>
+          <w:szCs w:val="22"/>
+        </w:rPr>
+      </w:pPr>
       <w:r>
         <w:rPr>
           <w:rFonts w:ascii="Arial" w:eastAsia="Arial" w:hAnsi="Arial" w:cs="Arial"/>
@@ -871,38 +588,7 @@
           <w:sz w:val="20"/>
           <w:szCs w:val="20"/>
         </w:rPr>
-        <w:t xml:space="preserve">, </w:t>
-      </w:r>
-      <w:r>
-        <w:rPr>
-          <w:rFonts w:ascii="Arial" w:eastAsia="Arial" w:hAnsi="Arial" w:cs="Arial"/>
-          <w:b/>
-          <w:bCs/>
-          <w:color w:val="000000"/>
-          <w:sz w:val="20"/>
-          <w:szCs w:val="20"/>
-        </w:rPr>
-        <w:t>Scrum Framework</w:t>
-      </w:r>
-      <w:r>
-        <w:rPr>
-          <w:rFonts w:ascii="Arial" w:eastAsia="Arial" w:hAnsi="Arial" w:cs="Arial"/>
-          <w:color w:val="000000"/>
-          <w:sz w:val="20"/>
-          <w:szCs w:val="20"/>
-        </w:rPr>
-        <w:t xml:space="preserve"> and participated in </w:t>
-      </w:r>
-      <w:r>
-        <w:rPr>
-          <w:rFonts w:ascii="Arial" w:eastAsia="Arial" w:hAnsi="Arial" w:cs="Arial"/>
-          <w:b/>
-          <w:bCs/>
-          <w:color w:val="000000"/>
-          <w:sz w:val="20"/>
-          <w:szCs w:val="20"/>
-        </w:rPr>
-        <w:t>all sprints related meetings</w:t>
+        <w:t>Integrated Jenkins CI/CD with VSC Git/GitLab and scheduled builds to run automatically during a build release invoking predefined Maven commands.</w:t>
       </w:r>
     </w:p>
     <w:p>
@@ -920,52 +606,11 @@
       </w:pPr>
       <w:r>
         <w:rPr>
-          <w:rFonts w:ascii="Arial" w:eastAsia="Arial" w:hAnsi="Arial" w:cs="Arial"/>
-          <w:color w:val="000000"/>
-          <w:sz w:val="20"/>
-          <w:szCs w:val="20"/>
-        </w:rPr>
-        <w:t xml:space="preserve">Integrated </w:t>
-      </w:r>
-      <w:r>
-        <w:rPr>
-          <w:rFonts w:ascii="Arial" w:eastAsia="Arial" w:hAnsi="Arial" w:cs="Arial"/>
-          <w:b/>
-          <w:bCs/>
-          <w:color w:val="000000"/>
-          <w:sz w:val="20"/>
-          <w:szCs w:val="20"/>
-        </w:rPr>
-        <w:t xml:space="preserve">Jenkins CI/CD </w:t>
-      </w:r>
-      <w:r>
-        <w:rPr>
-          <w:rFonts w:ascii="Arial" w:eastAsia="Arial" w:hAnsi="Arial" w:cs="Arial"/>
-          <w:color w:val="000000"/>
-          <w:sz w:val="20"/>
-          <w:szCs w:val="20"/>
-        </w:rPr>
-        <w:t>with</w:t>
-      </w:r>
-      <w:r>
-        <w:rPr>
-          <w:rFonts w:ascii="Arial" w:eastAsia="Arial" w:hAnsi="Arial" w:cs="Arial"/>
-          <w:b/>
-          <w:bCs/>
-          <w:color w:val="000000"/>
-          <w:sz w:val="20"/>
-          <w:szCs w:val="20"/>
-        </w:rPr>
-        <w:t xml:space="preserve"> VSC Git/GitLab</w:t>
-      </w:r>
-      <w:r>
-        <w:rPr>
-          <w:rFonts w:ascii="Arial" w:eastAsia="Arial" w:hAnsi="Arial" w:cs="Arial"/>
-          <w:color w:val="000000"/>
-          <w:sz w:val="20"/>
-          <w:szCs w:val="20"/>
-        </w:rPr>
-        <w:t xml:space="preserve"> and scheduled builds to run automatically during a build release invoking predefined Maven commands.</w:t>
+          <w:rFonts w:ascii="Calibri" w:hAnsi="Calibri" w:cs="Calibri"/>
+          <w:sz w:val="22"/>
+          <w:szCs w:val="22"/>
+        </w:rPr>
+        <w:t>Experienced in creating and analyzing Extent reports, HTML reports, Cucumber JSON reports, and automating test reports including screenshots where necessary. Advanced knowledge of HTML, CSS, X path, JSON, JSON Schema Validation, and XML.</w:t>
       </w:r>
     </w:p>
     <w:p>
@@ -977,41 +622,189 @@
         </w:numPr>
         <w:rPr>
           <w:rFonts w:ascii="Calibri" w:hAnsi="Calibri" w:cs="Calibri"/>
-          <w:b/>
-          <w:bCs/>
-          <w:sz w:val="22"/>
-          <w:szCs w:val="22"/>
-        </w:rPr>
-      </w:pPr>
-      <w:r>
-        <w:rPr>
-          <w:rFonts w:ascii="Calibri" w:hAnsi="Calibri" w:cs="Calibri"/>
-          <w:sz w:val="22"/>
-          <w:szCs w:val="22"/>
-        </w:rPr>
-        <w:t xml:space="preserve">Experienced in creating and analyzing </w:t>
-      </w:r>
-      <w:r>
-        <w:rPr>
-          <w:rFonts w:ascii="Calibri" w:hAnsi="Calibri" w:cs="Calibri"/>
-          <w:b/>
-          <w:bCs/>
-          <w:sz w:val="22"/>
-          <w:szCs w:val="22"/>
-        </w:rPr>
-        <w:t>Extent reports</w:t>
-      </w:r>
-      <w:r>
-        <w:rPr>
-          <w:rFonts w:ascii="Calibri" w:hAnsi="Calibri" w:cs="Calibri"/>
-          <w:sz w:val="22"/>
-          <w:szCs w:val="22"/>
-        </w:rPr>
-        <w:t>, HTML reports, Cucumber JSON</w:t>
-      </w:r>
-      <w:r>
-        <w:rPr>
-          <w:rFonts w:ascii="Calibri" w:hAnsi="Calibri" w:cs="Calibri"/>
+          <w:sz w:val="22"/>
+          <w:szCs w:val="22"/>
+        </w:rPr>
+      </w:pPr>
+      <w:r>
+        <w:rPr>
+          <w:rFonts w:ascii="Calibri" w:hAnsi="Calibri" w:cs="Calibri"/>
+          <w:sz w:val="22"/>
+          <w:szCs w:val="22"/>
+          <w:lang w:val="en"/>
+        </w:rPr>
+        <w:t xml:space="preserve">Reduced issue investigation time by using ELK-based log analytics to quickly identify failures, bottlenecks, and data </w:t>
+      </w:r>
+      <w:r>
+        <w:rPr>
+          <w:rFonts w:ascii="Calibri" w:hAnsi="Calibri" w:cs="Calibri"/>
+          <w:sz w:val="22"/>
+          <w:szCs w:val="22"/>
+          <w:lang w:val="en"/>
+        </w:rPr>
+        <w:t>inconsistencies.</w:t>
+      </w:r>
+    </w:p>
+    <w:p>
+      <w:pPr>
+        <w:pStyle w:val="MediumGrid21"/>
+        <w:numPr>
+          <w:ilvl w:val="0"/>
+          <w:numId w:val="1"/>
+        </w:numPr>
+        <w:rPr>
+          <w:rFonts w:ascii="Calibri" w:eastAsia="Helvetica Neue" w:hAnsi="Calibri" w:cs="Calibri"/>
+          <w:sz w:val="22"/>
+          <w:szCs w:val="22"/>
+        </w:rPr>
+      </w:pPr>
+      <w:r>
+        <w:rPr>
+          <w:rFonts w:ascii="Calibri" w:eastAsia="Verdana" w:hAnsi="Calibri" w:cs="Calibri"/>
+          <w:sz w:val="22"/>
+          <w:szCs w:val="22"/>
+        </w:rPr>
+        <w:t>Having experience with API test automation using selenium with Rest Assured framework.</w:t>
+      </w:r>
+      <w:r>
+        <w:rPr>
+          <w:rFonts w:ascii="Calibri" w:eastAsia="Helvetica Neue" w:hAnsi="Calibri" w:cs="Calibri"/>
+          <w:sz w:val="22"/>
+          <w:szCs w:val="22"/>
+        </w:rPr>
+        <w:t xml:space="preserve"> Extensive knowledge of Azure DevOps for test management, defect tracking, and continuous integration/continuous deployment (CI/CD) pipelines.</w:t>
+      </w:r>
+    </w:p>
+    <w:p>
+      <w:pPr>
+        <w:pStyle w:val="MediumGrid21"/>
+        <w:numPr>
+          <w:ilvl w:val="0"/>
+          <w:numId w:val="1"/>
+        </w:numPr>
+        <w:rPr>
+          <w:rFonts w:ascii="Calibri" w:eastAsia="Verdana" w:hAnsi="Calibri" w:cs="Calibri"/>
+          <w:sz w:val="22"/>
+          <w:szCs w:val="22"/>
+        </w:rPr>
+      </w:pPr>
+      <w:r>
+        <w:rPr>
+          <w:rFonts w:ascii="Calibri" w:eastAsia="Verdana" w:hAnsi="Calibri" w:cs="Calibri"/>
+          <w:sz w:val="22"/>
+          <w:szCs w:val="22"/>
+        </w:rPr>
+        <w:t xml:space="preserve">Having experience with testing the API’s using Swagger and </w:t>
+      </w:r>
+      <w:proofErr w:type="gramStart"/>
+      <w:r>
+        <w:rPr>
+          <w:rFonts w:ascii="Calibri" w:eastAsia="Verdana" w:hAnsi="Calibri" w:cs="Calibri"/>
+          <w:sz w:val="22"/>
+          <w:szCs w:val="22"/>
+        </w:rPr>
+        <w:t>automated</w:t>
+      </w:r>
+      <w:proofErr w:type="gramEnd"/>
+      <w:r>
+        <w:rPr>
+          <w:rFonts w:ascii="Calibri" w:eastAsia="Verdana" w:hAnsi="Calibri" w:cs="Calibri"/>
+          <w:sz w:val="22"/>
+          <w:szCs w:val="22"/>
+        </w:rPr>
+        <w:t xml:space="preserve"> the process. Extensive experience in ETL and BI testing for many data extractions and data migration projects.</w:t>
+      </w:r>
+    </w:p>
+    <w:p>
+      <w:pPr>
+        <w:pStyle w:val="MediumGrid21"/>
+        <w:numPr>
+          <w:ilvl w:val="0"/>
+          <w:numId w:val="1"/>
+        </w:numPr>
+        <w:rPr>
+          <w:rFonts w:ascii="Calibri" w:eastAsia="Verdana" w:hAnsi="Calibri" w:cs="Calibri"/>
+          <w:sz w:val="22"/>
+          <w:szCs w:val="22"/>
+        </w:rPr>
+      </w:pPr>
+      <w:r>
+        <w:rPr>
+          <w:rFonts w:ascii="Calibri" w:eastAsia="Verdana" w:hAnsi="Calibri" w:cs="Calibri"/>
+          <w:sz w:val="22"/>
+          <w:szCs w:val="22"/>
+        </w:rPr>
+        <w:t>Experience with Splunk to get the logs and analysis the network calls and generated logs</w:t>
+      </w:r>
+    </w:p>
+    <w:p>
+      <w:pPr>
+        <w:pStyle w:val="MediumGrid21"/>
+        <w:numPr>
+          <w:ilvl w:val="0"/>
+          <w:numId w:val="1"/>
+        </w:numPr>
+        <w:rPr>
+          <w:rFonts w:ascii="Calibri" w:eastAsia="Verdana" w:hAnsi="Calibri" w:cs="Calibri"/>
+          <w:sz w:val="22"/>
+          <w:szCs w:val="22"/>
+        </w:rPr>
+      </w:pPr>
+      <w:r>
+        <w:rPr>
+          <w:rFonts w:ascii="Calibri" w:eastAsia="Verdana" w:hAnsi="Calibri" w:cs="Calibri"/>
+          <w:sz w:val="22"/>
+          <w:szCs w:val="22"/>
+        </w:rPr>
+        <w:t>Experience in Mobile automation testing using Appium &amp; TestFlight for IOS and Android platforms.</w:t>
+      </w:r>
+    </w:p>
+    <w:p>
+      <w:pPr>
+        <w:pStyle w:val="MediumGrid21"/>
+        <w:numPr>
+          <w:ilvl w:val="0"/>
+          <w:numId w:val="1"/>
+        </w:numPr>
+        <w:rPr>
+          <w:rFonts w:ascii="Calibri" w:eastAsia="Verdana" w:hAnsi="Calibri" w:cs="Calibri"/>
+          <w:sz w:val="22"/>
+          <w:szCs w:val="22"/>
+        </w:rPr>
+      </w:pPr>
+      <w:r>
+        <w:rPr>
+          <w:rFonts w:ascii="Calibri" w:eastAsia="Verdana" w:hAnsi="Calibri" w:cs="Calibri"/>
+          <w:sz w:val="22"/>
+          <w:szCs w:val="22"/>
+        </w:rPr>
+        <w:t>Expertise in different types of testing Smoke/Sanity testing GUI Testing, Functional testing, Retesting, Regression Testing, Integration Testing, System Testing, and UAT testing.</w:t>
+      </w:r>
+    </w:p>
+    <w:p>
+      <w:pPr>
+        <w:pStyle w:val="MediumGrid21"/>
+        <w:numPr>
+          <w:ilvl w:val="0"/>
+          <w:numId w:val="1"/>
+        </w:numPr>
+        <w:rPr>
+          <w:rFonts w:ascii="Calibri" w:eastAsia="Verdana" w:hAnsi="Calibri" w:cs="Calibri"/>
+          <w:sz w:val="22"/>
+          <w:szCs w:val="22"/>
+        </w:rPr>
+      </w:pPr>
+      <w:r>
+        <w:rPr>
+          <w:rFonts w:ascii="Calibri" w:eastAsia="Verdana" w:hAnsi="Calibri" w:cs="Calibri"/>
+          <w:sz w:val="22"/>
+          <w:szCs w:val="22"/>
+        </w:rPr>
+        <w:t>Experience in writing Test Plans, defining Test Cases, developing, and maintaining Test scripts,</w:t>
+      </w:r>
+      <w:r>
+        <w:rPr>
+          <w:rFonts w:ascii="Calibri" w:eastAsia="Verdana" w:hAnsi="Calibri" w:cs="Calibri"/>
           <w:sz w:val="22"/>
           <w:szCs w:val="22"/>
         </w:rPr>
@@ -1019,81 +812,41 @@
       </w:r>
       <w:r>
         <w:rPr>
-          <w:rFonts w:ascii="Calibri" w:hAnsi="Calibri" w:cs="Calibri"/>
-          <w:sz w:val="22"/>
-          <w:szCs w:val="22"/>
-        </w:rPr>
-        <w:t>reports, and automating test reports including screenshots where necessary. Advanced knowledge</w:t>
-      </w:r>
-      <w:r>
-        <w:rPr>
-          <w:rFonts w:ascii="Calibri" w:hAnsi="Calibri" w:cs="Calibri"/>
-          <w:sz w:val="22"/>
-          <w:szCs w:val="22"/>
-        </w:rPr>
-        <w:t xml:space="preserve"> of </w:t>
-      </w:r>
-      <w:r>
-        <w:rPr>
-          <w:rFonts w:ascii="Calibri" w:hAnsi="Calibri" w:cs="Calibri"/>
-          <w:b/>
-          <w:bCs/>
-          <w:sz w:val="22"/>
-          <w:szCs w:val="22"/>
-        </w:rPr>
-        <w:t>HTML, CSS, X path, JSON, JSON Schema Validation, and XML.</w:t>
-      </w:r>
-    </w:p>
-    <w:p>
-      <w:pPr>
-        <w:pStyle w:val="NoSpacing"/>
+          <w:rFonts w:ascii="Calibri" w:eastAsia="Verdana" w:hAnsi="Calibri" w:cs="Calibri"/>
+          <w:sz w:val="22"/>
+          <w:szCs w:val="22"/>
+        </w:rPr>
+        <w:t>analyzing the results of scripts, Defect tracking and defect closure.</w:t>
+      </w:r>
+    </w:p>
+    <w:p>
+      <w:pPr>
+        <w:pStyle w:val="MediumGrid21"/>
         <w:numPr>
           <w:ilvl w:val="0"/>
           <w:numId w:val="1"/>
         </w:numPr>
         <w:rPr>
-          <w:rFonts w:ascii="Calibri" w:hAnsi="Calibri" w:cs="Calibri"/>
-          <w:sz w:val="22"/>
-          <w:szCs w:val="22"/>
-        </w:rPr>
-      </w:pPr>
-      <w:r>
-        <w:rPr>
-          <w:rFonts w:ascii="Calibri" w:hAnsi="Calibri" w:cs="Calibri"/>
-          <w:sz w:val="22"/>
-          <w:szCs w:val="22"/>
-          <w:lang w:val="en"/>
-        </w:rPr>
-        <w:t xml:space="preserve">Reduced issue investigation time by </w:t>
-      </w:r>
-      <w:r>
-        <w:rPr>
-          <w:rFonts w:ascii="Calibri" w:hAnsi="Calibri" w:cs="Calibri"/>
-          <w:sz w:val="22"/>
-          <w:szCs w:val="22"/>
-          <w:lang w:val="en"/>
-        </w:rPr>
-        <w:t>using</w:t>
-      </w:r>
-      <w:r>
-        <w:rPr>
-          <w:rFonts w:ascii="Calibri" w:hAnsi="Calibri" w:cs="Calibri"/>
-          <w:b/>
-          <w:bCs/>
-          <w:sz w:val="22"/>
-          <w:szCs w:val="22"/>
-          <w:lang w:val="en"/>
-        </w:rPr>
-        <w:t xml:space="preserve"> ELK-based log analytics</w:t>
-      </w:r>
-      <w:r>
-        <w:rPr>
-          <w:rFonts w:ascii="Calibri" w:hAnsi="Calibri" w:cs="Calibri"/>
-          <w:sz w:val="22"/>
-          <w:szCs w:val="22"/>
-          <w:lang w:val="en"/>
-        </w:rPr>
-        <w:t xml:space="preserve"> to quickly identify failures, bottlenecks, and data inconsistencies.</w:t>
+          <w:rFonts w:ascii="Calibri" w:eastAsia="Helvetica Neue" w:hAnsi="Calibri" w:cs="Calibri"/>
+          <w:sz w:val="22"/>
+          <w:szCs w:val="22"/>
+        </w:rPr>
+      </w:pPr>
+      <w:r>
+        <w:rPr>
+          <w:rFonts w:ascii="Calibri" w:eastAsia="Verdana" w:hAnsi="Calibri" w:cs="Calibri"/>
+          <w:sz w:val="22"/>
+          <w:szCs w:val="22"/>
+        </w:rPr>
+        <w:t>Experience in Web Services testing using SOAPUI tool. Validated request and response XML, SOAP, and RESTFUL Web service calls.</w:t>
+      </w:r>
+      <w:r>
+        <w:rPr>
+          <w:rFonts w:ascii="Calibri" w:eastAsia="Helvetica Neue" w:hAnsi="Calibri" w:cs="Calibri"/>
+          <w:sz w:val="22"/>
+          <w:szCs w:val="22"/>
+        </w:rPr>
+        <w:t xml:space="preserve"> In-depth understanding of Azure services such as Azure App Service, Azure SQL Database, Azure Functions, and Azure Kubernetes Service (AKS).</w:t>
       </w:r>
     </w:p>
     <w:p>
@@ -1115,25 +868,7 @@
           <w:sz w:val="22"/>
           <w:szCs w:val="22"/>
         </w:rPr>
-        <w:t xml:space="preserve">Skilled in </w:t>
-      </w:r>
-      <w:r>
-        <w:rPr>
-          <w:rFonts w:ascii="Calibri" w:hAnsi="Calibri" w:cs="Calibri"/>
-          <w:b/>
-          <w:bCs/>
-          <w:sz w:val="22"/>
-          <w:szCs w:val="22"/>
-        </w:rPr>
-        <w:t>Spock Framework</w:t>
-      </w:r>
-      <w:r>
-        <w:rPr>
-          <w:rFonts w:ascii="Calibri" w:hAnsi="Calibri" w:cs="Calibri"/>
-          <w:sz w:val="22"/>
-          <w:szCs w:val="22"/>
-        </w:rPr>
-        <w:t xml:space="preserve"> for behavior</w:t>
+        <w:t>Skilled in Spock Framework for behavior</w:t>
       </w:r>
       <w:r>
         <w:rPr>
@@ -1167,6 +902,17 @@
         </w:rPr>
         <w:t>driven testing in Groovy/Java ecosystems, enabling cleaner, more expressive test specifications.</w:t>
       </w:r>
+    </w:p>
+    <w:p>
+      <w:pPr>
+        <w:pStyle w:val="NoSpacing"/>
+        <w:ind w:left="360"/>
+        <w:rPr>
+          <w:rFonts w:ascii="Calibri" w:hAnsi="Calibri" w:cs="Calibri"/>
+          <w:sz w:val="22"/>
+          <w:szCs w:val="22"/>
+        </w:rPr>
+      </w:pPr>
     </w:p>
     <w:p>
       <w:pPr>
@@ -1209,6 +955,7 @@
           <w:sz w:val="22"/>
           <w:szCs w:val="22"/>
         </w:rPr>
+        <w:lastRenderedPageBreak/>
         <w:t>Languages:</w:t>
       </w:r>
       <w:r>
@@ -1780,8 +1527,460 @@
           <w:sz w:val="22"/>
           <w:szCs w:val="22"/>
         </w:rPr>
+        <w:t>Sr. QA Automation Engineer</w:t>
+      </w:r>
+    </w:p>
+    <w:p>
+      <w:pPr>
+        <w:pStyle w:val="NoSpacing"/>
+        <w:numPr>
+          <w:ilvl w:val="0"/>
+          <w:numId w:val="3"/>
+        </w:numPr>
+        <w:rPr>
+          <w:rFonts w:ascii="Calibri" w:hAnsi="Calibri" w:cs="Calibri"/>
+          <w:sz w:val="22"/>
+          <w:szCs w:val="22"/>
+        </w:rPr>
+      </w:pPr>
+      <w:r>
+        <w:rPr>
+          <w:rFonts w:ascii="Calibri" w:hAnsi="Calibri" w:cs="Calibri"/>
+          <w:sz w:val="22"/>
+          <w:szCs w:val="22"/>
+        </w:rPr>
+        <w:t>Designed, developed, and maintained scalable UI and API automation frameworks using Playwright, Cypress, JavaScript, and TypeScript, improving regression coverage and reducing manual testing efforts across enterprise applications.</w:t>
+      </w:r>
+    </w:p>
+    <w:p>
+      <w:pPr>
+        <w:pStyle w:val="NoSpacing"/>
+        <w:numPr>
+          <w:ilvl w:val="0"/>
+          <w:numId w:val="3"/>
+        </w:numPr>
+        <w:rPr>
+          <w:rFonts w:ascii="Calibri" w:hAnsi="Calibri" w:cs="Calibri"/>
+          <w:sz w:val="22"/>
+          <w:szCs w:val="22"/>
+        </w:rPr>
+      </w:pPr>
+      <w:r>
+        <w:rPr>
+          <w:rFonts w:ascii="Calibri" w:hAnsi="Calibri" w:cs="Calibri"/>
+          <w:sz w:val="22"/>
+          <w:szCs w:val="22"/>
+        </w:rPr>
+        <w:t>Implemented automated testing strategies and reporting solutions, enabling continuous quality validation throughout the SDLC and accelerating release cycles through CI/CD integration.</w:t>
+      </w:r>
+    </w:p>
+    <w:p>
+      <w:pPr>
+        <w:pStyle w:val="NoSpacing"/>
+        <w:numPr>
+          <w:ilvl w:val="0"/>
+          <w:numId w:val="3"/>
+        </w:numPr>
+        <w:rPr>
+          <w:rFonts w:ascii="Calibri" w:hAnsi="Calibri" w:cs="Calibri"/>
+          <w:sz w:val="22"/>
+          <w:szCs w:val="22"/>
+        </w:rPr>
+      </w:pPr>
+      <w:r>
+        <w:rPr>
+          <w:rFonts w:ascii="Calibri" w:hAnsi="Calibri" w:cs="Calibri"/>
+          <w:sz w:val="22"/>
+          <w:szCs w:val="22"/>
+          <w:lang w:val="en"/>
+        </w:rPr>
+        <w:t>Utilized observability and monitoring platforms including ELK Stack, Prometheus, Grafana, Datadog, Splunk, and Jaeger for log analysis, performance monitoring, distributed tracing, and root cause analysis of application and API failures.</w:t>
+      </w:r>
+    </w:p>
+    <w:p>
+      <w:pPr>
+        <w:pStyle w:val="NoSpacing"/>
+        <w:numPr>
+          <w:ilvl w:val="0"/>
+          <w:numId w:val="3"/>
+        </w:numPr>
+        <w:rPr>
+          <w:rFonts w:ascii="Calibri" w:hAnsi="Calibri" w:cs="Calibri"/>
+          <w:sz w:val="22"/>
+          <w:szCs w:val="22"/>
+        </w:rPr>
+      </w:pPr>
+      <w:r>
+        <w:rPr>
+          <w:rFonts w:ascii="Calibri" w:hAnsi="Calibri" w:cs="Calibri"/>
+          <w:sz w:val="22"/>
+          <w:szCs w:val="22"/>
+        </w:rPr>
+        <w:t>Validated cloud-native applications and business rule execution across AWS services including Lambda, API Gateway, S3, CloudWatch, and containerized Kubernetes environments, ensuring system reliability and compliance.</w:t>
+      </w:r>
+    </w:p>
+    <w:p>
+      <w:pPr>
+        <w:pStyle w:val="NoSpacing"/>
+        <w:numPr>
+          <w:ilvl w:val="0"/>
+          <w:numId w:val="3"/>
+        </w:numPr>
+        <w:rPr>
+          <w:rFonts w:ascii="Calibri" w:hAnsi="Calibri" w:cs="Calibri"/>
+          <w:sz w:val="22"/>
+          <w:szCs w:val="22"/>
+        </w:rPr>
+      </w:pPr>
+      <w:r>
+        <w:rPr>
+          <w:rFonts w:ascii="Calibri" w:hAnsi="Calibri" w:cs="Calibri"/>
+          <w:sz w:val="22"/>
+          <w:szCs w:val="22"/>
+        </w:rPr>
+        <w:t>Developed and executed end-to-end automated test suites for web applications, APIs, and microservices, leveraging Playwright, Cypress, REST Assured, SQL, and modern testing best practices.</w:t>
+      </w:r>
+    </w:p>
+    <w:p>
+      <w:pPr>
+        <w:pStyle w:val="NoSpacing"/>
+        <w:numPr>
+          <w:ilvl w:val="0"/>
+          <w:numId w:val="3"/>
+        </w:numPr>
+        <w:rPr>
+          <w:rFonts w:ascii="Calibri" w:hAnsi="Calibri" w:cs="Calibri"/>
+          <w:sz w:val="22"/>
+          <w:szCs w:val="22"/>
+        </w:rPr>
+      </w:pPr>
+      <w:r>
+        <w:rPr>
+          <w:rFonts w:ascii="Calibri" w:hAnsi="Calibri" w:cs="Calibri"/>
+          <w:sz w:val="22"/>
+          <w:szCs w:val="22"/>
+        </w:rPr>
+        <w:t>Integrated automation suites into Jenkins, GitHub Actions, and Azure DevOps pipelines, supporting continuous testing, deployment validation, and automated quality gates for production releases.</w:t>
+      </w:r>
+    </w:p>
+    <w:p>
+      <w:pPr>
+        <w:pStyle w:val="NoSpacing"/>
+        <w:numPr>
+          <w:ilvl w:val="0"/>
+          <w:numId w:val="3"/>
+        </w:numPr>
+        <w:rPr>
+          <w:rFonts w:ascii="Calibri" w:hAnsi="Calibri" w:cs="Calibri"/>
+          <w:sz w:val="22"/>
+          <w:szCs w:val="22"/>
+        </w:rPr>
+      </w:pPr>
+      <w:r>
+        <w:rPr>
+          <w:rFonts w:ascii="Calibri" w:hAnsi="Calibri" w:cs="Calibri"/>
+          <w:sz w:val="22"/>
+          <w:szCs w:val="22"/>
+        </w:rPr>
+        <w:t>Utilized observability platforms including Datadog, Splunk, ELK Stack, Prometheus, Grafana, and Jaeger to monitor logs, metrics, traces, and application performance, enabling proactive issue detection and faster root cause analysis.</w:t>
+      </w:r>
+    </w:p>
+    <w:p>
+      <w:pPr>
+        <w:pStyle w:val="NoSpacing"/>
+        <w:numPr>
+          <w:ilvl w:val="0"/>
+          <w:numId w:val="3"/>
+        </w:numPr>
+        <w:rPr>
+          <w:rFonts w:ascii="Calibri" w:hAnsi="Calibri" w:cs="Calibri"/>
+          <w:sz w:val="22"/>
+          <w:szCs w:val="22"/>
+        </w:rPr>
+      </w:pPr>
+      <w:r>
+        <w:rPr>
+          <w:rFonts w:ascii="Calibri" w:hAnsi="Calibri" w:cs="Calibri"/>
+          <w:sz w:val="22"/>
+          <w:szCs w:val="22"/>
+        </w:rPr>
+        <w:t>Created complex SQL queries and backend validation scripts to verify data integrity, troubleshoot production issues, and validate business workflows across distributed systems.</w:t>
+      </w:r>
+    </w:p>
+    <w:p>
+      <w:pPr>
+        <w:pStyle w:val="ListParagraph"/>
+        <w:numPr>
+          <w:ilvl w:val="0"/>
+          <w:numId w:val="3"/>
+        </w:numPr>
+        <w:spacing w:after="0" w:line="240" w:lineRule="auto"/>
+        <w:rPr>
+          <w:rFonts w:ascii="Calibri" w:eastAsia="Helvetica Neue" w:hAnsi="Calibri" w:cs="Calibri"/>
+          <w:sz w:val="22"/>
+          <w:szCs w:val="22"/>
+        </w:rPr>
+      </w:pPr>
+      <w:r>
+        <w:rPr>
+          <w:rFonts w:ascii="Calibri" w:eastAsia="Helvetica Neue" w:hAnsi="Calibri" w:cs="Calibri"/>
+          <w:sz w:val="22"/>
+          <w:szCs w:val="22"/>
+        </w:rPr>
+        <w:t>Expertise in writing complex SQL queries in Azure snowflake to test pre and post ingestion activities.</w:t>
+      </w:r>
+    </w:p>
+    <w:p>
+      <w:pPr>
+        <w:pStyle w:val="NoSpacing"/>
+        <w:numPr>
+          <w:ilvl w:val="0"/>
+          <w:numId w:val="3"/>
+        </w:numPr>
+        <w:rPr>
+          <w:rFonts w:ascii="Calibri" w:hAnsi="Calibri" w:cs="Calibri"/>
+          <w:sz w:val="22"/>
+          <w:szCs w:val="22"/>
+        </w:rPr>
+      </w:pPr>
+      <w:r>
+        <w:rPr>
+          <w:rFonts w:ascii="Calibri" w:hAnsi="Calibri" w:cs="Calibri"/>
+          <w:sz w:val="22"/>
+          <w:szCs w:val="22"/>
+        </w:rPr>
+        <w:t>Collaborated with Product Owners, Developers, DevOps Engineers, and Business Analysts in Agile Scrum teams to define test strategies, manage defects, and ensure successful delivery of high-quality software.</w:t>
+      </w:r>
+    </w:p>
+    <w:p>
+      <w:pPr>
+        <w:pStyle w:val="NoSpacing"/>
+        <w:numPr>
+          <w:ilvl w:val="0"/>
+          <w:numId w:val="3"/>
+        </w:numPr>
+        <w:rPr>
+          <w:rFonts w:ascii="Calibri" w:hAnsi="Calibri" w:cs="Calibri"/>
+          <w:sz w:val="22"/>
+          <w:szCs w:val="22"/>
+        </w:rPr>
+      </w:pPr>
+      <w:r>
+        <w:rPr>
+          <w:rFonts w:ascii="Calibri" w:hAnsi="Calibri" w:cs="Calibri"/>
+          <w:sz w:val="22"/>
+          <w:szCs w:val="22"/>
+        </w:rPr>
+        <w:t>Managed test execution, defect tracking, and reporting using JIRA, X-Ray, and Confluence, maintaining full traceability between requirements, test cases, and release deliverables.</w:t>
+      </w:r>
+    </w:p>
+    <w:p>
+      <w:pPr>
+        <w:pStyle w:val="NoSpacing"/>
+        <w:numPr>
+          <w:ilvl w:val="0"/>
+          <w:numId w:val="3"/>
+        </w:numPr>
+        <w:rPr>
+          <w:rFonts w:ascii="Calibri" w:hAnsi="Calibri" w:cs="Calibri"/>
+          <w:sz w:val="22"/>
+          <w:szCs w:val="22"/>
+        </w:rPr>
+      </w:pPr>
+      <w:r>
+        <w:rPr>
+          <w:rFonts w:ascii="Calibri" w:hAnsi="Calibri" w:cs="Calibri"/>
+          <w:sz w:val="22"/>
+          <w:szCs w:val="22"/>
+        </w:rPr>
+        <w:t>Mentored QA engineers on automation framework design, coding standards, cloud testing, CI/CD practices, observability tools, and quality engineering best practices.</w:t>
+      </w:r>
+    </w:p>
+    <w:p>
+      <w:pPr>
+        <w:pStyle w:val="ListParagraph"/>
+        <w:numPr>
+          <w:ilvl w:val="0"/>
+          <w:numId w:val="3"/>
+        </w:numPr>
+        <w:spacing w:after="0" w:line="240" w:lineRule="auto"/>
+        <w:rPr>
+          <w:rFonts w:ascii="Calibri" w:eastAsia="Helvetica Neue" w:hAnsi="Calibri" w:cs="Calibri"/>
+          <w:sz w:val="22"/>
+          <w:szCs w:val="22"/>
+        </w:rPr>
+      </w:pPr>
+      <w:r>
+        <w:rPr>
+          <w:rFonts w:ascii="Calibri" w:eastAsia="Helvetica Neue" w:hAnsi="Calibri" w:cs="Calibri"/>
+          <w:sz w:val="22"/>
+          <w:szCs w:val="22"/>
+        </w:rPr>
+        <w:t>Create detailed checklists (testing plans) in Azure DevOps for each user story</w:t>
+      </w:r>
+      <w:r>
+        <w:rPr>
+          <w:rFonts w:ascii="Calibri" w:eastAsia="Helvetica Neue" w:hAnsi="Calibri" w:cs="Calibri"/>
+          <w:sz w:val="22"/>
+          <w:szCs w:val="22"/>
+        </w:rPr>
+        <w:t>.</w:t>
+      </w:r>
+    </w:p>
+    <w:p>
+      <w:pPr>
+        <w:pStyle w:val="MediumGrid21"/>
+        <w:numPr>
+          <w:ilvl w:val="0"/>
+          <w:numId w:val="3"/>
+        </w:numPr>
+        <w:rPr>
+          <w:rFonts w:ascii="Helvetica" w:hAnsi="Helvetica"/>
+          <w:sz w:val="20"/>
+          <w:szCs w:val="20"/>
+          <w:lang w:eastAsia="en-US"/>
+        </w:rPr>
+      </w:pPr>
+      <w:r>
+        <w:rPr>
+          <w:rFonts w:ascii="Helvetica" w:hAnsi="Helvetica"/>
+          <w:sz w:val="20"/>
+          <w:szCs w:val="20"/>
+          <w:lang w:eastAsia="en-US"/>
+        </w:rPr>
+        <w:t>Experienced with POM (Page Object Model) and Singleton Design pattern.</w:t>
+      </w:r>
+    </w:p>
+    <w:p>
+      <w:pPr>
+        <w:pStyle w:val="NoSpacing"/>
+        <w:numPr>
+          <w:ilvl w:val="0"/>
+          <w:numId w:val="3"/>
+        </w:numPr>
+        <w:rPr>
+          <w:rFonts w:ascii="Calibri" w:hAnsi="Calibri" w:cs="Calibri"/>
+          <w:sz w:val="22"/>
+          <w:szCs w:val="22"/>
+        </w:rPr>
+      </w:pPr>
+      <w:r>
+        <w:rPr>
+          <w:rFonts w:ascii="Calibri" w:hAnsi="Calibri" w:cs="Calibri"/>
+          <w:sz w:val="22"/>
+          <w:szCs w:val="22"/>
+        </w:rPr>
+        <w:t>Brought in AI-powered self-healing automation so that routine UI changes stopped breaking overnight test runs and engineers could focus on real problems instead of flaky failures.</w:t>
+      </w:r>
+    </w:p>
+    <w:p>
+      <w:pPr>
+        <w:pStyle w:val="NoSpacing"/>
+        <w:numPr>
+          <w:ilvl w:val="0"/>
+          <w:numId w:val="3"/>
+        </w:numPr>
+        <w:rPr>
+          <w:rFonts w:ascii="Calibri" w:hAnsi="Calibri" w:cs="Calibri"/>
+          <w:sz w:val="22"/>
+          <w:szCs w:val="22"/>
+        </w:rPr>
+      </w:pPr>
+      <w:r>
+        <w:rPr>
+          <w:rFonts w:ascii="Calibri" w:hAnsi="Calibri" w:cs="Calibri"/>
+          <w:sz w:val="22"/>
+          <w:szCs w:val="22"/>
+        </w:rPr>
+        <w:t>Used generative AI to produce test data, API stubs, and mock payloads, cutting down the time spent manually setting up environments before each run.</w:t>
+      </w:r>
+    </w:p>
+    <w:p>
+      <w:pPr>
+        <w:pStyle w:val="NoSpacing"/>
+        <w:numPr>
+          <w:ilvl w:val="0"/>
+          <w:numId w:val="3"/>
+        </w:numPr>
+        <w:rPr>
+          <w:rFonts w:ascii="Calibri" w:hAnsi="Calibri" w:cs="Calibri"/>
+          <w:sz w:val="22"/>
+          <w:szCs w:val="22"/>
+        </w:rPr>
+      </w:pPr>
+      <w:r>
+        <w:rPr>
+          <w:rFonts w:ascii="Calibri" w:hAnsi="Calibri" w:cs="Calibri"/>
+          <w:sz w:val="22"/>
+          <w:szCs w:val="22"/>
+        </w:rPr>
+        <w:t>Integrated test suites into the CI/CD pipeline using AWS Code Commit, ensuring continuous testing and timely feedback.</w:t>
+      </w:r>
+    </w:p>
+    <w:p>
+      <w:pPr>
+        <w:pStyle w:val="NoSpacing"/>
+        <w:numPr>
+          <w:ilvl w:val="0"/>
+          <w:numId w:val="3"/>
+        </w:numPr>
+        <w:rPr>
+          <w:rFonts w:ascii="Calibri" w:hAnsi="Calibri" w:cs="Calibri"/>
+          <w:sz w:val="22"/>
+          <w:szCs w:val="22"/>
+        </w:rPr>
+      </w:pPr>
+      <w:r>
+        <w:rPr>
+          <w:rFonts w:ascii="Calibri" w:hAnsi="Calibri" w:cs="Calibri"/>
+          <w:sz w:val="22"/>
+          <w:szCs w:val="22"/>
+        </w:rPr>
+        <w:t>Designed and executed test strategies in a Linux environment, improving defect detection rates by 35%.</w:t>
+      </w:r>
+    </w:p>
+    <w:p>
+      <w:pPr>
+        <w:pStyle w:val="NoSpacing"/>
+        <w:numPr>
+          <w:ilvl w:val="0"/>
+          <w:numId w:val="3"/>
+        </w:numPr>
+        <w:rPr>
+          <w:rFonts w:ascii="Calibri" w:hAnsi="Calibri" w:cs="Calibri"/>
+          <w:sz w:val="22"/>
+          <w:szCs w:val="22"/>
+        </w:rPr>
+      </w:pPr>
+      <w:r>
+        <w:rPr>
+          <w:rFonts w:ascii="Calibri" w:hAnsi="Calibri" w:cs="Calibri"/>
+          <w:sz w:val="22"/>
+          <w:szCs w:val="22"/>
+          <w:lang w:val="en"/>
+        </w:rPr>
+        <w:t>Applied Object-Oriented Analysis and Design (OOAD) principles to build scalable and maintainable automation frameworks using Java, Playwright, Selenium, and Rest Assured, leveraging encapsulation, inheritance, abstraction, and polymorphism to improve code reusability and framework extensibility.</w:t>
+      </w:r>
+    </w:p>
+    <w:p>
+      <w:pPr>
+        <w:pStyle w:val="NoSpacing"/>
+        <w:numPr>
+          <w:ilvl w:val="0"/>
+          <w:numId w:val="3"/>
+        </w:numPr>
+        <w:rPr>
+          <w:rFonts w:ascii="Calibri" w:hAnsi="Calibri" w:cs="Calibri"/>
+        </w:rPr>
+      </w:pPr>
+      <w:r>
+        <w:rPr>
+          <w:rFonts w:ascii="Calibri" w:hAnsi="Calibri" w:cs="Calibri"/>
+          <w:sz w:val="22"/>
+          <w:szCs w:val="22"/>
+        </w:rPr>
         <w:lastRenderedPageBreak/>
-        <w:t>Sr. QA Automation Engineer</w:t>
+        <w:t>Utilized Linux terminal operations for test scripting, log analysis, and system monitoring, ensuring comprehensive coverage and in-depth analysis.</w:t>
       </w:r>
     </w:p>
     <w:p>
@@ -1793,35 +1992,15 @@
         </w:numPr>
         <w:rPr>
           <w:rFonts w:ascii="Calibri" w:hAnsi="Calibri" w:cs="Calibri"/>
-          <w:sz w:val="22"/>
-          <w:szCs w:val="22"/>
-        </w:rPr>
-      </w:pPr>
-      <w:r>
-        <w:rPr>
-          <w:rFonts w:ascii="Calibri" w:hAnsi="Calibri" w:cs="Calibri"/>
-          <w:sz w:val="22"/>
-          <w:szCs w:val="22"/>
-        </w:rPr>
-        <w:t xml:space="preserve">Built and maintained </w:t>
-      </w:r>
-      <w:r>
-        <w:rPr>
-          <w:rFonts w:ascii="Calibri" w:hAnsi="Calibri" w:cs="Calibri"/>
-          <w:b/>
-          <w:bCs/>
-          <w:sz w:val="22"/>
-          <w:szCs w:val="22"/>
-        </w:rPr>
-        <w:t>Page Object Model</w:t>
-      </w:r>
-      <w:r>
-        <w:rPr>
-          <w:rFonts w:ascii="Calibri" w:hAnsi="Calibri" w:cs="Calibri"/>
-          <w:sz w:val="22"/>
-          <w:szCs w:val="22"/>
-        </w:rPr>
-        <w:t xml:space="preserve"> test classes in Java to keep the automation code clean and easy to update so when the UI changed, engineers only needed to update one place instead of hunting through dozens of scripts. </w:t>
+        </w:rPr>
+      </w:pPr>
+      <w:r>
+        <w:rPr>
+          <w:rFonts w:ascii="Calibri" w:hAnsi="Calibri" w:cs="Calibri"/>
+          <w:sz w:val="22"/>
+          <w:szCs w:val="22"/>
+        </w:rPr>
+        <w:t>Collaborated with the DevOps team to integrate Linux-based test automation into CI/CD pipelines.</w:t>
       </w:r>
     </w:p>
     <w:p>
@@ -1833,159 +2012,80 @@
         </w:numPr>
         <w:rPr>
           <w:rFonts w:ascii="Calibri" w:hAnsi="Calibri" w:cs="Calibri"/>
-          <w:sz w:val="22"/>
-          <w:szCs w:val="22"/>
-        </w:rPr>
-      </w:pPr>
-      <w:r>
-        <w:rPr>
-          <w:rFonts w:ascii="Calibri" w:hAnsi="Calibri" w:cs="Calibri"/>
-          <w:sz w:val="22"/>
-          <w:szCs w:val="22"/>
-        </w:rPr>
-        <w:t xml:space="preserve">Used </w:t>
-      </w:r>
-      <w:r>
-        <w:rPr>
-          <w:rFonts w:ascii="Calibri" w:hAnsi="Calibri" w:cs="Calibri"/>
-          <w:b/>
-          <w:bCs/>
-          <w:sz w:val="22"/>
-          <w:szCs w:val="22"/>
-        </w:rPr>
-        <w:t>Java with Rest Assured</w:t>
-      </w:r>
-      <w:r>
-        <w:rPr>
-          <w:rFonts w:ascii="Calibri" w:hAnsi="Calibri" w:cs="Calibri"/>
-          <w:sz w:val="22"/>
-          <w:szCs w:val="22"/>
-        </w:rPr>
-        <w:t xml:space="preserve"> to write API test scripts that validated Toyota's backend microservices checking request and response payloads, status codes, and data accuracy between services without going through the front end. </w:t>
-      </w:r>
-    </w:p>
-    <w:p>
-      <w:pPr>
-        <w:pStyle w:val="NoSpacing"/>
+        </w:rPr>
+      </w:pPr>
+      <w:r>
+        <w:rPr>
+          <w:rFonts w:ascii="Calibri" w:hAnsi="Calibri" w:cs="Calibri"/>
+          <w:sz w:val="22"/>
+          <w:szCs w:val="22"/>
+        </w:rPr>
+        <w:t>Experience in using Firebug to debug and analyze HTML, CSS, and JavaScript code.</w:t>
+      </w:r>
+    </w:p>
+    <w:p>
+      <w:pPr>
+        <w:pStyle w:val="MediumGrid21"/>
         <w:numPr>
           <w:ilvl w:val="0"/>
           <w:numId w:val="3"/>
         </w:numPr>
         <w:rPr>
-          <w:rFonts w:ascii="Calibri" w:hAnsi="Calibri" w:cs="Calibri"/>
-          <w:sz w:val="22"/>
-          <w:szCs w:val="22"/>
-        </w:rPr>
-      </w:pPr>
-      <w:r>
-        <w:rPr>
-          <w:rFonts w:ascii="Calibri" w:hAnsi="Calibri" w:cs="Calibri"/>
-          <w:sz w:val="22"/>
-          <w:szCs w:val="22"/>
-        </w:rPr>
-        <w:t xml:space="preserve">Built a modern automation framework using </w:t>
-      </w:r>
-      <w:r>
-        <w:rPr>
-          <w:rFonts w:ascii="Calibri" w:hAnsi="Calibri" w:cs="Calibri"/>
-          <w:b/>
-          <w:bCs/>
-          <w:sz w:val="22"/>
-          <w:szCs w:val="22"/>
-        </w:rPr>
-        <w:t xml:space="preserve">NodeJS, JavaScript, Mocha, </w:t>
-      </w:r>
-      <w:r>
-        <w:rPr>
-          <w:rFonts w:ascii="Calibri" w:hAnsi="Calibri" w:cs="Calibri"/>
-          <w:sz w:val="22"/>
-          <w:szCs w:val="22"/>
-        </w:rPr>
-        <w:t>and</w:t>
-      </w:r>
-      <w:r>
-        <w:rPr>
-          <w:rFonts w:ascii="Calibri" w:hAnsi="Calibri" w:cs="Calibri"/>
-          <w:b/>
-          <w:bCs/>
-          <w:sz w:val="22"/>
-          <w:szCs w:val="22"/>
-        </w:rPr>
-        <w:t xml:space="preserve"> Playwright</w:t>
-      </w:r>
-      <w:r>
-        <w:rPr>
-          <w:rFonts w:ascii="Calibri" w:hAnsi="Calibri" w:cs="Calibri"/>
-          <w:sz w:val="22"/>
-          <w:szCs w:val="22"/>
-        </w:rPr>
-        <w:t xml:space="preserve"> to support Toyota's dealer application modernization slack-integrated reporting meant the whole team saw test results in real time without chasing dashboards.</w:t>
-      </w:r>
-    </w:p>
-    <w:p>
-      <w:pPr>
-        <w:pStyle w:val="NoSpacing"/>
+          <w:rFonts w:ascii="Calibri" w:eastAsia="Helvetica" w:hAnsi="Calibri" w:cs="Calibri"/>
+          <w:sz w:val="22"/>
+          <w:szCs w:val="22"/>
+        </w:rPr>
+      </w:pPr>
+      <w:r>
+        <w:rPr>
+          <w:rFonts w:ascii="Calibri" w:eastAsia="Helvetica" w:hAnsi="Calibri" w:cs="Calibri"/>
+          <w:sz w:val="22"/>
+          <w:szCs w:val="22"/>
+        </w:rPr>
+        <w:t>Assisted in the migration of test repositories from GitHub to AWS Code Commit, ensuring a seamless transition with zero data loss.</w:t>
+      </w:r>
+    </w:p>
+    <w:p>
+      <w:pPr>
+        <w:pStyle w:val="ListParagraph"/>
         <w:numPr>
           <w:ilvl w:val="0"/>
           <w:numId w:val="3"/>
         </w:numPr>
-        <w:rPr>
-          <w:rFonts w:ascii="Calibri" w:hAnsi="Calibri" w:cs="Calibri"/>
-          <w:sz w:val="22"/>
-          <w:szCs w:val="22"/>
-        </w:rPr>
-      </w:pPr>
-      <w:r>
-        <w:rPr>
-          <w:rFonts w:ascii="Calibri" w:hAnsi="Calibri" w:cs="Calibri"/>
-          <w:sz w:val="22"/>
-          <w:szCs w:val="22"/>
-        </w:rPr>
-        <w:t xml:space="preserve">Implemented </w:t>
-      </w:r>
-      <w:r>
-        <w:rPr>
-          <w:rFonts w:ascii="Calibri" w:hAnsi="Calibri" w:cs="Calibri"/>
-          <w:b/>
-          <w:bCs/>
-          <w:sz w:val="22"/>
-          <w:szCs w:val="22"/>
-        </w:rPr>
-        <w:t xml:space="preserve">JSON schema validation </w:t>
-      </w:r>
-      <w:r>
-        <w:rPr>
-          <w:rFonts w:ascii="Calibri" w:hAnsi="Calibri" w:cs="Calibri"/>
-          <w:sz w:val="22"/>
-          <w:szCs w:val="22"/>
-        </w:rPr>
-        <w:t>on</w:t>
-      </w:r>
-      <w:r>
-        <w:rPr>
-          <w:rFonts w:ascii="Calibri" w:hAnsi="Calibri" w:cs="Calibri"/>
-          <w:b/>
-          <w:bCs/>
-          <w:sz w:val="22"/>
-          <w:szCs w:val="22"/>
-        </w:rPr>
-        <w:t xml:space="preserve"> API responses</w:t>
-      </w:r>
-      <w:r>
-        <w:rPr>
-          <w:rFonts w:ascii="Calibri" w:hAnsi="Calibri" w:cs="Calibri"/>
-          <w:sz w:val="22"/>
-          <w:szCs w:val="22"/>
-        </w:rPr>
-        <w:t xml:space="preserve"> within automated test suites automatically detecting breaking contract changes and data type mismatches before they propagated to downstream services or production</w:t>
-      </w:r>
-      <w:r>
-        <w:rPr>
-          <w:rFonts w:ascii="Calibri" w:hAnsi="Calibri" w:cs="Calibri"/>
-          <w:sz w:val="22"/>
-          <w:szCs w:val="22"/>
-        </w:rPr>
-        <w:t>.</w:t>
+        <w:spacing w:after="0" w:line="240" w:lineRule="auto"/>
+        <w:rPr>
+          <w:rFonts w:ascii="Calibri" w:eastAsia="Helvetica" w:hAnsi="Calibri" w:cs="Calibri"/>
+          <w:sz w:val="22"/>
+          <w:szCs w:val="22"/>
+        </w:rPr>
+      </w:pPr>
+      <w:r>
+        <w:rPr>
+          <w:rFonts w:ascii="Calibri" w:eastAsia="Helvetica" w:hAnsi="Calibri" w:cs="Calibri"/>
+          <w:sz w:val="22"/>
+          <w:szCs w:val="22"/>
+        </w:rPr>
+        <w:t>Managed source code and test cases using AWS Code Commit, enhancing collaboration and version control across globally distributed teams.</w:t>
+      </w:r>
+    </w:p>
+    <w:p>
+      <w:pPr>
+        <w:pStyle w:val="NoSpacing"/>
+        <w:numPr>
+          <w:ilvl w:val="0"/>
+          <w:numId w:val="3"/>
+        </w:numPr>
+        <w:rPr>
+          <w:rFonts w:ascii="Calibri" w:hAnsi="Calibri" w:cs="Calibri"/>
+        </w:rPr>
+      </w:pPr>
+      <w:r>
+        <w:rPr>
+          <w:rFonts w:ascii="Calibri" w:hAnsi="Calibri" w:cs="Calibri"/>
+          <w:sz w:val="22"/>
+          <w:szCs w:val="22"/>
+        </w:rPr>
+        <w:t>Followed Agile-Scrum process which involves Ideation, Development, Testing, Deployment,</w:t>
       </w:r>
       <w:r>
         <w:rPr>
@@ -1995,233 +2095,296 @@
         </w:rPr>
         <w:t xml:space="preserve"> </w:t>
       </w:r>
-    </w:p>
-    <w:p>
-      <w:pPr>
-        <w:pStyle w:val="NoSpacing"/>
-        <w:numPr>
-          <w:ilvl w:val="0"/>
-          <w:numId w:val="3"/>
-        </w:numPr>
-        <w:rPr>
-          <w:rFonts w:ascii="Calibri" w:hAnsi="Calibri" w:cs="Calibri"/>
-          <w:sz w:val="22"/>
-          <w:szCs w:val="22"/>
-        </w:rPr>
-      </w:pPr>
-      <w:r>
-        <w:rPr>
-          <w:rFonts w:ascii="Calibri" w:hAnsi="Calibri" w:cs="Calibri"/>
-          <w:sz w:val="22"/>
-          <w:szCs w:val="22"/>
-        </w:rPr>
-        <w:t xml:space="preserve">Involved in </w:t>
-      </w:r>
-      <w:r>
-        <w:rPr>
-          <w:rFonts w:ascii="Calibri" w:hAnsi="Calibri" w:cs="Calibri"/>
-          <w:b/>
-          <w:bCs/>
-          <w:sz w:val="22"/>
-          <w:szCs w:val="22"/>
-        </w:rPr>
-        <w:t>Black box, Manual</w:t>
-      </w:r>
-      <w:r>
-        <w:rPr>
-          <w:rFonts w:ascii="Calibri" w:hAnsi="Calibri" w:cs="Calibri"/>
-          <w:sz w:val="22"/>
-          <w:szCs w:val="22"/>
-        </w:rPr>
-        <w:t xml:space="preserve"> as well as </w:t>
-      </w:r>
-      <w:r>
-        <w:rPr>
-          <w:rFonts w:ascii="Calibri" w:hAnsi="Calibri" w:cs="Calibri"/>
-          <w:b/>
-          <w:bCs/>
-          <w:sz w:val="22"/>
-          <w:szCs w:val="22"/>
-        </w:rPr>
-        <w:t>Automated Testing</w:t>
-      </w:r>
-      <w:r>
-        <w:rPr>
-          <w:rFonts w:ascii="Calibri" w:hAnsi="Calibri" w:cs="Calibri"/>
-          <w:sz w:val="22"/>
-          <w:szCs w:val="22"/>
-        </w:rPr>
-        <w:t xml:space="preserve"> and prepared Test Suite for all Test Cases.</w:t>
-      </w:r>
-    </w:p>
-    <w:p>
-      <w:pPr>
-        <w:pStyle w:val="NoSpacing"/>
-        <w:numPr>
-          <w:ilvl w:val="0"/>
-          <w:numId w:val="3"/>
-        </w:numPr>
-        <w:rPr>
-          <w:rFonts w:ascii="Calibri" w:hAnsi="Calibri" w:cs="Calibri"/>
-          <w:sz w:val="22"/>
-          <w:szCs w:val="22"/>
-        </w:rPr>
-      </w:pPr>
-      <w:r>
-        <w:rPr>
-          <w:rFonts w:ascii="Calibri" w:hAnsi="Calibri" w:cs="Calibri"/>
-          <w:sz w:val="22"/>
-          <w:szCs w:val="22"/>
-        </w:rPr>
-        <w:t xml:space="preserve">Authored, edited, and maintained technical documentation for various software projects using </w:t>
-      </w:r>
-      <w:r>
-        <w:rPr>
-          <w:rFonts w:ascii="Calibri" w:hAnsi="Calibri" w:cs="Calibri"/>
-          <w:b/>
-          <w:bCs/>
-          <w:sz w:val="22"/>
-          <w:szCs w:val="22"/>
-        </w:rPr>
-        <w:t>Confluence</w:t>
-      </w:r>
-      <w:r>
-        <w:rPr>
-          <w:rFonts w:ascii="Calibri" w:hAnsi="Calibri" w:cs="Calibri"/>
-          <w:sz w:val="22"/>
-          <w:szCs w:val="22"/>
-        </w:rPr>
-        <w:t>.</w:t>
-      </w:r>
-    </w:p>
-    <w:p>
-      <w:pPr>
-        <w:pStyle w:val="NoSpacing"/>
-        <w:numPr>
-          <w:ilvl w:val="0"/>
-          <w:numId w:val="3"/>
-        </w:numPr>
-        <w:rPr>
-          <w:rFonts w:ascii="Calibri" w:hAnsi="Calibri" w:cs="Calibri"/>
-          <w:sz w:val="22"/>
-          <w:szCs w:val="22"/>
-        </w:rPr>
-      </w:pPr>
-      <w:r>
-        <w:rPr>
-          <w:rFonts w:ascii="Calibri" w:hAnsi="Calibri" w:cs="Calibri"/>
-          <w:sz w:val="22"/>
-          <w:szCs w:val="22"/>
-        </w:rPr>
-        <w:t xml:space="preserve">Integrated </w:t>
-      </w:r>
-      <w:r>
-        <w:rPr>
-          <w:rFonts w:ascii="Calibri" w:hAnsi="Calibri" w:cs="Calibri"/>
-          <w:b/>
-          <w:bCs/>
-          <w:sz w:val="22"/>
-          <w:szCs w:val="22"/>
-        </w:rPr>
-        <w:t>Confluence with Jira</w:t>
-      </w:r>
-      <w:r>
-        <w:rPr>
-          <w:rFonts w:ascii="Calibri" w:hAnsi="Calibri" w:cs="Calibri"/>
-          <w:sz w:val="22"/>
-          <w:szCs w:val="22"/>
-        </w:rPr>
-        <w:t xml:space="preserve"> to enhance tracking and documentation of </w:t>
-      </w:r>
-      <w:r>
-        <w:rPr>
-          <w:rFonts w:ascii="Calibri" w:hAnsi="Calibri" w:cs="Calibri"/>
-          <w:b/>
-          <w:bCs/>
-          <w:sz w:val="22"/>
-          <w:szCs w:val="22"/>
-        </w:rPr>
-        <w:t>software development lifecycles</w:t>
-      </w:r>
-      <w:r>
-        <w:rPr>
-          <w:rFonts w:ascii="Calibri" w:hAnsi="Calibri" w:cs="Calibri"/>
-          <w:sz w:val="22"/>
-          <w:szCs w:val="22"/>
-        </w:rPr>
-        <w:t xml:space="preserve"> and </w:t>
-      </w:r>
-      <w:r>
-        <w:rPr>
-          <w:rFonts w:ascii="Calibri" w:hAnsi="Calibri" w:cs="Calibri"/>
-          <w:sz w:val="22"/>
-          <w:szCs w:val="22"/>
-        </w:rPr>
-        <w:t>d</w:t>
-      </w:r>
-      <w:r>
-        <w:rPr>
-          <w:rFonts w:ascii="Calibri" w:hAnsi="Calibri" w:cs="Calibri"/>
-          <w:sz w:val="22"/>
-          <w:szCs w:val="22"/>
-        </w:rPr>
-        <w:t xml:space="preserve">esigned and </w:t>
-      </w:r>
-      <w:r>
-        <w:rPr>
-          <w:rFonts w:ascii="Calibri" w:hAnsi="Calibri" w:cs="Calibri"/>
-          <w:sz w:val="22"/>
-          <w:szCs w:val="22"/>
-        </w:rPr>
-        <w:t>implement</w:t>
-      </w:r>
-      <w:r>
-        <w:rPr>
-          <w:rFonts w:ascii="Calibri" w:hAnsi="Calibri" w:cs="Calibri"/>
-          <w:sz w:val="22"/>
-          <w:szCs w:val="22"/>
-        </w:rPr>
-        <w:t xml:space="preserve"> innovative solutions, streamlining processes and delivering tangible business benefits.</w:t>
-      </w:r>
-    </w:p>
-    <w:p>
-      <w:pPr>
-        <w:pStyle w:val="NoSpacing"/>
-        <w:numPr>
-          <w:ilvl w:val="0"/>
-          <w:numId w:val="3"/>
-        </w:numPr>
-        <w:rPr>
-          <w:rFonts w:ascii="Calibri" w:hAnsi="Calibri" w:cs="Calibri"/>
-          <w:sz w:val="22"/>
-          <w:szCs w:val="22"/>
-        </w:rPr>
-      </w:pPr>
-      <w:r>
-        <w:rPr>
-          <w:rFonts w:ascii="Calibri" w:hAnsi="Calibri" w:cs="Calibri"/>
-          <w:sz w:val="22"/>
-          <w:szCs w:val="22"/>
-        </w:rPr>
-        <w:t xml:space="preserve">Wrote </w:t>
-      </w:r>
-      <w:r>
-        <w:rPr>
-          <w:rFonts w:ascii="Calibri" w:hAnsi="Calibri" w:cs="Calibri"/>
-          <w:b/>
-          <w:bCs/>
-          <w:sz w:val="22"/>
-          <w:szCs w:val="22"/>
-        </w:rPr>
-        <w:t>complex SQL queries</w:t>
-      </w:r>
-      <w:r>
-        <w:rPr>
-          <w:rFonts w:ascii="Calibri" w:hAnsi="Calibri" w:cs="Calibri"/>
-          <w:sz w:val="22"/>
-          <w:szCs w:val="22"/>
-        </w:rPr>
-        <w:t xml:space="preserve"> against Oracle, PostgreSQL, and MySQL databases to cross-validate API responses and verify data integrity catching silent data corruption issues where APIs returned </w:t>
+      <w:r>
+        <w:rPr>
+          <w:rFonts w:ascii="Calibri" w:hAnsi="Calibri" w:cs="Calibri"/>
+          <w:sz w:val="22"/>
+          <w:szCs w:val="22"/>
+        </w:rPr>
+        <w:t>Operations and Involved in Sprint Plans, Daily Scrum meeting, Grooming sessions, and Retrospective</w:t>
+      </w:r>
+    </w:p>
+    <w:p>
+      <w:pPr>
+        <w:pStyle w:val="NoSpacing"/>
+        <w:ind w:left="360"/>
+        <w:rPr>
+          <w:rFonts w:ascii="Calibri" w:hAnsi="Calibri" w:cs="Calibri"/>
+          <w:sz w:val="22"/>
+          <w:szCs w:val="22"/>
+        </w:rPr>
+      </w:pPr>
+    </w:p>
+    <w:p>
+      <w:pPr>
+        <w:pStyle w:val="NoSpacing"/>
+        <w:rPr>
+          <w:rFonts w:ascii="Calibri" w:hAnsi="Calibri" w:cs="Calibri"/>
+          <w:sz w:val="22"/>
+          <w:szCs w:val="22"/>
+          <w:lang w:val="pt-BR"/>
+        </w:rPr>
+      </w:pPr>
+      <w:r>
+        <w:rPr>
+          <w:rFonts w:ascii="Calibri" w:hAnsi="Calibri" w:cs="Calibri"/>
+          <w:b/>
+          <w:bCs/>
+          <w:sz w:val="22"/>
+          <w:szCs w:val="22"/>
+          <w:lang w:val="pt-BR"/>
+        </w:rPr>
+        <w:t xml:space="preserve">Equifax | </w:t>
+      </w:r>
+      <w:proofErr w:type="spellStart"/>
+      <w:r>
+        <w:rPr>
+          <w:rFonts w:ascii="Calibri" w:hAnsi="Calibri" w:cs="Calibri"/>
+          <w:b/>
+          <w:bCs/>
+          <w:sz w:val="22"/>
+          <w:szCs w:val="22"/>
+          <w:lang w:val="pt-BR"/>
+        </w:rPr>
+        <w:t>Trivandrum</w:t>
+      </w:r>
+      <w:proofErr w:type="spellEnd"/>
+      <w:r>
+        <w:rPr>
+          <w:rFonts w:ascii="Calibri" w:hAnsi="Calibri" w:cs="Calibri"/>
+          <w:b/>
+          <w:bCs/>
+          <w:sz w:val="22"/>
+          <w:szCs w:val="22"/>
+          <w:lang w:val="pt-BR"/>
+        </w:rPr>
+        <w:t xml:space="preserve">, </w:t>
+      </w:r>
+      <w:proofErr w:type="spellStart"/>
+      <w:r>
+        <w:rPr>
+          <w:rFonts w:ascii="Calibri" w:hAnsi="Calibri" w:cs="Calibri"/>
+          <w:b/>
+          <w:bCs/>
+          <w:sz w:val="22"/>
+          <w:szCs w:val="22"/>
+          <w:lang w:val="pt-BR"/>
+        </w:rPr>
+        <w:t>India</w:t>
+      </w:r>
+      <w:proofErr w:type="spellEnd"/>
+      <w:r>
+        <w:rPr>
+          <w:rFonts w:ascii="Calibri" w:hAnsi="Calibri" w:cs="Calibri"/>
+          <w:b/>
+          <w:bCs/>
+          <w:sz w:val="22"/>
+          <w:szCs w:val="22"/>
+          <w:lang w:val="pt-BR"/>
+        </w:rPr>
+        <w:tab/>
+      </w:r>
+      <w:r>
+        <w:rPr>
+          <w:rFonts w:ascii="Calibri" w:hAnsi="Calibri" w:cs="Calibri"/>
+          <w:b/>
+          <w:bCs/>
+          <w:sz w:val="22"/>
+          <w:szCs w:val="22"/>
+          <w:lang w:val="pt-BR"/>
+        </w:rPr>
+        <w:t xml:space="preserve">                                                                                                                      </w:t>
+      </w:r>
+      <w:r>
+        <w:rPr>
+          <w:rFonts w:ascii="Calibri" w:hAnsi="Calibri" w:cs="Calibri"/>
+          <w:b/>
+          <w:bCs/>
+          <w:sz w:val="22"/>
+          <w:szCs w:val="22"/>
+          <w:lang w:val="pt-BR"/>
+        </w:rPr>
+        <w:t xml:space="preserve"> </w:t>
+      </w:r>
+      <w:proofErr w:type="spellStart"/>
+      <w:r>
+        <w:rPr>
+          <w:rFonts w:ascii="Calibri" w:hAnsi="Calibri" w:cs="Calibri"/>
+          <w:b/>
+          <w:bCs/>
+          <w:sz w:val="22"/>
+          <w:szCs w:val="22"/>
+          <w:lang w:val="pt-BR"/>
+        </w:rPr>
+        <w:t>Nov</w:t>
+      </w:r>
+      <w:proofErr w:type="spellEnd"/>
+      <w:r>
+        <w:rPr>
+          <w:rFonts w:ascii="Calibri" w:hAnsi="Calibri" w:cs="Calibri"/>
+          <w:b/>
+          <w:bCs/>
+          <w:sz w:val="22"/>
+          <w:szCs w:val="22"/>
+          <w:lang w:val="pt-BR"/>
+        </w:rPr>
+        <w:t xml:space="preserve"> 2023 – </w:t>
+      </w:r>
+      <w:proofErr w:type="spellStart"/>
+      <w:r>
+        <w:rPr>
+          <w:rFonts w:ascii="Calibri" w:hAnsi="Calibri" w:cs="Calibri"/>
+          <w:b/>
+          <w:bCs/>
+          <w:sz w:val="22"/>
+          <w:szCs w:val="22"/>
+          <w:lang w:val="pt-BR"/>
+        </w:rPr>
+        <w:t>Apr</w:t>
+      </w:r>
+      <w:proofErr w:type="spellEnd"/>
+      <w:r>
+        <w:rPr>
+          <w:rFonts w:ascii="Calibri" w:hAnsi="Calibri" w:cs="Calibri"/>
+          <w:b/>
+          <w:bCs/>
+          <w:sz w:val="22"/>
+          <w:szCs w:val="22"/>
+          <w:lang w:val="pt-BR"/>
+        </w:rPr>
+        <w:t xml:space="preserve"> 2025</w:t>
+      </w:r>
+    </w:p>
+    <w:p>
+      <w:pPr>
+        <w:pStyle w:val="NoSpacing"/>
+        <w:rPr>
+          <w:rFonts w:ascii="Calibri" w:hAnsi="Calibri" w:cs="Calibri"/>
+          <w:b/>
+          <w:bCs/>
+          <w:sz w:val="22"/>
+          <w:szCs w:val="22"/>
+        </w:rPr>
+      </w:pPr>
+      <w:r>
+        <w:rPr>
+          <w:rFonts w:ascii="Calibri" w:hAnsi="Calibri" w:cs="Calibri"/>
+          <w:b/>
+          <w:bCs/>
+          <w:sz w:val="22"/>
+          <w:szCs w:val="22"/>
+        </w:rPr>
+        <w:t>QA Automation Engineer</w:t>
+      </w:r>
+    </w:p>
+    <w:p>
+      <w:pPr>
+        <w:pStyle w:val="NoSpacing"/>
+        <w:numPr>
+          <w:ilvl w:val="0"/>
+          <w:numId w:val="4"/>
+        </w:numPr>
+        <w:rPr>
+          <w:rFonts w:ascii="Calibri" w:hAnsi="Calibri" w:cs="Calibri"/>
+          <w:sz w:val="22"/>
+          <w:szCs w:val="22"/>
+        </w:rPr>
+      </w:pPr>
+      <w:r>
+        <w:rPr>
+          <w:rFonts w:ascii="Calibri" w:hAnsi="Calibri" w:cs="Calibri"/>
+          <w:sz w:val="22"/>
+          <w:szCs w:val="22"/>
+        </w:rPr>
+        <w:t>Designed the team's Java and Selenium automation framework from scratch giving engineers a coherent, maintainable foundation rather than a collection of independent scripts.</w:t>
+      </w:r>
+    </w:p>
+    <w:p>
+      <w:pPr>
+        <w:pStyle w:val="NoSpacing"/>
+        <w:numPr>
+          <w:ilvl w:val="0"/>
+          <w:numId w:val="4"/>
+        </w:numPr>
+        <w:rPr>
+          <w:rFonts w:ascii="Calibri" w:hAnsi="Calibri" w:cs="Calibri"/>
+          <w:sz w:val="22"/>
+          <w:szCs w:val="22"/>
+        </w:rPr>
+      </w:pPr>
+      <w:r>
+        <w:rPr>
+          <w:rFonts w:ascii="Calibri" w:hAnsi="Calibri" w:cs="Calibri"/>
+          <w:sz w:val="22"/>
+          <w:szCs w:val="22"/>
+        </w:rPr>
+        <w:t>Containerized test environments with Kubernetes and Docker on AWS and GCP, so the team could provision clean, consistent environments on demand without depending on shared infrastructure.</w:t>
+      </w:r>
+    </w:p>
+    <w:p>
+      <w:pPr>
+        <w:pStyle w:val="NoSpacing"/>
+        <w:numPr>
+          <w:ilvl w:val="0"/>
+          <w:numId w:val="4"/>
+        </w:numPr>
+        <w:rPr>
+          <w:rFonts w:ascii="Calibri" w:hAnsi="Calibri" w:cs="Calibri"/>
+          <w:sz w:val="22"/>
+          <w:szCs w:val="22"/>
+        </w:rPr>
+      </w:pPr>
+      <w:r>
+        <w:rPr>
+          <w:rFonts w:ascii="Calibri" w:hAnsi="Calibri" w:cs="Calibri"/>
+          <w:sz w:val="22"/>
+          <w:szCs w:val="22"/>
+        </w:rPr>
+        <w:t>Built Jenkins and GitLab CI/CD pipelines that triggered regression and smoke suites automatically on every commit, removing the guesswork around whether tests had run before a deployment.</w:t>
+      </w:r>
+    </w:p>
+    <w:p>
+      <w:pPr>
+        <w:pStyle w:val="NoSpacing"/>
+        <w:numPr>
+          <w:ilvl w:val="0"/>
+          <w:numId w:val="4"/>
+        </w:numPr>
+        <w:rPr>
+          <w:rFonts w:ascii="Calibri" w:hAnsi="Calibri" w:cs="Calibri"/>
+          <w:sz w:val="22"/>
+          <w:szCs w:val="22"/>
+        </w:rPr>
+      </w:pPr>
+      <w:r>
+        <w:rPr>
+          <w:rFonts w:ascii="Calibri" w:hAnsi="Calibri" w:cs="Calibri"/>
+          <w:sz w:val="22"/>
+          <w:szCs w:val="22"/>
+        </w:rPr>
+        <w:t>Ran performance tests with LoadRunner and pinpointed specific bottlenecks, giving developers concrete data to act on rather than vague slowness complaints.</w:t>
+      </w:r>
+    </w:p>
+    <w:p>
+      <w:pPr>
+        <w:pStyle w:val="NoSpacing"/>
+        <w:numPr>
+          <w:ilvl w:val="0"/>
+          <w:numId w:val="4"/>
+        </w:numPr>
+        <w:rPr>
+          <w:rFonts w:ascii="Calibri" w:hAnsi="Calibri" w:cs="Calibri"/>
+          <w:sz w:val="22"/>
+          <w:szCs w:val="22"/>
+        </w:rPr>
+      </w:pPr>
+      <w:r>
+        <w:rPr>
+          <w:rFonts w:ascii="Calibri" w:hAnsi="Calibri" w:cs="Calibri"/>
+          <w:sz w:val="22"/>
+          <w:szCs w:val="22"/>
+        </w:rPr>
+        <w:t xml:space="preserve">Hired, </w:t>
       </w:r>
       <w:proofErr w:type="gramStart"/>
       <w:r>
@@ -2230,7 +2393,7 @@
           <w:sz w:val="22"/>
           <w:szCs w:val="22"/>
         </w:rPr>
-        <w:t>success</w:t>
+        <w:t>onboarded</w:t>
       </w:r>
       <w:proofErr w:type="gramEnd"/>
       <w:r>
@@ -2239,898 +2402,388 @@
           <w:sz w:val="22"/>
           <w:szCs w:val="22"/>
         </w:rPr>
-        <w:t xml:space="preserve"> </w:t>
-      </w:r>
-      <w:r>
-        <w:rPr>
-          <w:rFonts w:ascii="Calibri" w:hAnsi="Calibri" w:cs="Calibri"/>
-          <w:sz w:val="22"/>
-          <w:szCs w:val="22"/>
-        </w:rPr>
-        <w:t>but database writes failed</w:t>
-      </w:r>
-      <w:r>
-        <w:rPr>
-          <w:rFonts w:ascii="Calibri" w:hAnsi="Calibri" w:cs="Calibri"/>
-          <w:sz w:val="22"/>
-          <w:szCs w:val="22"/>
-        </w:rPr>
-        <w:t>.</w:t>
-      </w:r>
-    </w:p>
-    <w:p>
-      <w:pPr>
-        <w:pStyle w:val="NoSpacing"/>
-        <w:numPr>
-          <w:ilvl w:val="0"/>
-          <w:numId w:val="3"/>
-        </w:numPr>
-        <w:rPr>
-          <w:rFonts w:ascii="Calibri" w:hAnsi="Calibri" w:cs="Calibri"/>
-          <w:sz w:val="22"/>
-          <w:szCs w:val="22"/>
-        </w:rPr>
-      </w:pPr>
-      <w:r>
-        <w:rPr>
-          <w:rFonts w:ascii="Calibri" w:hAnsi="Calibri" w:cs="Calibri"/>
-          <w:sz w:val="22"/>
-          <w:szCs w:val="22"/>
-        </w:rPr>
-        <w:t>Set the QA strategy and quality gates for a major legacy-to-cloud-native migration, giving engineers the confidence to ship without second-guessing what had been tested.</w:t>
-      </w:r>
-    </w:p>
-    <w:p>
-      <w:pPr>
-        <w:pStyle w:val="NoSpacing"/>
-        <w:numPr>
-          <w:ilvl w:val="0"/>
-          <w:numId w:val="3"/>
-        </w:numPr>
-        <w:rPr>
-          <w:rFonts w:ascii="Calibri" w:hAnsi="Calibri" w:cs="Calibri"/>
-          <w:sz w:val="22"/>
-          <w:szCs w:val="22"/>
-        </w:rPr>
-      </w:pPr>
-      <w:r>
-        <w:rPr>
-          <w:rFonts w:ascii="Calibri" w:hAnsi="Calibri" w:cs="Calibri"/>
-          <w:sz w:val="22"/>
-          <w:szCs w:val="22"/>
-          <w:lang w:val="en"/>
-        </w:rPr>
-        <w:t>Leveraged centralized logging and distributed tracing tools such as Elasticsearch, Loki, and Jaeger to analyze log</w:t>
-      </w:r>
-      <w:r>
-        <w:rPr>
-          <w:rFonts w:ascii="Calibri" w:hAnsi="Calibri" w:cs="Calibri"/>
-          <w:sz w:val="22"/>
-          <w:szCs w:val="22"/>
-          <w:lang w:val="en"/>
-        </w:rPr>
-        <w:t>.</w:t>
-      </w:r>
-    </w:p>
-    <w:p>
-      <w:pPr>
-        <w:pStyle w:val="NoSpacing"/>
-        <w:numPr>
-          <w:ilvl w:val="0"/>
-          <w:numId w:val="3"/>
-        </w:numPr>
-        <w:rPr>
-          <w:rFonts w:ascii="Calibri" w:hAnsi="Calibri" w:cs="Calibri"/>
-          <w:sz w:val="22"/>
-          <w:szCs w:val="22"/>
-        </w:rPr>
-      </w:pPr>
-      <w:r>
-        <w:rPr>
-          <w:rFonts w:ascii="Calibri" w:hAnsi="Calibri" w:cs="Calibri"/>
-          <w:sz w:val="22"/>
-          <w:szCs w:val="22"/>
-        </w:rPr>
-        <w:t xml:space="preserve">Brought </w:t>
-      </w:r>
-      <w:r>
-        <w:rPr>
-          <w:rFonts w:ascii="Calibri" w:hAnsi="Calibri" w:cs="Calibri"/>
-          <w:sz w:val="22"/>
-          <w:szCs w:val="22"/>
-        </w:rPr>
-        <w:t>in</w:t>
-      </w:r>
-      <w:r>
-        <w:rPr>
-          <w:rFonts w:ascii="Calibri" w:hAnsi="Calibri" w:cs="Calibri"/>
-          <w:b/>
-          <w:bCs/>
-          <w:sz w:val="22"/>
-          <w:szCs w:val="22"/>
-        </w:rPr>
-        <w:t xml:space="preserve"> AI-powered self-healing automation</w:t>
-      </w:r>
-      <w:r>
-        <w:rPr>
-          <w:rFonts w:ascii="Calibri" w:hAnsi="Calibri" w:cs="Calibri"/>
-          <w:sz w:val="22"/>
-          <w:szCs w:val="22"/>
-        </w:rPr>
-        <w:t xml:space="preserve"> so that routine UI changes stopped breaking overnight test runs and engineers could focus on real problems instead of flaky failures.</w:t>
-      </w:r>
-    </w:p>
-    <w:p>
-      <w:pPr>
-        <w:pStyle w:val="NoSpacing"/>
-        <w:numPr>
-          <w:ilvl w:val="0"/>
-          <w:numId w:val="3"/>
-        </w:numPr>
-        <w:rPr>
-          <w:rFonts w:ascii="Calibri" w:hAnsi="Calibri" w:cs="Calibri"/>
-          <w:sz w:val="22"/>
-          <w:szCs w:val="22"/>
-        </w:rPr>
-      </w:pPr>
-      <w:r>
-        <w:rPr>
-          <w:rFonts w:ascii="Calibri" w:hAnsi="Calibri" w:cs="Calibri"/>
-          <w:sz w:val="22"/>
-          <w:szCs w:val="22"/>
-        </w:rPr>
-        <w:t xml:space="preserve">Designed tests for </w:t>
-      </w:r>
-      <w:r>
-        <w:rPr>
-          <w:rFonts w:ascii="Calibri" w:hAnsi="Calibri" w:cs="Calibri"/>
-          <w:b/>
-          <w:bCs/>
-          <w:sz w:val="22"/>
-          <w:szCs w:val="22"/>
-        </w:rPr>
-        <w:t>AWS Lambda functions</w:t>
-      </w:r>
-      <w:r>
-        <w:rPr>
-          <w:rFonts w:ascii="Calibri" w:hAnsi="Calibri" w:cs="Calibri"/>
-          <w:sz w:val="22"/>
-          <w:szCs w:val="22"/>
-        </w:rPr>
-        <w:t xml:space="preserve"> and S3 data pipelines, making serverless behavior visible and predictable for the engineering team.</w:t>
-      </w:r>
-    </w:p>
-    <w:p>
-      <w:pPr>
-        <w:pStyle w:val="NoSpacing"/>
-        <w:numPr>
-          <w:ilvl w:val="0"/>
-          <w:numId w:val="3"/>
-        </w:numPr>
-        <w:rPr>
-          <w:rFonts w:ascii="Calibri" w:hAnsi="Calibri" w:cs="Calibri"/>
-          <w:sz w:val="22"/>
-          <w:szCs w:val="22"/>
-        </w:rPr>
-      </w:pPr>
-      <w:r>
-        <w:rPr>
-          <w:rFonts w:ascii="Calibri" w:hAnsi="Calibri" w:cs="Calibri"/>
-          <w:sz w:val="22"/>
-          <w:szCs w:val="22"/>
-        </w:rPr>
-        <w:t xml:space="preserve">Used </w:t>
-      </w:r>
-      <w:r>
-        <w:rPr>
-          <w:rFonts w:ascii="Calibri" w:hAnsi="Calibri" w:cs="Calibri"/>
-          <w:b/>
-          <w:bCs/>
-          <w:sz w:val="22"/>
-          <w:szCs w:val="22"/>
-        </w:rPr>
-        <w:t>generative AI</w:t>
-      </w:r>
-      <w:r>
-        <w:rPr>
-          <w:rFonts w:ascii="Calibri" w:hAnsi="Calibri" w:cs="Calibri"/>
-          <w:sz w:val="22"/>
-          <w:szCs w:val="22"/>
-        </w:rPr>
-        <w:t xml:space="preserve"> to produce test data, API stubs, and mock payloads, cutting down the time spent manually setting up environments before each run.</w:t>
-      </w:r>
-    </w:p>
-    <w:p>
-      <w:pPr>
-        <w:pStyle w:val="NoSpacing"/>
-        <w:rPr>
-          <w:rFonts w:ascii="Calibri" w:hAnsi="Calibri" w:cs="Calibri"/>
-          <w:sz w:val="22"/>
-          <w:szCs w:val="22"/>
-          <w:lang w:val="pt-BR"/>
-        </w:rPr>
-      </w:pPr>
-      <w:r>
-        <w:rPr>
-          <w:rFonts w:ascii="Calibri" w:hAnsi="Calibri" w:cs="Calibri"/>
-          <w:b/>
-          <w:bCs/>
-          <w:sz w:val="22"/>
-          <w:szCs w:val="22"/>
-          <w:lang w:val="pt-BR"/>
-        </w:rPr>
-        <w:t xml:space="preserve">Equifax | </w:t>
-      </w:r>
-      <w:proofErr w:type="spellStart"/>
-      <w:r>
-        <w:rPr>
-          <w:rFonts w:ascii="Calibri" w:hAnsi="Calibri" w:cs="Calibri"/>
-          <w:b/>
-          <w:bCs/>
-          <w:sz w:val="22"/>
-          <w:szCs w:val="22"/>
-          <w:lang w:val="pt-BR"/>
-        </w:rPr>
-        <w:t>Trivandrum</w:t>
-      </w:r>
-      <w:proofErr w:type="spellEnd"/>
-      <w:r>
-        <w:rPr>
-          <w:rFonts w:ascii="Calibri" w:hAnsi="Calibri" w:cs="Calibri"/>
-          <w:b/>
-          <w:bCs/>
-          <w:sz w:val="22"/>
-          <w:szCs w:val="22"/>
-          <w:lang w:val="pt-BR"/>
-        </w:rPr>
-        <w:t xml:space="preserve">, </w:t>
-      </w:r>
-      <w:proofErr w:type="spellStart"/>
-      <w:r>
-        <w:rPr>
-          <w:rFonts w:ascii="Calibri" w:hAnsi="Calibri" w:cs="Calibri"/>
-          <w:b/>
-          <w:bCs/>
-          <w:sz w:val="22"/>
-          <w:szCs w:val="22"/>
-          <w:lang w:val="pt-BR"/>
-        </w:rPr>
-        <w:t>India</w:t>
-      </w:r>
-      <w:proofErr w:type="spellEnd"/>
-      <w:r>
-        <w:rPr>
-          <w:rFonts w:ascii="Calibri" w:hAnsi="Calibri" w:cs="Calibri"/>
-          <w:b/>
-          <w:bCs/>
-          <w:sz w:val="22"/>
-          <w:szCs w:val="22"/>
-          <w:lang w:val="pt-BR"/>
+        <w:t>, and mentored QA engineers running code reviews, knowledge sharing sessions, and regular check-ins to build a team that could operate independently.</w:t>
+      </w:r>
+    </w:p>
+    <w:p>
+      <w:pPr>
+        <w:pStyle w:val="NoSpacing"/>
+        <w:numPr>
+          <w:ilvl w:val="0"/>
+          <w:numId w:val="4"/>
+        </w:numPr>
+        <w:rPr>
+          <w:rFonts w:ascii="Calibri" w:hAnsi="Calibri" w:cs="Calibri"/>
+          <w:sz w:val="22"/>
+          <w:szCs w:val="22"/>
+        </w:rPr>
+      </w:pPr>
+      <w:r>
+        <w:rPr>
+          <w:rFonts w:ascii="Calibri" w:hAnsi="Calibri" w:cs="Calibri"/>
+          <w:sz w:val="22"/>
+          <w:szCs w:val="22"/>
+        </w:rPr>
+        <w:t>Tested RESTful APIs using REST Assured, Postman, Bruno, and Axios validating schemas, error handling, and integration behavior across microservices.</w:t>
+      </w:r>
+    </w:p>
+    <w:p>
+      <w:pPr>
+        <w:pStyle w:val="NoSpacing"/>
+        <w:numPr>
+          <w:ilvl w:val="0"/>
+          <w:numId w:val="4"/>
+        </w:numPr>
+        <w:rPr>
+          <w:rFonts w:ascii="Calibri" w:hAnsi="Calibri" w:cs="Calibri"/>
+          <w:sz w:val="22"/>
+          <w:szCs w:val="22"/>
+        </w:rPr>
+      </w:pPr>
+      <w:r>
+        <w:rPr>
+          <w:rFonts w:ascii="Calibri" w:hAnsi="Calibri" w:cs="Calibri"/>
+          <w:sz w:val="22"/>
+          <w:szCs w:val="22"/>
+        </w:rPr>
+        <w:t>Wrote Cucumber feature files in Gherkin alongside Spock BDD suites so that test scenarios were legible to product owners, not just engineers reading code.</w:t>
+      </w:r>
+    </w:p>
+    <w:p>
+      <w:pPr>
+        <w:pStyle w:val="MediumGrid21"/>
+        <w:numPr>
+          <w:ilvl w:val="0"/>
+          <w:numId w:val="4"/>
+        </w:numPr>
+        <w:rPr>
+          <w:rFonts w:ascii="Calibri" w:eastAsia="Helvetica" w:hAnsi="Calibri" w:cs="Calibri"/>
+          <w:color w:val="000000" w:themeColor="text1"/>
+          <w:sz w:val="22"/>
+          <w:szCs w:val="22"/>
+        </w:rPr>
+      </w:pPr>
+      <w:r>
+        <w:rPr>
+          <w:rFonts w:ascii="Calibri" w:eastAsia="Helvetica" w:hAnsi="Calibri" w:cs="Calibri"/>
+          <w:color w:val="000000" w:themeColor="text1"/>
+          <w:sz w:val="22"/>
+          <w:szCs w:val="22"/>
+        </w:rPr>
+        <w:t xml:space="preserve">Involved in Black box, Manual as well as Automated Testing and prepared Test Suite for </w:t>
+      </w:r>
+      <w:proofErr w:type="gramStart"/>
+      <w:r>
+        <w:rPr>
+          <w:rFonts w:ascii="Calibri" w:eastAsia="Helvetica" w:hAnsi="Calibri" w:cs="Calibri"/>
+          <w:color w:val="000000" w:themeColor="text1"/>
+          <w:sz w:val="22"/>
+          <w:szCs w:val="22"/>
+        </w:rPr>
+        <w:t>all the</w:t>
+      </w:r>
+      <w:proofErr w:type="gramEnd"/>
+      <w:r>
+        <w:rPr>
+          <w:rFonts w:ascii="Calibri" w:eastAsia="Helvetica" w:hAnsi="Calibri" w:cs="Calibri"/>
+          <w:color w:val="000000" w:themeColor="text1"/>
+          <w:sz w:val="22"/>
+          <w:szCs w:val="22"/>
+        </w:rPr>
+        <w:t xml:space="preserve"> Test Cases.</w:t>
+      </w:r>
+    </w:p>
+    <w:p>
+      <w:pPr>
+        <w:pStyle w:val="MediumGrid21"/>
+        <w:numPr>
+          <w:ilvl w:val="0"/>
+          <w:numId w:val="4"/>
+        </w:numPr>
+        <w:rPr>
+          <w:rFonts w:ascii="Calibri" w:hAnsi="Calibri" w:cs="Calibri"/>
+          <w:sz w:val="22"/>
+          <w:szCs w:val="22"/>
+        </w:rPr>
+      </w:pPr>
+      <w:r>
+        <w:rPr>
+          <w:rFonts w:ascii="Calibri" w:hAnsi="Calibri" w:cs="Calibri"/>
+          <w:sz w:val="22"/>
+          <w:szCs w:val="22"/>
+        </w:rPr>
+        <w:t>Authored, edited, and maintained technical documentation for various software projects using Confluence.</w:t>
+      </w:r>
+    </w:p>
+    <w:p>
+      <w:pPr>
+        <w:pStyle w:val="MediumGrid21"/>
+        <w:numPr>
+          <w:ilvl w:val="0"/>
+          <w:numId w:val="4"/>
+        </w:numPr>
+        <w:rPr>
+          <w:rFonts w:ascii="Calibri" w:hAnsi="Calibri" w:cs="Calibri"/>
+          <w:sz w:val="22"/>
+          <w:szCs w:val="22"/>
+        </w:rPr>
+      </w:pPr>
+      <w:r>
+        <w:rPr>
+          <w:rFonts w:ascii="Calibri" w:hAnsi="Calibri" w:cs="Calibri"/>
+          <w:sz w:val="22"/>
+          <w:szCs w:val="22"/>
+        </w:rPr>
+        <w:t>Collaborated with developers, QA testers, and product managers to ensure accurate and up-to-date documentation.</w:t>
+      </w:r>
+    </w:p>
+    <w:p>
+      <w:pPr>
+        <w:pStyle w:val="MediumGrid21"/>
+        <w:numPr>
+          <w:ilvl w:val="0"/>
+          <w:numId w:val="4"/>
+        </w:numPr>
+        <w:rPr>
+          <w:rStyle w:val="il"/>
+          <w:rFonts w:ascii="Calibri" w:hAnsi="Calibri" w:cs="Calibri"/>
+          <w:sz w:val="22"/>
+          <w:szCs w:val="22"/>
+        </w:rPr>
+      </w:pPr>
+      <w:r>
+        <w:rPr>
+          <w:rFonts w:ascii="Calibri" w:hAnsi="Calibri" w:cs="Calibri"/>
+          <w:sz w:val="22"/>
+          <w:szCs w:val="22"/>
+        </w:rPr>
+        <w:t>Integrated Confluence with Jira to enhance tracking and documentation of software development lifecycles.</w:t>
+      </w:r>
+    </w:p>
+    <w:p>
+      <w:pPr>
+        <w:pStyle w:val="MediumGrid21"/>
+        <w:numPr>
+          <w:ilvl w:val="0"/>
+          <w:numId w:val="4"/>
+        </w:numPr>
+        <w:rPr>
+          <w:rFonts w:ascii="Calibri" w:eastAsia="Helvetica Neue" w:hAnsi="Calibri" w:cs="Calibri"/>
+          <w:sz w:val="22"/>
+          <w:szCs w:val="22"/>
+        </w:rPr>
+      </w:pPr>
+      <w:r>
+        <w:rPr>
+          <w:rFonts w:ascii="Calibri" w:eastAsia="Helvetica Neue" w:hAnsi="Calibri" w:cs="Calibri"/>
+          <w:sz w:val="22"/>
+          <w:szCs w:val="22"/>
+        </w:rPr>
+        <w:t>Designed and implemented innovative solutions, streamlining processes and delivering tangible business benefits.</w:t>
+      </w:r>
+    </w:p>
+    <w:p>
+      <w:pPr>
+        <w:pStyle w:val="MediumGrid21"/>
+        <w:numPr>
+          <w:ilvl w:val="0"/>
+          <w:numId w:val="4"/>
+        </w:numPr>
+        <w:rPr>
+          <w:rFonts w:ascii="Calibri" w:eastAsia="Helvetica Neue" w:hAnsi="Calibri" w:cs="Calibri"/>
+          <w:sz w:val="22"/>
+          <w:szCs w:val="22"/>
+        </w:rPr>
+      </w:pPr>
+      <w:r>
+        <w:rPr>
+          <w:rFonts w:ascii="Calibri" w:eastAsia="Helvetica Neue" w:hAnsi="Calibri" w:cs="Calibri"/>
+          <w:sz w:val="22"/>
+          <w:szCs w:val="22"/>
+        </w:rPr>
+        <w:t>Engaged with stakeholders at all levels, maintaining open communication channels and delivering regular updates on program progress.</w:t>
+      </w:r>
+    </w:p>
+    <w:p>
+      <w:pPr>
+        <w:pStyle w:val="ListParagraph"/>
+        <w:numPr>
+          <w:ilvl w:val="0"/>
+          <w:numId w:val="4"/>
+        </w:numPr>
+        <w:autoSpaceDE w:val="0"/>
+        <w:autoSpaceDN w:val="0"/>
+        <w:adjustRightInd w:val="0"/>
+        <w:spacing w:after="0" w:line="240" w:lineRule="auto"/>
+        <w:rPr>
+          <w:rFonts w:ascii="Calibri" w:hAnsi="Calibri" w:cs="Calibri"/>
+          <w:sz w:val="22"/>
+          <w:szCs w:val="22"/>
+        </w:rPr>
+      </w:pPr>
+      <w:r>
+        <w:rPr>
+          <w:rFonts w:ascii="Calibri" w:hAnsi="Calibri" w:cs="Calibri"/>
+          <w:sz w:val="22"/>
+          <w:szCs w:val="22"/>
+        </w:rPr>
+        <w:t>Implement and maintain Palantir Foundry data</w:t>
+      </w:r>
+      <w:r>
+        <w:rPr>
+          <w:rFonts w:ascii="Calibri" w:hAnsi="Calibri" w:cs="Calibri"/>
+          <w:sz w:val="22"/>
+          <w:szCs w:val="22"/>
+        </w:rPr>
+        <w:t xml:space="preserve"> pipelines and workflows, ensuring efficient data extraction, transformation, and loading (ETL) processes.</w:t>
+      </w:r>
+    </w:p>
+    <w:p>
+      <w:pPr>
+        <w:pStyle w:val="MediumGrid21"/>
+        <w:numPr>
+          <w:ilvl w:val="0"/>
+          <w:numId w:val="4"/>
+        </w:numPr>
+        <w:rPr>
+          <w:rFonts w:ascii="Calibri" w:eastAsia="Helvetica Neue" w:hAnsi="Calibri" w:cs="Calibri"/>
+          <w:sz w:val="22"/>
+          <w:szCs w:val="22"/>
+        </w:rPr>
+      </w:pPr>
+      <w:r>
+        <w:rPr>
+          <w:rFonts w:ascii="Calibri" w:hAnsi="Calibri" w:cs="Calibri"/>
+          <w:sz w:val="22"/>
+          <w:szCs w:val="22"/>
+        </w:rPr>
+        <w:t>Created custom fully automated solution using Windows PowerShell to export individual mailboxes from the Exchange environment and save them as separate PST files.</w:t>
+      </w:r>
+    </w:p>
+    <w:p>
+      <w:pPr>
+        <w:pStyle w:val="ListParagraph"/>
+        <w:numPr>
+          <w:ilvl w:val="0"/>
+          <w:numId w:val="4"/>
+        </w:numPr>
+        <w:spacing w:after="0" w:line="240" w:lineRule="auto"/>
+        <w:rPr>
+          <w:rFonts w:ascii="Calibri" w:eastAsia="Helvetica Neue" w:hAnsi="Calibri" w:cs="Calibri"/>
+          <w:sz w:val="22"/>
+          <w:szCs w:val="22"/>
+        </w:rPr>
+      </w:pPr>
+      <w:r>
+        <w:rPr>
+          <w:rFonts w:ascii="Calibri" w:eastAsia="Helvetica Neue" w:hAnsi="Calibri" w:cs="Calibri"/>
+          <w:sz w:val="22"/>
+          <w:szCs w:val="22"/>
+        </w:rPr>
+        <w:t>Used Azure DevOps to log bugs and track tasks.</w:t>
+      </w:r>
+    </w:p>
+    <w:p>
+      <w:pPr>
+        <w:pStyle w:val="NoSpacing"/>
+        <w:numPr>
+          <w:ilvl w:val="0"/>
+          <w:numId w:val="4"/>
+        </w:numPr>
+        <w:rPr>
+          <w:rFonts w:ascii="Calibri" w:hAnsi="Calibri" w:cs="Calibri"/>
+          <w:sz w:val="22"/>
+          <w:szCs w:val="22"/>
+        </w:rPr>
+      </w:pPr>
+      <w:r>
+        <w:rPr>
+          <w:rFonts w:ascii="Calibri" w:hAnsi="Calibri" w:cs="Calibri"/>
+          <w:sz w:val="22"/>
+          <w:szCs w:val="22"/>
+        </w:rPr>
+        <w:t>Maintained test plans, execution records, and defect histories in JIRA and X-Ray so that audit reviews were straightforward rather than stressful.</w:t>
+      </w:r>
+    </w:p>
+    <w:p>
+      <w:pPr>
+        <w:pStyle w:val="NoSpacing"/>
+        <w:numPr>
+          <w:ilvl w:val="0"/>
+          <w:numId w:val="4"/>
+        </w:numPr>
+        <w:rPr>
+          <w:rFonts w:ascii="Calibri" w:hAnsi="Calibri" w:cs="Calibri"/>
+          <w:sz w:val="22"/>
+          <w:szCs w:val="22"/>
+        </w:rPr>
+      </w:pPr>
+      <w:r>
+        <w:rPr>
+          <w:rFonts w:ascii="Calibri" w:hAnsi="Calibri" w:cs="Calibri"/>
+          <w:sz w:val="22"/>
+          <w:szCs w:val="22"/>
+        </w:rPr>
+        <w:t>Work closely with developers, product owners, and business analysts to understand requirements and define test strategies for front-end and web service applications.</w:t>
+      </w:r>
+    </w:p>
+    <w:p>
+      <w:pPr>
+        <w:pStyle w:val="NoSpacing"/>
+        <w:rPr>
+          <w:rFonts w:ascii="Calibri" w:hAnsi="Calibri" w:cs="Calibri"/>
+          <w:sz w:val="22"/>
+          <w:szCs w:val="22"/>
+        </w:rPr>
+      </w:pPr>
+    </w:p>
+    <w:p>
+      <w:pPr>
+        <w:pStyle w:val="NoSpacing"/>
+        <w:rPr>
+          <w:rFonts w:ascii="Calibri" w:hAnsi="Calibri" w:cs="Calibri"/>
+          <w:sz w:val="22"/>
+          <w:szCs w:val="22"/>
+        </w:rPr>
+      </w:pPr>
+      <w:r>
+        <w:rPr>
+          <w:rFonts w:ascii="Calibri" w:hAnsi="Calibri" w:cs="Calibri"/>
+          <w:b/>
+          <w:bCs/>
+          <w:sz w:val="22"/>
+          <w:szCs w:val="22"/>
+        </w:rPr>
+        <w:t xml:space="preserve">UST Global | Bangalore, India </w:t>
+      </w:r>
+      <w:r>
+        <w:rPr>
+          <w:rFonts w:ascii="Calibri" w:hAnsi="Calibri" w:cs="Calibri"/>
+          <w:b/>
+          <w:bCs/>
+          <w:sz w:val="22"/>
+          <w:szCs w:val="22"/>
         </w:rPr>
         <w:tab/>
-        <w:t xml:space="preserve"> </w:t>
-      </w:r>
-      <w:proofErr w:type="spellStart"/>
-      <w:r>
-        <w:rPr>
-          <w:rFonts w:ascii="Calibri" w:hAnsi="Calibri" w:cs="Calibri"/>
-          <w:b/>
-          <w:bCs/>
-          <w:sz w:val="22"/>
-          <w:szCs w:val="22"/>
-          <w:lang w:val="pt-BR"/>
-        </w:rPr>
-        <w:t>Nov</w:t>
-      </w:r>
-      <w:proofErr w:type="spellEnd"/>
-      <w:r>
-        <w:rPr>
-          <w:rFonts w:ascii="Calibri" w:hAnsi="Calibri" w:cs="Calibri"/>
-          <w:b/>
-          <w:bCs/>
-          <w:sz w:val="22"/>
-          <w:szCs w:val="22"/>
-          <w:lang w:val="pt-BR"/>
-        </w:rPr>
-        <w:t xml:space="preserve"> 2023 – </w:t>
-      </w:r>
-      <w:proofErr w:type="spellStart"/>
-      <w:r>
-        <w:rPr>
-          <w:rFonts w:ascii="Calibri" w:hAnsi="Calibri" w:cs="Calibri"/>
-          <w:b/>
-          <w:bCs/>
-          <w:sz w:val="22"/>
-          <w:szCs w:val="22"/>
-          <w:lang w:val="pt-BR"/>
-        </w:rPr>
-        <w:t>Apr</w:t>
-      </w:r>
-      <w:proofErr w:type="spellEnd"/>
-      <w:r>
-        <w:rPr>
-          <w:rFonts w:ascii="Calibri" w:hAnsi="Calibri" w:cs="Calibri"/>
-          <w:b/>
-          <w:bCs/>
-          <w:sz w:val="22"/>
-          <w:szCs w:val="22"/>
-          <w:lang w:val="pt-BR"/>
-        </w:rPr>
-        <w:t xml:space="preserve"> 2025</w:t>
-      </w:r>
-    </w:p>
-    <w:p>
-      <w:pPr>
-        <w:pStyle w:val="NoSpacing"/>
-        <w:rPr>
-          <w:rFonts w:ascii="Calibri" w:hAnsi="Calibri" w:cs="Calibri"/>
-          <w:b/>
-          <w:bCs/>
-          <w:sz w:val="22"/>
-          <w:szCs w:val="22"/>
-        </w:rPr>
-      </w:pPr>
-      <w:r>
-        <w:rPr>
-          <w:rFonts w:ascii="Calibri" w:hAnsi="Calibri" w:cs="Calibri"/>
-          <w:b/>
-          <w:bCs/>
-          <w:sz w:val="22"/>
-          <w:szCs w:val="22"/>
-        </w:rPr>
-        <w:t>QA Automation Engineer</w:t>
-      </w:r>
-    </w:p>
-    <w:p>
-      <w:pPr>
-        <w:pStyle w:val="NoSpacing"/>
-        <w:numPr>
-          <w:ilvl w:val="0"/>
-          <w:numId w:val="4"/>
-        </w:numPr>
-        <w:rPr>
-          <w:rFonts w:ascii="Calibri" w:hAnsi="Calibri" w:cs="Calibri"/>
-          <w:sz w:val="22"/>
-          <w:szCs w:val="22"/>
-        </w:rPr>
-      </w:pPr>
-      <w:r>
-        <w:rPr>
-          <w:rFonts w:ascii="Calibri" w:hAnsi="Calibri" w:cs="Calibri"/>
-          <w:sz w:val="22"/>
-          <w:szCs w:val="22"/>
-        </w:rPr>
-        <w:t xml:space="preserve">Designed the team's </w:t>
-      </w:r>
-      <w:r>
-        <w:rPr>
-          <w:rFonts w:ascii="Calibri" w:hAnsi="Calibri" w:cs="Calibri"/>
-          <w:b/>
-          <w:bCs/>
-          <w:sz w:val="22"/>
-          <w:szCs w:val="22"/>
-        </w:rPr>
-        <w:t xml:space="preserve">Java </w:t>
-      </w:r>
-      <w:r>
-        <w:rPr>
-          <w:rFonts w:ascii="Calibri" w:hAnsi="Calibri" w:cs="Calibri"/>
-          <w:sz w:val="22"/>
-          <w:szCs w:val="22"/>
-        </w:rPr>
-        <w:t>and</w:t>
-      </w:r>
-      <w:r>
-        <w:rPr>
-          <w:rFonts w:ascii="Calibri" w:hAnsi="Calibri" w:cs="Calibri"/>
-          <w:b/>
-          <w:bCs/>
-          <w:sz w:val="22"/>
-          <w:szCs w:val="22"/>
-        </w:rPr>
-        <w:t xml:space="preserve"> Selenium automation framework</w:t>
-      </w:r>
-      <w:r>
-        <w:rPr>
-          <w:rFonts w:ascii="Calibri" w:hAnsi="Calibri" w:cs="Calibri"/>
-          <w:sz w:val="22"/>
-          <w:szCs w:val="22"/>
-        </w:rPr>
-        <w:t xml:space="preserve"> from scratch giving engineers a coherent, maintainable foundation rather than a collection of independent scripts.</w:t>
-      </w:r>
-    </w:p>
-    <w:p>
-      <w:pPr>
-        <w:pStyle w:val="NoSpacing"/>
-        <w:numPr>
-          <w:ilvl w:val="0"/>
-          <w:numId w:val="4"/>
-        </w:numPr>
-        <w:rPr>
-          <w:rFonts w:ascii="Calibri" w:hAnsi="Calibri" w:cs="Calibri"/>
-          <w:sz w:val="22"/>
-          <w:szCs w:val="22"/>
-        </w:rPr>
-      </w:pPr>
-      <w:r>
-        <w:rPr>
-          <w:rFonts w:ascii="Calibri" w:hAnsi="Calibri" w:cs="Calibri"/>
-          <w:sz w:val="22"/>
-          <w:szCs w:val="22"/>
-        </w:rPr>
-        <w:t xml:space="preserve">Containerized test environments with </w:t>
-      </w:r>
-      <w:r>
-        <w:rPr>
-          <w:rFonts w:ascii="Calibri" w:hAnsi="Calibri" w:cs="Calibri"/>
-          <w:b/>
-          <w:bCs/>
-          <w:sz w:val="22"/>
-          <w:szCs w:val="22"/>
-        </w:rPr>
-        <w:t>Kubernetes</w:t>
-      </w:r>
-      <w:r>
-        <w:rPr>
-          <w:rFonts w:ascii="Calibri" w:hAnsi="Calibri" w:cs="Calibri"/>
-          <w:sz w:val="22"/>
-          <w:szCs w:val="22"/>
-        </w:rPr>
-        <w:t xml:space="preserve"> and </w:t>
-      </w:r>
-      <w:r>
-        <w:rPr>
-          <w:rFonts w:ascii="Calibri" w:hAnsi="Calibri" w:cs="Calibri"/>
-          <w:b/>
-          <w:bCs/>
-          <w:sz w:val="22"/>
-          <w:szCs w:val="22"/>
-        </w:rPr>
-        <w:t>Docker</w:t>
-      </w:r>
-      <w:r>
-        <w:rPr>
-          <w:rFonts w:ascii="Calibri" w:hAnsi="Calibri" w:cs="Calibri"/>
-          <w:sz w:val="22"/>
-          <w:szCs w:val="22"/>
-        </w:rPr>
-        <w:t xml:space="preserve"> on AWS and GCP, so the team could provision clean, consistent environments on demand without depending on shared infrastructure.</w:t>
-      </w:r>
-    </w:p>
-    <w:p>
-      <w:pPr>
-        <w:pStyle w:val="NoSpacing"/>
-        <w:numPr>
-          <w:ilvl w:val="0"/>
-          <w:numId w:val="4"/>
-        </w:numPr>
-        <w:rPr>
-          <w:rFonts w:ascii="Calibri" w:hAnsi="Calibri" w:cs="Calibri"/>
-          <w:sz w:val="22"/>
-          <w:szCs w:val="22"/>
-        </w:rPr>
-      </w:pPr>
-      <w:r>
-        <w:rPr>
-          <w:rFonts w:ascii="Calibri" w:hAnsi="Calibri" w:cs="Calibri"/>
-          <w:sz w:val="22"/>
-          <w:szCs w:val="22"/>
-        </w:rPr>
-        <w:t xml:space="preserve">Built </w:t>
-      </w:r>
-      <w:r>
-        <w:rPr>
-          <w:rFonts w:ascii="Calibri" w:hAnsi="Calibri" w:cs="Calibri"/>
-          <w:b/>
-          <w:bCs/>
-          <w:sz w:val="22"/>
-          <w:szCs w:val="22"/>
-        </w:rPr>
-        <w:t xml:space="preserve">Jenkins </w:t>
-      </w:r>
-      <w:r>
-        <w:rPr>
-          <w:rFonts w:ascii="Calibri" w:hAnsi="Calibri" w:cs="Calibri"/>
-          <w:sz w:val="22"/>
-          <w:szCs w:val="22"/>
-        </w:rPr>
-        <w:t>and</w:t>
-      </w:r>
-      <w:r>
-        <w:rPr>
-          <w:rFonts w:ascii="Calibri" w:hAnsi="Calibri" w:cs="Calibri"/>
-          <w:b/>
-          <w:bCs/>
-          <w:sz w:val="22"/>
-          <w:szCs w:val="22"/>
-        </w:rPr>
-        <w:t xml:space="preserve"> GitLab CI/CD pipelines</w:t>
-      </w:r>
-      <w:r>
-        <w:rPr>
-          <w:rFonts w:ascii="Calibri" w:hAnsi="Calibri" w:cs="Calibri"/>
-          <w:sz w:val="22"/>
-          <w:szCs w:val="22"/>
-        </w:rPr>
-        <w:t xml:space="preserve"> that triggered regression and smoke suites automatically on every commit, removing the guesswork around whether tests had run before a deployment.</w:t>
-      </w:r>
-    </w:p>
-    <w:p>
-      <w:pPr>
-        <w:pStyle w:val="NoSpacing"/>
-        <w:numPr>
-          <w:ilvl w:val="0"/>
-          <w:numId w:val="4"/>
-        </w:numPr>
-        <w:rPr>
-          <w:rFonts w:ascii="Calibri" w:hAnsi="Calibri" w:cs="Calibri"/>
-          <w:sz w:val="22"/>
-          <w:szCs w:val="22"/>
-        </w:rPr>
-      </w:pPr>
-      <w:r>
-        <w:rPr>
-          <w:rFonts w:ascii="Calibri" w:hAnsi="Calibri" w:cs="Calibri"/>
-          <w:sz w:val="22"/>
-          <w:szCs w:val="22"/>
-        </w:rPr>
-        <w:t xml:space="preserve">Ran </w:t>
-      </w:r>
-      <w:r>
-        <w:rPr>
-          <w:rFonts w:ascii="Calibri" w:hAnsi="Calibri" w:cs="Calibri"/>
-          <w:b/>
-          <w:bCs/>
-          <w:sz w:val="22"/>
-          <w:szCs w:val="22"/>
-        </w:rPr>
-        <w:t>performance tests</w:t>
-      </w:r>
-      <w:r>
-        <w:rPr>
-          <w:rFonts w:ascii="Calibri" w:hAnsi="Calibri" w:cs="Calibri"/>
-          <w:sz w:val="22"/>
-          <w:szCs w:val="22"/>
-        </w:rPr>
-        <w:t xml:space="preserve"> with </w:t>
-      </w:r>
-      <w:r>
-        <w:rPr>
-          <w:rFonts w:ascii="Calibri" w:hAnsi="Calibri" w:cs="Calibri"/>
-          <w:b/>
-          <w:bCs/>
-          <w:sz w:val="22"/>
-          <w:szCs w:val="22"/>
-        </w:rPr>
-        <w:t>LoadRunner</w:t>
-      </w:r>
-      <w:r>
-        <w:rPr>
-          <w:rFonts w:ascii="Calibri" w:hAnsi="Calibri" w:cs="Calibri"/>
-          <w:sz w:val="22"/>
-          <w:szCs w:val="22"/>
-        </w:rPr>
-        <w:t xml:space="preserve"> and pinpointed specific bottlenecks, giving developers concrete data to act on rather than vague slowness complaints.</w:t>
-      </w:r>
-    </w:p>
-    <w:p>
-      <w:pPr>
-        <w:pStyle w:val="NoSpacing"/>
-        <w:numPr>
-          <w:ilvl w:val="0"/>
-          <w:numId w:val="4"/>
-        </w:numPr>
-        <w:rPr>
-          <w:rFonts w:ascii="Calibri" w:hAnsi="Calibri" w:cs="Calibri"/>
-          <w:sz w:val="22"/>
-          <w:szCs w:val="22"/>
-        </w:rPr>
-      </w:pPr>
-      <w:r>
-        <w:rPr>
-          <w:rFonts w:ascii="Calibri" w:hAnsi="Calibri" w:cs="Calibri"/>
-          <w:sz w:val="22"/>
-          <w:szCs w:val="22"/>
-        </w:rPr>
-        <w:t xml:space="preserve">Hired, </w:t>
-      </w:r>
-      <w:proofErr w:type="gramStart"/>
-      <w:r>
-        <w:rPr>
-          <w:rFonts w:ascii="Calibri" w:hAnsi="Calibri" w:cs="Calibri"/>
-          <w:sz w:val="22"/>
-          <w:szCs w:val="22"/>
-        </w:rPr>
-        <w:t>onboarded</w:t>
-      </w:r>
-      <w:proofErr w:type="gramEnd"/>
-      <w:r>
-        <w:rPr>
-          <w:rFonts w:ascii="Calibri" w:hAnsi="Calibri" w:cs="Calibri"/>
-          <w:sz w:val="22"/>
-          <w:szCs w:val="22"/>
-        </w:rPr>
-        <w:t xml:space="preserve">, and </w:t>
-      </w:r>
-      <w:r>
-        <w:rPr>
-          <w:rFonts w:ascii="Calibri" w:hAnsi="Calibri" w:cs="Calibri"/>
-          <w:b/>
-          <w:bCs/>
-          <w:sz w:val="22"/>
-          <w:szCs w:val="22"/>
-        </w:rPr>
-        <w:t>mentored QA engineers</w:t>
-      </w:r>
-      <w:r>
-        <w:rPr>
-          <w:rFonts w:ascii="Calibri" w:hAnsi="Calibri" w:cs="Calibri"/>
-          <w:sz w:val="22"/>
-          <w:szCs w:val="22"/>
-        </w:rPr>
-        <w:t xml:space="preserve"> running code reviews, knowledge sharing sessions, and regular check-ins to build a team that could operate independently.</w:t>
-      </w:r>
-    </w:p>
-    <w:p>
-      <w:pPr>
-        <w:pStyle w:val="NoSpacing"/>
-        <w:numPr>
-          <w:ilvl w:val="0"/>
-          <w:numId w:val="4"/>
-        </w:numPr>
-        <w:rPr>
-          <w:rFonts w:ascii="Calibri" w:hAnsi="Calibri" w:cs="Calibri"/>
-          <w:sz w:val="22"/>
-          <w:szCs w:val="22"/>
-        </w:rPr>
-      </w:pPr>
-      <w:r>
-        <w:rPr>
-          <w:rFonts w:ascii="Calibri" w:hAnsi="Calibri" w:cs="Calibri"/>
-          <w:sz w:val="22"/>
-          <w:szCs w:val="22"/>
-        </w:rPr>
-        <w:t xml:space="preserve">Tested RESTful APIs using </w:t>
-      </w:r>
-      <w:r>
-        <w:rPr>
-          <w:rFonts w:ascii="Calibri" w:hAnsi="Calibri" w:cs="Calibri"/>
-          <w:b/>
-          <w:bCs/>
-          <w:sz w:val="22"/>
-          <w:szCs w:val="22"/>
-        </w:rPr>
-        <w:t>REST Assured, Postman, Bruno, and Axios</w:t>
-      </w:r>
-      <w:r>
-        <w:rPr>
-          <w:rFonts w:ascii="Calibri" w:hAnsi="Calibri" w:cs="Calibri"/>
-          <w:sz w:val="22"/>
-          <w:szCs w:val="22"/>
-        </w:rPr>
-        <w:t xml:space="preserve"> validating schemas, error handling, and integration behavior across microservices.</w:t>
-      </w:r>
-    </w:p>
-    <w:p>
-      <w:pPr>
-        <w:pStyle w:val="NoSpacing"/>
-        <w:numPr>
-          <w:ilvl w:val="0"/>
-          <w:numId w:val="4"/>
-        </w:numPr>
-        <w:rPr>
-          <w:rFonts w:ascii="Calibri" w:hAnsi="Calibri" w:cs="Calibri"/>
-          <w:sz w:val="22"/>
-          <w:szCs w:val="22"/>
-        </w:rPr>
-      </w:pPr>
-      <w:r>
-        <w:rPr>
-          <w:rFonts w:ascii="Calibri" w:hAnsi="Calibri" w:cs="Calibri"/>
-          <w:sz w:val="22"/>
-          <w:szCs w:val="22"/>
-        </w:rPr>
-        <w:t xml:space="preserve">Wrote </w:t>
-      </w:r>
-      <w:r>
-        <w:rPr>
-          <w:rFonts w:ascii="Calibri" w:hAnsi="Calibri" w:cs="Calibri"/>
-          <w:b/>
-          <w:bCs/>
-          <w:sz w:val="22"/>
-          <w:szCs w:val="22"/>
-        </w:rPr>
-        <w:t>Cucumber feature files</w:t>
-      </w:r>
-      <w:r>
-        <w:rPr>
-          <w:rFonts w:ascii="Calibri" w:hAnsi="Calibri" w:cs="Calibri"/>
-          <w:sz w:val="22"/>
-          <w:szCs w:val="22"/>
-        </w:rPr>
-        <w:t xml:space="preserve"> in </w:t>
-      </w:r>
-      <w:r>
-        <w:rPr>
-          <w:rFonts w:ascii="Calibri" w:hAnsi="Calibri" w:cs="Calibri"/>
-          <w:b/>
-          <w:bCs/>
-          <w:sz w:val="22"/>
-          <w:szCs w:val="22"/>
-        </w:rPr>
-        <w:t>Gherkin</w:t>
-      </w:r>
-      <w:r>
-        <w:rPr>
-          <w:rFonts w:ascii="Calibri" w:hAnsi="Calibri" w:cs="Calibri"/>
-          <w:sz w:val="22"/>
-          <w:szCs w:val="22"/>
-        </w:rPr>
-        <w:t xml:space="preserve"> alongside Spock </w:t>
-      </w:r>
-      <w:r>
-        <w:rPr>
-          <w:rFonts w:ascii="Calibri" w:hAnsi="Calibri" w:cs="Calibri"/>
-          <w:b/>
-          <w:bCs/>
-          <w:sz w:val="22"/>
-          <w:szCs w:val="22"/>
-        </w:rPr>
-        <w:t>BDD</w:t>
-      </w:r>
-      <w:r>
-        <w:rPr>
-          <w:rFonts w:ascii="Calibri" w:hAnsi="Calibri" w:cs="Calibri"/>
-          <w:sz w:val="22"/>
-          <w:szCs w:val="22"/>
-        </w:rPr>
-        <w:t xml:space="preserve"> suites so that test scenarios were legible to product owners, not just engineers reading code.</w:t>
-      </w:r>
-    </w:p>
-    <w:p>
-      <w:pPr>
-        <w:pStyle w:val="NoSpacing"/>
-        <w:numPr>
-          <w:ilvl w:val="0"/>
-          <w:numId w:val="4"/>
-        </w:numPr>
-        <w:rPr>
-          <w:rFonts w:ascii="Calibri" w:hAnsi="Calibri" w:cs="Calibri"/>
-          <w:sz w:val="22"/>
-          <w:szCs w:val="22"/>
-        </w:rPr>
-      </w:pPr>
-      <w:r>
-        <w:rPr>
-          <w:rFonts w:ascii="Calibri" w:hAnsi="Calibri" w:cs="Calibri"/>
-          <w:sz w:val="22"/>
-          <w:szCs w:val="22"/>
-        </w:rPr>
-        <w:t xml:space="preserve">Maintained test plans, execution records, and defect histories in </w:t>
-      </w:r>
-      <w:r>
-        <w:rPr>
-          <w:rFonts w:ascii="Calibri" w:hAnsi="Calibri" w:cs="Calibri"/>
-          <w:b/>
-          <w:bCs/>
-          <w:sz w:val="22"/>
-          <w:szCs w:val="22"/>
-        </w:rPr>
-        <w:t>JIRA</w:t>
-      </w:r>
-      <w:r>
-        <w:rPr>
-          <w:rFonts w:ascii="Calibri" w:hAnsi="Calibri" w:cs="Calibri"/>
-          <w:sz w:val="22"/>
-          <w:szCs w:val="22"/>
-        </w:rPr>
-        <w:t xml:space="preserve"> and </w:t>
-      </w:r>
-      <w:r>
-        <w:rPr>
-          <w:rFonts w:ascii="Calibri" w:hAnsi="Calibri" w:cs="Calibri"/>
-          <w:b/>
-          <w:bCs/>
-          <w:sz w:val="22"/>
-          <w:szCs w:val="22"/>
-        </w:rPr>
-        <w:t>X-Ray</w:t>
-      </w:r>
-      <w:r>
-        <w:rPr>
-          <w:rFonts w:ascii="Calibri" w:hAnsi="Calibri" w:cs="Calibri"/>
-          <w:sz w:val="22"/>
-          <w:szCs w:val="22"/>
-        </w:rPr>
-        <w:t xml:space="preserve"> so that audit reviews were straightforward rather than stressful.</w:t>
-      </w:r>
-    </w:p>
-    <w:p>
-      <w:pPr>
-        <w:pStyle w:val="NoSpacing"/>
-        <w:numPr>
-          <w:ilvl w:val="0"/>
-          <w:numId w:val="4"/>
-        </w:numPr>
-        <w:rPr>
-          <w:rFonts w:ascii="Calibri" w:hAnsi="Calibri" w:cs="Calibri"/>
-          <w:sz w:val="22"/>
-          <w:szCs w:val="22"/>
-        </w:rPr>
-      </w:pPr>
-      <w:r>
-        <w:rPr>
-          <w:rFonts w:ascii="Calibri" w:hAnsi="Calibri" w:cs="Calibri"/>
-          <w:sz w:val="22"/>
-          <w:szCs w:val="22"/>
-        </w:rPr>
-        <w:t xml:space="preserve">Work closely with </w:t>
-      </w:r>
-      <w:r>
-        <w:rPr>
-          <w:rFonts w:ascii="Calibri" w:hAnsi="Calibri" w:cs="Calibri"/>
-          <w:b/>
-          <w:bCs/>
-          <w:sz w:val="22"/>
-          <w:szCs w:val="22"/>
-        </w:rPr>
-        <w:t>developers, product owners</w:t>
-      </w:r>
-      <w:r>
-        <w:rPr>
-          <w:rFonts w:ascii="Calibri" w:hAnsi="Calibri" w:cs="Calibri"/>
-          <w:sz w:val="22"/>
-          <w:szCs w:val="22"/>
-        </w:rPr>
-        <w:t xml:space="preserve">, and </w:t>
-      </w:r>
-      <w:r>
-        <w:rPr>
-          <w:rFonts w:ascii="Calibri" w:hAnsi="Calibri" w:cs="Calibri"/>
-          <w:b/>
-          <w:bCs/>
-          <w:sz w:val="22"/>
-          <w:szCs w:val="22"/>
-        </w:rPr>
-        <w:t>business analysts</w:t>
-      </w:r>
-      <w:r>
-        <w:rPr>
-          <w:rFonts w:ascii="Calibri" w:hAnsi="Calibri" w:cs="Calibri"/>
-          <w:sz w:val="22"/>
-          <w:szCs w:val="22"/>
-        </w:rPr>
-        <w:t xml:space="preserve"> to understand requirements and define test strategies for front-end and web service applications.</w:t>
-      </w:r>
-    </w:p>
-    <w:p>
-      <w:pPr>
-        <w:pStyle w:val="NoSpacing"/>
-        <w:rPr>
-          <w:rFonts w:ascii="Calibri" w:hAnsi="Calibri" w:cs="Calibri"/>
-          <w:sz w:val="22"/>
-          <w:szCs w:val="22"/>
-        </w:rPr>
-      </w:pPr>
-      <w:r>
-        <w:rPr>
-          <w:rFonts w:ascii="Calibri" w:hAnsi="Calibri" w:cs="Calibri"/>
-          <w:b/>
-          <w:bCs/>
-          <w:sz w:val="22"/>
-          <w:szCs w:val="22"/>
-        </w:rPr>
-        <w:t xml:space="preserve">UST Global | Bangalore, India </w:t>
-      </w:r>
-      <w:r>
-        <w:rPr>
-          <w:rFonts w:ascii="Calibri" w:hAnsi="Calibri" w:cs="Calibri"/>
-          <w:b/>
-          <w:bCs/>
-          <w:sz w:val="22"/>
-          <w:szCs w:val="22"/>
-        </w:rPr>
-        <w:tab/>
+      </w:r>
+      <w:r>
+        <w:rPr>
+          <w:rFonts w:ascii="Calibri" w:hAnsi="Calibri" w:cs="Calibri"/>
+          <w:b/>
+          <w:bCs/>
+          <w:sz w:val="22"/>
+          <w:szCs w:val="22"/>
+        </w:rPr>
+        <w:t xml:space="preserve">                                                                                                                        </w:t>
+      </w:r>
+      <w:r>
+        <w:rPr>
+          <w:rFonts w:ascii="Calibri" w:hAnsi="Calibri" w:cs="Calibri"/>
+          <w:b/>
+          <w:bCs/>
+          <w:sz w:val="22"/>
+          <w:szCs w:val="22"/>
+        </w:rPr>
         <w:t>Jul 2021 – Nov 2023</w:t>
       </w:r>
     </w:p>
@@ -3175,43 +2828,7 @@
           <w:sz w:val="22"/>
           <w:szCs w:val="22"/>
         </w:rPr>
-        <w:t xml:space="preserve">Managed a distributed team across </w:t>
-      </w:r>
-      <w:r>
-        <w:rPr>
-          <w:rFonts w:ascii="Calibri" w:hAnsi="Calibri" w:cs="Calibri"/>
-          <w:b/>
-          <w:bCs/>
-          <w:sz w:val="22"/>
-          <w:szCs w:val="22"/>
-        </w:rPr>
-        <w:t>onsite</w:t>
-      </w:r>
-      <w:r>
-        <w:rPr>
-          <w:rFonts w:ascii="Calibri" w:hAnsi="Calibri" w:cs="Calibri"/>
-          <w:sz w:val="22"/>
-          <w:szCs w:val="22"/>
-        </w:rPr>
-        <w:t xml:space="preserve"> and </w:t>
-      </w:r>
-      <w:r>
-        <w:rPr>
-          <w:rFonts w:ascii="Calibri" w:hAnsi="Calibri" w:cs="Calibri"/>
-          <w:b/>
-          <w:bCs/>
-          <w:sz w:val="22"/>
-          <w:szCs w:val="22"/>
-        </w:rPr>
-        <w:t>offshore</w:t>
-      </w:r>
-      <w:r>
-        <w:rPr>
-          <w:rFonts w:ascii="Calibri" w:hAnsi="Calibri" w:cs="Calibri"/>
-          <w:sz w:val="22"/>
-          <w:szCs w:val="22"/>
-        </w:rPr>
-        <w:t xml:space="preserve"> locations handling task distribution, unblocking engineers, and keeping delivery predictable across time zones.</w:t>
+        <w:t>Managed a distributed team across onsite and offshore locations handling task distribution, unblocking engineers, and keeping delivery predictable across time zones.</w:t>
       </w:r>
     </w:p>
     <w:p>
@@ -3233,51 +2850,8 @@
           <w:sz w:val="22"/>
           <w:szCs w:val="22"/>
         </w:rPr>
-        <w:t xml:space="preserve">Built </w:t>
-      </w:r>
-      <w:r>
-        <w:rPr>
-          <w:rFonts w:ascii="Calibri" w:hAnsi="Calibri" w:cs="Calibri"/>
-          <w:b/>
-          <w:bCs/>
-          <w:sz w:val="22"/>
-          <w:szCs w:val="22"/>
-        </w:rPr>
-        <w:t>Java-based automation frameworks</w:t>
-      </w:r>
-      <w:r>
-        <w:rPr>
-          <w:rFonts w:ascii="Calibri" w:hAnsi="Calibri" w:cs="Calibri"/>
-          <w:sz w:val="22"/>
-          <w:szCs w:val="22"/>
-        </w:rPr>
-        <w:t xml:space="preserve"> and </w:t>
-      </w:r>
-      <w:r>
-        <w:rPr>
-          <w:rFonts w:ascii="Calibri" w:hAnsi="Calibri" w:cs="Calibri"/>
-          <w:b/>
-          <w:bCs/>
-          <w:sz w:val="22"/>
-          <w:szCs w:val="22"/>
-        </w:rPr>
-        <w:t>GitLab CI/CD pipelines</w:t>
-      </w:r>
-      <w:r>
-        <w:rPr>
-          <w:rFonts w:ascii="Calibri" w:hAnsi="Calibri" w:cs="Calibri"/>
-          <w:sz w:val="22"/>
-          <w:szCs w:val="22"/>
-        </w:rPr>
-        <w:t xml:space="preserve"> from the ground up so every code merge triggered a </w:t>
-      </w:r>
-      <w:r>
-        <w:rPr>
-          <w:rFonts w:ascii="Calibri" w:hAnsi="Calibri" w:cs="Calibri"/>
-          <w:sz w:val="22"/>
-          <w:szCs w:val="22"/>
-        </w:rPr>
-        <w:t>meaningful set of automated checks before anything reached production.</w:t>
+        <w:lastRenderedPageBreak/>
+        <w:t>Built Java-based automation frameworks and GitLab CI/CD pipelines from the ground up so every code merge triggered a meaningful set of automated checks before anything reached production.</w:t>
       </w:r>
     </w:p>
     <w:p>
@@ -3304,24 +2878,7 @@
           <w:rFonts w:ascii="Calibri" w:eastAsia="Arial" w:hAnsi="Calibri" w:cs="Calibri"/>
           <w:color w:val="000000"/>
         </w:rPr>
-        <w:lastRenderedPageBreak/>
-        <w:t>Prepared detailed reports summarizing testing results, highlighting key defects, and providing recommendations for product</w:t>
-      </w:r>
-      <w:r>
-        <w:rPr>
-          <w:rFonts w:ascii="Calibri" w:eastAsia="Arial" w:hAnsi="Calibri" w:cs="Calibri"/>
-          <w:b/>
-          <w:bCs/>
-          <w:color w:val="000000"/>
-        </w:rPr>
-        <w:t xml:space="preserve"> </w:t>
-      </w:r>
-      <w:r>
-        <w:rPr>
-          <w:rFonts w:ascii="Calibri" w:eastAsia="Arial" w:hAnsi="Calibri" w:cs="Calibri"/>
-          <w:color w:val="000000"/>
-        </w:rPr>
-        <w:t>improvements.</w:t>
+        <w:t>Prepared detailed reports summarizing testing results, highlighting key defects, and providing recommendations for product improvements.</w:t>
       </w:r>
     </w:p>
     <w:p>
@@ -3344,67 +2901,229 @@
           <w:szCs w:val="22"/>
           <w:lang w:val="en"/>
         </w:rPr>
-        <w:t xml:space="preserve">Implemented </w:t>
-      </w:r>
-      <w:r>
-        <w:rPr>
-          <w:rFonts w:ascii="Calibri" w:hAnsi="Calibri" w:cs="Calibri"/>
-          <w:b/>
-          <w:bCs/>
+        <w:t xml:space="preserve">Implemented Appium mobile automation framework validating Android and iOS applications across enterprise device farms improving mobile testing coverage and ensuring stable mobile application releases. </w:t>
+      </w:r>
+    </w:p>
+    <w:p>
+      <w:pPr>
+        <w:pStyle w:val="ListParagraph"/>
+        <w:numPr>
+          <w:ilvl w:val="0"/>
+          <w:numId w:val="5"/>
+        </w:numPr>
+        <w:spacing w:after="0" w:line="240" w:lineRule="auto"/>
+        <w:rPr>
+          <w:rFonts w:ascii="Calibri" w:eastAsia="Helvetica Neue" w:hAnsi="Calibri" w:cs="Calibri"/>
+          <w:sz w:val="22"/>
+          <w:szCs w:val="22"/>
+        </w:rPr>
+      </w:pPr>
+      <w:r>
+        <w:rPr>
+          <w:rFonts w:ascii="Calibri" w:eastAsia="Helvetica Neue" w:hAnsi="Calibri" w:cs="Calibri"/>
+          <w:sz w:val="22"/>
+          <w:szCs w:val="22"/>
+        </w:rPr>
+        <w:t>Utilized Charles Proxy to monitor HTTP/HTTPS traffic between mobile applications and the server to identify and troubleshoot issues, improving app performance by 65%.</w:t>
+      </w:r>
+    </w:p>
+    <w:p>
+      <w:pPr>
+        <w:pStyle w:val="ListParagraph"/>
+        <w:numPr>
+          <w:ilvl w:val="0"/>
+          <w:numId w:val="5"/>
+        </w:numPr>
+        <w:spacing w:after="0" w:line="240" w:lineRule="auto"/>
+        <w:rPr>
+          <w:rFonts w:ascii="Calibri" w:eastAsia="Helvetica Neue" w:hAnsi="Calibri" w:cs="Calibri"/>
+          <w:sz w:val="22"/>
+          <w:szCs w:val="22"/>
+        </w:rPr>
+      </w:pPr>
+      <w:r>
+        <w:rPr>
+          <w:rFonts w:ascii="Calibri" w:eastAsia="Helvetica Neue" w:hAnsi="Calibri" w:cs="Calibri"/>
+          <w:sz w:val="22"/>
+          <w:szCs w:val="22"/>
+        </w:rPr>
+        <w:t>Collaborated with developers and product managers to define test plans and cases for new features and enhancements, ensuring comprehensive coverage.</w:t>
+      </w:r>
+    </w:p>
+    <w:p>
+      <w:pPr>
+        <w:pStyle w:val="ListParagraph"/>
+        <w:numPr>
+          <w:ilvl w:val="0"/>
+          <w:numId w:val="5"/>
+        </w:numPr>
+        <w:spacing w:after="0" w:line="240" w:lineRule="auto"/>
+        <w:rPr>
+          <w:rFonts w:ascii="Calibri" w:eastAsia="Helvetica Neue" w:hAnsi="Calibri" w:cs="Calibri"/>
+          <w:sz w:val="22"/>
+          <w:szCs w:val="22"/>
+        </w:rPr>
+      </w:pPr>
+      <w:r>
+        <w:rPr>
+          <w:rFonts w:ascii="Calibri" w:eastAsia="Helvetica Neue" w:hAnsi="Calibri" w:cs="Calibri"/>
+          <w:sz w:val="22"/>
+          <w:szCs w:val="22"/>
+        </w:rPr>
+        <w:t>Documented test cases, results, and project status in Confluence, enhancing team communication and project visibility.</w:t>
+      </w:r>
+    </w:p>
+    <w:p>
+      <w:pPr>
+        <w:pStyle w:val="ListParagraph"/>
+        <w:numPr>
+          <w:ilvl w:val="0"/>
+          <w:numId w:val="5"/>
+        </w:numPr>
+        <w:spacing w:after="0" w:line="240" w:lineRule="auto"/>
+        <w:rPr>
+          <w:rFonts w:ascii="Calibri" w:eastAsia="Helvetica Neue" w:hAnsi="Calibri" w:cs="Calibri"/>
+          <w:sz w:val="22"/>
+          <w:szCs w:val="22"/>
+        </w:rPr>
+      </w:pPr>
+      <w:r>
+        <w:rPr>
+          <w:rFonts w:ascii="Calibri" w:eastAsia="Helvetica Neue" w:hAnsi="Calibri" w:cs="Calibri"/>
+          <w:sz w:val="22"/>
+          <w:szCs w:val="22"/>
+        </w:rPr>
+        <w:t xml:space="preserve">Developed and maintained automated test scripts for Android and iOS mobile applications using Appium, Espresso, and </w:t>
+      </w:r>
+      <w:proofErr w:type="spellStart"/>
+      <w:r>
+        <w:rPr>
+          <w:rFonts w:ascii="Calibri" w:eastAsia="Helvetica Neue" w:hAnsi="Calibri" w:cs="Calibri"/>
+          <w:sz w:val="22"/>
+          <w:szCs w:val="22"/>
+        </w:rPr>
+        <w:t>XCUITest</w:t>
+      </w:r>
+      <w:proofErr w:type="spellEnd"/>
+      <w:r>
+        <w:rPr>
+          <w:rFonts w:ascii="Calibri" w:eastAsia="Helvetica Neue" w:hAnsi="Calibri" w:cs="Calibri"/>
+          <w:sz w:val="22"/>
+          <w:szCs w:val="22"/>
+        </w:rPr>
+        <w:t>.</w:t>
+      </w:r>
+    </w:p>
+    <w:p>
+      <w:pPr>
+        <w:pStyle w:val="ListParagraph"/>
+        <w:numPr>
+          <w:ilvl w:val="0"/>
+          <w:numId w:val="5"/>
+        </w:numPr>
+        <w:spacing w:after="0" w:line="240" w:lineRule="auto"/>
+        <w:rPr>
+          <w:rFonts w:ascii="Calibri" w:eastAsia="Helvetica Neue" w:hAnsi="Calibri" w:cs="Calibri"/>
+          <w:sz w:val="22"/>
+          <w:szCs w:val="22"/>
+        </w:rPr>
+      </w:pPr>
+      <w:r>
+        <w:rPr>
+          <w:rFonts w:ascii="Calibri" w:eastAsia="Helvetica Neue" w:hAnsi="Calibri" w:cs="Calibri"/>
+          <w:sz w:val="22"/>
+          <w:szCs w:val="22"/>
+        </w:rPr>
+        <w:t>Implemented end-to-end testing for mobile applications to ensure functionality, usability, and performance on different devices.</w:t>
+      </w:r>
+    </w:p>
+    <w:p>
+      <w:pPr>
+        <w:pStyle w:val="NoSpacing"/>
+        <w:numPr>
+          <w:ilvl w:val="0"/>
+          <w:numId w:val="5"/>
+        </w:numPr>
+        <w:rPr>
+          <w:rFonts w:ascii="Calibri" w:hAnsi="Calibri" w:cs="Calibri"/>
+          <w:sz w:val="22"/>
+          <w:szCs w:val="22"/>
+        </w:rPr>
+      </w:pPr>
+      <w:r>
+        <w:rPr>
+          <w:rFonts w:ascii="Calibri" w:hAnsi="Calibri" w:cs="Calibri"/>
+          <w:sz w:val="22"/>
+          <w:szCs w:val="22"/>
+        </w:rPr>
+        <w:t>Developed and organized Smoke, Functional, Positive, Negative and Regression Testing and wrote Test Scenarios and Scenario Outlines in Cucumber Feature Files using Gherkin language</w:t>
+      </w:r>
+    </w:p>
+    <w:p>
+      <w:pPr>
+        <w:pStyle w:val="NoSpacing"/>
+        <w:numPr>
+          <w:ilvl w:val="0"/>
+          <w:numId w:val="5"/>
+        </w:numPr>
+        <w:rPr>
+          <w:rFonts w:ascii="Calibri" w:hAnsi="Calibri" w:cs="Calibri"/>
+          <w:sz w:val="22"/>
+          <w:szCs w:val="22"/>
+        </w:rPr>
+      </w:pPr>
+      <w:r>
+        <w:rPr>
+          <w:rFonts w:ascii="Calibri" w:hAnsi="Calibri" w:cs="Calibri"/>
+          <w:sz w:val="22"/>
+          <w:szCs w:val="22"/>
+        </w:rPr>
+        <w:t>Debugged and resolved Appium-related issues using tools like Appium Inspector, Android Studio, and Xcode, improving test reliability and decreasing test flakiness.</w:t>
+      </w:r>
+    </w:p>
+    <w:p>
+      <w:pPr>
+        <w:pStyle w:val="NoSpacing"/>
+        <w:numPr>
+          <w:ilvl w:val="0"/>
+          <w:numId w:val="5"/>
+        </w:numPr>
+        <w:rPr>
+          <w:rFonts w:ascii="Calibri" w:hAnsi="Calibri" w:cs="Calibri"/>
+          <w:sz w:val="22"/>
+          <w:szCs w:val="22"/>
+        </w:rPr>
+      </w:pPr>
+      <w:r>
+        <w:rPr>
+          <w:rFonts w:ascii="Calibri" w:hAnsi="Calibri" w:cs="Calibri"/>
+          <w:sz w:val="22"/>
+          <w:szCs w:val="22"/>
+        </w:rPr>
+        <w:t xml:space="preserve">I have used Prometheus and Grafana to build dashboards tracking the golden signals latency, traffic, errors, and saturation. </w:t>
+      </w:r>
+    </w:p>
+    <w:p>
+      <w:pPr>
+        <w:pStyle w:val="NoSpacing"/>
+        <w:numPr>
+          <w:ilvl w:val="0"/>
+          <w:numId w:val="5"/>
+        </w:numPr>
+        <w:rPr>
+          <w:rFonts w:ascii="Calibri" w:hAnsi="Calibri" w:cs="Calibri"/>
+          <w:sz w:val="22"/>
+          <w:szCs w:val="22"/>
+        </w:rPr>
+      </w:pPr>
+      <w:r>
+        <w:rPr>
+          <w:rFonts w:ascii="Calibri" w:hAnsi="Calibri" w:cs="Calibri"/>
           <w:sz w:val="22"/>
           <w:szCs w:val="22"/>
           <w:lang w:val="en"/>
         </w:rPr>
-        <w:t>Appium mobile automation</w:t>
-      </w:r>
-      <w:r>
-        <w:rPr>
-          <w:rFonts w:ascii="Calibri" w:hAnsi="Calibri" w:cs="Calibri"/>
-          <w:sz w:val="22"/>
-          <w:szCs w:val="22"/>
-          <w:lang w:val="en"/>
-        </w:rPr>
-        <w:t xml:space="preserve"> framework validating </w:t>
-      </w:r>
-      <w:r>
-        <w:rPr>
-          <w:rFonts w:ascii="Calibri" w:hAnsi="Calibri" w:cs="Calibri"/>
-          <w:b/>
-          <w:bCs/>
-          <w:sz w:val="22"/>
-          <w:szCs w:val="22"/>
-          <w:lang w:val="en"/>
-        </w:rPr>
-        <w:t>Android</w:t>
-      </w:r>
-      <w:r>
-        <w:rPr>
-          <w:rFonts w:ascii="Calibri" w:hAnsi="Calibri" w:cs="Calibri"/>
-          <w:sz w:val="22"/>
-          <w:szCs w:val="22"/>
-          <w:lang w:val="en"/>
-        </w:rPr>
-        <w:t xml:space="preserve"> and </w:t>
-      </w:r>
-      <w:r>
-        <w:rPr>
-          <w:rFonts w:ascii="Calibri" w:hAnsi="Calibri" w:cs="Calibri"/>
-          <w:b/>
-          <w:bCs/>
-          <w:sz w:val="22"/>
-          <w:szCs w:val="22"/>
-          <w:lang w:val="en"/>
-        </w:rPr>
-        <w:t>iOS applications</w:t>
-      </w:r>
-      <w:r>
-        <w:rPr>
-          <w:rFonts w:ascii="Calibri" w:hAnsi="Calibri" w:cs="Calibri"/>
-          <w:sz w:val="22"/>
-          <w:szCs w:val="22"/>
-          <w:lang w:val="en"/>
-        </w:rPr>
-        <w:t xml:space="preserve"> across enterprise device farms improving mobile testing coverage and ensuring stable mobile application releases. </w:t>
+        <w:t>Validated REST APIs using Postman and SoapUI ensuring reliable communication between billing platforms and energy management systems.</w:t>
       </w:r>
     </w:p>
     <w:p>
@@ -3426,185 +3145,52 @@
           <w:sz w:val="22"/>
           <w:szCs w:val="22"/>
         </w:rPr>
-        <w:t xml:space="preserve">Developed and organized </w:t>
-      </w:r>
-      <w:r>
-        <w:rPr>
-          <w:rFonts w:ascii="Calibri" w:hAnsi="Calibri" w:cs="Calibri"/>
-          <w:b/>
-          <w:bCs/>
-          <w:sz w:val="22"/>
-          <w:szCs w:val="22"/>
-        </w:rPr>
-        <w:t>Smoke, Functional, Positive, Negative</w:t>
-      </w:r>
-      <w:r>
-        <w:rPr>
-          <w:rFonts w:ascii="Calibri" w:hAnsi="Calibri" w:cs="Calibri"/>
-          <w:sz w:val="22"/>
-          <w:szCs w:val="22"/>
-        </w:rPr>
-        <w:t xml:space="preserve"> and </w:t>
-      </w:r>
-      <w:r>
-        <w:rPr>
-          <w:rFonts w:ascii="Calibri" w:hAnsi="Calibri" w:cs="Calibri"/>
-          <w:b/>
-          <w:bCs/>
-          <w:sz w:val="22"/>
-          <w:szCs w:val="22"/>
-        </w:rPr>
-        <w:t>Regression Testing</w:t>
-      </w:r>
-      <w:r>
-        <w:rPr>
-          <w:rFonts w:ascii="Calibri" w:hAnsi="Calibri" w:cs="Calibri"/>
-          <w:sz w:val="22"/>
-          <w:szCs w:val="22"/>
-        </w:rPr>
-        <w:t xml:space="preserve"> and wrote Test Scenarios and Scenario Outlines in Cucumber Feature Files using </w:t>
-      </w:r>
-      <w:r>
-        <w:rPr>
-          <w:rFonts w:ascii="Calibri" w:hAnsi="Calibri" w:cs="Calibri"/>
-          <w:b/>
-          <w:bCs/>
-          <w:sz w:val="22"/>
-          <w:szCs w:val="22"/>
-        </w:rPr>
-        <w:t>Gherkin language</w:t>
-      </w:r>
-    </w:p>
-    <w:p>
-      <w:pPr>
-        <w:pStyle w:val="NoSpacing"/>
+        <w:t>Built and coached a QA team where people felt ownership over quality, not just responsibility for executing assigned test cases.</w:t>
+      </w:r>
+    </w:p>
+    <w:p>
+      <w:pPr>
+        <w:pStyle w:val="ListParagraph"/>
         <w:numPr>
           <w:ilvl w:val="0"/>
           <w:numId w:val="5"/>
         </w:numPr>
-        <w:rPr>
-          <w:rFonts w:ascii="Calibri" w:hAnsi="Calibri" w:cs="Calibri"/>
-          <w:sz w:val="22"/>
-          <w:szCs w:val="22"/>
-        </w:rPr>
-      </w:pPr>
-      <w:r>
-        <w:rPr>
-          <w:rFonts w:ascii="Calibri" w:hAnsi="Calibri" w:cs="Calibri"/>
-          <w:sz w:val="22"/>
-          <w:szCs w:val="22"/>
-        </w:rPr>
-        <w:t xml:space="preserve">Debugged and resolved </w:t>
-      </w:r>
-      <w:r>
-        <w:rPr>
-          <w:rFonts w:ascii="Calibri" w:hAnsi="Calibri" w:cs="Calibri"/>
-          <w:b/>
-          <w:bCs/>
-          <w:sz w:val="22"/>
-          <w:szCs w:val="22"/>
-        </w:rPr>
-        <w:t>Appium-related issues</w:t>
-      </w:r>
-      <w:r>
-        <w:rPr>
-          <w:rFonts w:ascii="Calibri" w:hAnsi="Calibri" w:cs="Calibri"/>
-          <w:sz w:val="22"/>
-          <w:szCs w:val="22"/>
-        </w:rPr>
-        <w:t xml:space="preserve"> using tools like </w:t>
-      </w:r>
-      <w:r>
-        <w:rPr>
-          <w:rFonts w:ascii="Calibri" w:hAnsi="Calibri" w:cs="Calibri"/>
-          <w:b/>
-          <w:bCs/>
-          <w:sz w:val="22"/>
-          <w:szCs w:val="22"/>
-        </w:rPr>
-        <w:t>Appium Inspector, Android Studio, and Xcode</w:t>
-      </w:r>
-      <w:r>
-        <w:rPr>
-          <w:rFonts w:ascii="Calibri" w:hAnsi="Calibri" w:cs="Calibri"/>
-          <w:sz w:val="22"/>
-          <w:szCs w:val="22"/>
-        </w:rPr>
-        <w:t>, improving test reliability and decreasing test flakiness.</w:t>
-      </w:r>
-    </w:p>
-    <w:p>
-      <w:pPr>
-        <w:pStyle w:val="NoSpacing"/>
+        <w:spacing w:after="0" w:line="240" w:lineRule="auto"/>
+        <w:rPr>
+          <w:rFonts w:ascii="Calibri" w:eastAsia="Helvetica Neue" w:hAnsi="Calibri" w:cs="Calibri"/>
+          <w:sz w:val="22"/>
+          <w:szCs w:val="22"/>
+        </w:rPr>
+      </w:pPr>
+      <w:r>
+        <w:rPr>
+          <w:rFonts w:ascii="Calibri" w:eastAsia="Helvetica Neue" w:hAnsi="Calibri" w:cs="Calibri"/>
+          <w:sz w:val="22"/>
+          <w:szCs w:val="22"/>
+        </w:rPr>
+        <w:t>Coordinated with the development team to integrate test automation into the Azure DevOps build pipeline.</w:t>
+      </w:r>
+    </w:p>
+    <w:p>
+      <w:pPr>
+        <w:pStyle w:val="MediumGrid21"/>
         <w:numPr>
           <w:ilvl w:val="0"/>
           <w:numId w:val="5"/>
         </w:numPr>
         <w:rPr>
-          <w:rFonts w:ascii="Calibri" w:hAnsi="Calibri" w:cs="Calibri"/>
-          <w:sz w:val="22"/>
-          <w:szCs w:val="22"/>
-        </w:rPr>
-      </w:pPr>
-      <w:r>
-        <w:rPr>
-          <w:rFonts w:ascii="Calibri" w:hAnsi="Calibri" w:cs="Calibri"/>
-          <w:sz w:val="22"/>
-          <w:szCs w:val="22"/>
-        </w:rPr>
-        <w:t>I</w:t>
-      </w:r>
-      <w:r>
-        <w:rPr>
-          <w:rFonts w:ascii="Calibri" w:hAnsi="Calibri" w:cs="Calibri"/>
-          <w:sz w:val="22"/>
-          <w:szCs w:val="22"/>
-        </w:rPr>
-        <w:t xml:space="preserve"> have</w:t>
-      </w:r>
-      <w:r>
-        <w:rPr>
-          <w:rFonts w:ascii="Calibri" w:hAnsi="Calibri" w:cs="Calibri"/>
-          <w:sz w:val="22"/>
-          <w:szCs w:val="22"/>
-        </w:rPr>
-        <w:t xml:space="preserve"> used </w:t>
-      </w:r>
-      <w:r>
-        <w:rPr>
-          <w:rFonts w:ascii="Calibri" w:hAnsi="Calibri" w:cs="Calibri"/>
-          <w:b/>
-          <w:bCs/>
-          <w:sz w:val="22"/>
-          <w:szCs w:val="22"/>
-        </w:rPr>
-        <w:t>Prometheus</w:t>
-      </w:r>
-      <w:r>
-        <w:rPr>
-          <w:rFonts w:ascii="Calibri" w:hAnsi="Calibri" w:cs="Calibri"/>
-          <w:sz w:val="22"/>
-          <w:szCs w:val="22"/>
-        </w:rPr>
-        <w:t xml:space="preserve"> and </w:t>
-      </w:r>
-      <w:r>
-        <w:rPr>
-          <w:rFonts w:ascii="Calibri" w:hAnsi="Calibri" w:cs="Calibri"/>
-          <w:b/>
-          <w:bCs/>
-          <w:sz w:val="22"/>
-          <w:szCs w:val="22"/>
-        </w:rPr>
-        <w:t>Grafana</w:t>
-      </w:r>
-      <w:r>
-        <w:rPr>
-          <w:rFonts w:ascii="Calibri" w:hAnsi="Calibri" w:cs="Calibri"/>
-          <w:sz w:val="22"/>
-          <w:szCs w:val="22"/>
-        </w:rPr>
-        <w:t xml:space="preserve"> to build dashboards tracking the golden signals latency, traffic, errors, and saturation. </w:t>
+          <w:rFonts w:ascii="Calibri" w:eastAsia="Helvetica" w:hAnsi="Calibri" w:cs="Calibri"/>
+          <w:sz w:val="22"/>
+          <w:szCs w:val="22"/>
+        </w:rPr>
+      </w:pPr>
+      <w:r>
+        <w:rPr>
+          <w:rFonts w:ascii="Calibri" w:eastAsia="Helvetica" w:hAnsi="Calibri" w:cs="Calibri"/>
+          <w:sz w:val="22"/>
+          <w:szCs w:val="22"/>
+        </w:rPr>
+        <w:t>Extensively worked in Regression testing using Selenium Web driver in TestNG</w:t>
       </w:r>
     </w:p>
     <w:p>
@@ -3625,128 +3211,19 @@
           <w:rFonts w:ascii="Calibri" w:hAnsi="Calibri" w:cs="Calibri"/>
           <w:sz w:val="22"/>
           <w:szCs w:val="22"/>
-          <w:lang w:val="en"/>
-        </w:rPr>
-        <w:t xml:space="preserve">Validated </w:t>
-      </w:r>
-      <w:r>
-        <w:rPr>
-          <w:rFonts w:ascii="Calibri" w:hAnsi="Calibri" w:cs="Calibri"/>
-          <w:b/>
-          <w:bCs/>
-          <w:sz w:val="22"/>
-          <w:szCs w:val="22"/>
-          <w:lang w:val="en"/>
-        </w:rPr>
-        <w:t>REST APIs</w:t>
-      </w:r>
-      <w:r>
-        <w:rPr>
-          <w:rFonts w:ascii="Calibri" w:hAnsi="Calibri" w:cs="Calibri"/>
-          <w:sz w:val="22"/>
-          <w:szCs w:val="22"/>
-          <w:lang w:val="en"/>
-        </w:rPr>
-        <w:t xml:space="preserve"> using </w:t>
-      </w:r>
-      <w:r>
-        <w:rPr>
-          <w:rFonts w:ascii="Calibri" w:hAnsi="Calibri" w:cs="Calibri"/>
-          <w:b/>
-          <w:bCs/>
-          <w:sz w:val="22"/>
-          <w:szCs w:val="22"/>
-          <w:lang w:val="en"/>
-        </w:rPr>
-        <w:t>Postman</w:t>
-      </w:r>
-      <w:r>
-        <w:rPr>
-          <w:rFonts w:ascii="Calibri" w:hAnsi="Calibri" w:cs="Calibri"/>
-          <w:sz w:val="22"/>
-          <w:szCs w:val="22"/>
-          <w:lang w:val="en"/>
-        </w:rPr>
-        <w:t xml:space="preserve"> and </w:t>
-      </w:r>
-      <w:r>
-        <w:rPr>
-          <w:rFonts w:ascii="Calibri" w:hAnsi="Calibri" w:cs="Calibri"/>
-          <w:b/>
-          <w:bCs/>
-          <w:sz w:val="22"/>
-          <w:szCs w:val="22"/>
-          <w:lang w:val="en"/>
-        </w:rPr>
-        <w:t>SoapUI</w:t>
-      </w:r>
-      <w:r>
-        <w:rPr>
-          <w:rFonts w:ascii="Calibri" w:hAnsi="Calibri" w:cs="Calibri"/>
-          <w:sz w:val="22"/>
-          <w:szCs w:val="22"/>
-          <w:lang w:val="en"/>
-        </w:rPr>
-        <w:t xml:space="preserve"> ensuring reliable communication between billing platforms and energy management systems.</w:t>
-      </w:r>
-    </w:p>
-    <w:p>
-      <w:pPr>
-        <w:pStyle w:val="NoSpacing"/>
-        <w:numPr>
-          <w:ilvl w:val="0"/>
-          <w:numId w:val="5"/>
-        </w:numPr>
-        <w:rPr>
-          <w:rFonts w:ascii="Calibri" w:hAnsi="Calibri" w:cs="Calibri"/>
-          <w:sz w:val="22"/>
-          <w:szCs w:val="22"/>
-        </w:rPr>
-      </w:pPr>
-      <w:r>
-        <w:rPr>
-          <w:rFonts w:ascii="Calibri" w:hAnsi="Calibri" w:cs="Calibri"/>
-          <w:sz w:val="22"/>
-          <w:szCs w:val="22"/>
-        </w:rPr>
-        <w:t xml:space="preserve">Built and </w:t>
-      </w:r>
-      <w:r>
-        <w:rPr>
-          <w:rFonts w:ascii="Calibri" w:hAnsi="Calibri" w:cs="Calibri"/>
-          <w:b/>
-          <w:bCs/>
-          <w:sz w:val="22"/>
-          <w:szCs w:val="22"/>
-        </w:rPr>
-        <w:t>coached</w:t>
-      </w:r>
-      <w:r>
-        <w:rPr>
-          <w:rFonts w:ascii="Calibri" w:hAnsi="Calibri" w:cs="Calibri"/>
-          <w:sz w:val="22"/>
-          <w:szCs w:val="22"/>
-        </w:rPr>
-        <w:t xml:space="preserve"> a </w:t>
-      </w:r>
-      <w:r>
-        <w:rPr>
-          <w:rFonts w:ascii="Calibri" w:hAnsi="Calibri" w:cs="Calibri"/>
-          <w:b/>
-          <w:bCs/>
-          <w:sz w:val="22"/>
-          <w:szCs w:val="22"/>
-        </w:rPr>
-        <w:t>QA team</w:t>
-      </w:r>
-      <w:r>
-        <w:rPr>
-          <w:rFonts w:ascii="Calibri" w:hAnsi="Calibri" w:cs="Calibri"/>
-          <w:sz w:val="22"/>
-          <w:szCs w:val="22"/>
-        </w:rPr>
-        <w:t xml:space="preserve"> where people felt ownership over quality, not just responsibility for executing assigned test cases.</w:t>
-      </w:r>
+        </w:rPr>
+        <w:t>Designed tests for AWS Lambda functions and S3 data pipelines, making serverless behavior visible and predictable for the engineering team.</w:t>
+      </w:r>
+    </w:p>
+    <w:p>
+      <w:pPr>
+        <w:pStyle w:val="NoSpacing"/>
+        <w:rPr>
+          <w:rFonts w:ascii="Calibri" w:hAnsi="Calibri" w:cs="Calibri"/>
+          <w:sz w:val="22"/>
+          <w:szCs w:val="22"/>
+        </w:rPr>
+      </w:pPr>
     </w:p>
     <w:p>
       <w:pPr>
@@ -3874,97 +3351,7 @@
           <w:sz w:val="22"/>
           <w:szCs w:val="22"/>
         </w:rPr>
-        <w:t xml:space="preserve">Tested </w:t>
-      </w:r>
-      <w:r>
-        <w:rPr>
-          <w:rFonts w:ascii="Calibri" w:hAnsi="Calibri" w:cs="Calibri"/>
-          <w:b/>
-          <w:bCs/>
-          <w:sz w:val="22"/>
-          <w:szCs w:val="22"/>
-        </w:rPr>
-        <w:t>healthcare workflows</w:t>
-      </w:r>
-      <w:r>
-        <w:rPr>
-          <w:rFonts w:ascii="Calibri" w:hAnsi="Calibri" w:cs="Calibri"/>
-          <w:sz w:val="22"/>
-          <w:szCs w:val="22"/>
-        </w:rPr>
-        <w:t xml:space="preserve"> end to end insurance </w:t>
-      </w:r>
-      <w:r>
-        <w:rPr>
-          <w:rFonts w:ascii="Calibri" w:hAnsi="Calibri" w:cs="Calibri"/>
-          <w:b/>
-          <w:bCs/>
-          <w:sz w:val="22"/>
-          <w:szCs w:val="22"/>
-        </w:rPr>
-        <w:t>eligibility checks, prior authorizations</w:t>
-      </w:r>
-      <w:r>
-        <w:rPr>
-          <w:rFonts w:ascii="Calibri" w:hAnsi="Calibri" w:cs="Calibri"/>
-          <w:sz w:val="22"/>
-          <w:szCs w:val="22"/>
-        </w:rPr>
-        <w:t xml:space="preserve"> and </w:t>
-      </w:r>
-      <w:r>
-        <w:rPr>
-          <w:rFonts w:ascii="Calibri" w:hAnsi="Calibri" w:cs="Calibri"/>
-          <w:b/>
-          <w:bCs/>
-          <w:sz w:val="22"/>
-          <w:szCs w:val="22"/>
-        </w:rPr>
-        <w:t>claim submissions</w:t>
-      </w:r>
-      <w:r>
-        <w:rPr>
-          <w:rFonts w:ascii="Calibri" w:hAnsi="Calibri" w:cs="Calibri"/>
-          <w:sz w:val="22"/>
-          <w:szCs w:val="22"/>
-        </w:rPr>
-        <w:t xml:space="preserve"> validating </w:t>
-      </w:r>
-      <w:r>
-        <w:rPr>
-          <w:rFonts w:ascii="Calibri" w:hAnsi="Calibri" w:cs="Calibri"/>
-          <w:b/>
-          <w:bCs/>
-          <w:sz w:val="22"/>
-          <w:szCs w:val="22"/>
-        </w:rPr>
-        <w:t>HL7</w:t>
-      </w:r>
-      <w:r>
-        <w:rPr>
-          <w:rFonts w:ascii="Calibri" w:hAnsi="Calibri" w:cs="Calibri"/>
-          <w:sz w:val="22"/>
-          <w:szCs w:val="22"/>
-        </w:rPr>
-        <w:t xml:space="preserve"> and </w:t>
-      </w:r>
-      <w:r>
-        <w:rPr>
-          <w:rFonts w:ascii="Calibri" w:hAnsi="Calibri" w:cs="Calibri"/>
-          <w:b/>
-          <w:bCs/>
-          <w:sz w:val="22"/>
-          <w:szCs w:val="22"/>
-        </w:rPr>
-        <w:t>EDI</w:t>
-      </w:r>
-      <w:r>
-        <w:rPr>
-          <w:rFonts w:ascii="Calibri" w:hAnsi="Calibri" w:cs="Calibri"/>
-          <w:sz w:val="22"/>
-          <w:szCs w:val="22"/>
-        </w:rPr>
-        <w:t xml:space="preserve"> transactions to make sure clinical and billing data moved correctly between hospitals, payers, and providers without errors. </w:t>
+        <w:t xml:space="preserve">Tested healthcare workflows end to end insurance eligibility checks, prior authorizations and claim submissions validating HL7 and EDI transactions to make sure clinical and billing data moved correctly between hospitals, payers, and providers without errors. </w:t>
       </w:r>
     </w:p>
     <w:p>
@@ -3986,43 +3373,7 @@
           <w:sz w:val="22"/>
           <w:szCs w:val="22"/>
         </w:rPr>
-        <w:t xml:space="preserve">Built automation scripts using </w:t>
-      </w:r>
-      <w:r>
-        <w:rPr>
-          <w:rFonts w:ascii="Calibri" w:hAnsi="Calibri" w:cs="Calibri"/>
-          <w:b/>
-          <w:bCs/>
-          <w:sz w:val="22"/>
-          <w:szCs w:val="22"/>
-        </w:rPr>
-        <w:t xml:space="preserve">Java, Selenium, TestNG, </w:t>
-      </w:r>
-      <w:r>
-        <w:rPr>
-          <w:rFonts w:ascii="Calibri" w:hAnsi="Calibri" w:cs="Calibri"/>
-          <w:sz w:val="22"/>
-          <w:szCs w:val="22"/>
-        </w:rPr>
-        <w:t>and</w:t>
-      </w:r>
-      <w:r>
-        <w:rPr>
-          <w:rFonts w:ascii="Calibri" w:hAnsi="Calibri" w:cs="Calibri"/>
-          <w:b/>
-          <w:bCs/>
-          <w:sz w:val="22"/>
-          <w:szCs w:val="22"/>
-        </w:rPr>
-        <w:t xml:space="preserve"> Maven</w:t>
-      </w:r>
-      <w:r>
-        <w:rPr>
-          <w:rFonts w:ascii="Calibri" w:hAnsi="Calibri" w:cs="Calibri"/>
-          <w:sz w:val="22"/>
-          <w:szCs w:val="22"/>
-        </w:rPr>
-        <w:t xml:space="preserve"> so the team could stop repeating the same manual tests before every release and focus their energy on finding new problems instead. </w:t>
+        <w:t xml:space="preserve">Built automation scripts using Java, Selenium, TestNG, and Maven so the team could stop repeating the same manual tests before every release and focus their energy on finding new problems instead. </w:t>
       </w:r>
     </w:p>
     <w:p>
@@ -4044,61 +3395,7 @@
           <w:sz w:val="22"/>
           <w:szCs w:val="22"/>
         </w:rPr>
-        <w:t xml:space="preserve">Ran </w:t>
-      </w:r>
-      <w:r>
-        <w:rPr>
-          <w:rFonts w:ascii="Calibri" w:hAnsi="Calibri" w:cs="Calibri"/>
-          <w:b/>
-          <w:bCs/>
-          <w:sz w:val="22"/>
-          <w:szCs w:val="22"/>
-        </w:rPr>
-        <w:t>performance and load tests</w:t>
-      </w:r>
-      <w:r>
-        <w:rPr>
-          <w:rFonts w:ascii="Calibri" w:hAnsi="Calibri" w:cs="Calibri"/>
-          <w:sz w:val="22"/>
-          <w:szCs w:val="22"/>
-        </w:rPr>
-        <w:t xml:space="preserve"> using </w:t>
-      </w:r>
-      <w:r>
-        <w:rPr>
-          <w:rFonts w:ascii="Calibri" w:hAnsi="Calibri" w:cs="Calibri"/>
-          <w:b/>
-          <w:bCs/>
-          <w:sz w:val="22"/>
-          <w:szCs w:val="22"/>
-        </w:rPr>
-        <w:t>JMeter</w:t>
-      </w:r>
-      <w:r>
-        <w:rPr>
-          <w:rFonts w:ascii="Calibri" w:hAnsi="Calibri" w:cs="Calibri"/>
-          <w:sz w:val="22"/>
-          <w:szCs w:val="22"/>
-        </w:rPr>
-        <w:t xml:space="preserve"> and </w:t>
-      </w:r>
-      <w:r>
-        <w:rPr>
-          <w:rFonts w:ascii="Calibri" w:hAnsi="Calibri" w:cs="Calibri"/>
-          <w:b/>
-          <w:bCs/>
-          <w:sz w:val="22"/>
-          <w:szCs w:val="22"/>
-        </w:rPr>
-        <w:t>LoadRunner</w:t>
-      </w:r>
-      <w:r>
-        <w:rPr>
-          <w:rFonts w:ascii="Calibri" w:hAnsi="Calibri" w:cs="Calibri"/>
-          <w:sz w:val="22"/>
-          <w:szCs w:val="22"/>
-        </w:rPr>
-        <w:t xml:space="preserve"> to check how the system behaved when hundreds of users logged in at the same time, and reported findings clearly so developers knew exactly what needed fixing. </w:t>
+        <w:t xml:space="preserve">Ran performance and load tests using JMeter and LoadRunner to check how the system behaved when hundreds of users logged in at the same time, and reported findings clearly so developers knew exactly what needed fixing. </w:t>
       </w:r>
     </w:p>
     <w:p>
@@ -4120,67 +3417,7 @@
           <w:sz w:val="22"/>
           <w:szCs w:val="22"/>
         </w:rPr>
-        <w:t xml:space="preserve">Maintained </w:t>
-      </w:r>
-      <w:r>
-        <w:rPr>
-          <w:rFonts w:ascii="Calibri" w:hAnsi="Calibri" w:cs="Calibri"/>
-          <w:b/>
-          <w:bCs/>
-          <w:sz w:val="22"/>
-          <w:szCs w:val="22"/>
-        </w:rPr>
-        <w:t>requirements traceability matrix</w:t>
-      </w:r>
-      <w:r>
-        <w:rPr>
-          <w:rFonts w:ascii="Calibri" w:hAnsi="Calibri" w:cs="Calibri"/>
-          <w:sz w:val="22"/>
-          <w:szCs w:val="22"/>
-        </w:rPr>
-        <w:t xml:space="preserve"> (</w:t>
-      </w:r>
-      <w:r>
-        <w:rPr>
-          <w:rFonts w:ascii="Calibri" w:hAnsi="Calibri" w:cs="Calibri"/>
-          <w:b/>
-          <w:bCs/>
-          <w:sz w:val="22"/>
-          <w:szCs w:val="22"/>
-        </w:rPr>
-        <w:t>RTM</w:t>
-      </w:r>
-      <w:r>
-        <w:rPr>
-          <w:rFonts w:ascii="Calibri" w:hAnsi="Calibri" w:cs="Calibri"/>
-          <w:sz w:val="22"/>
-          <w:szCs w:val="22"/>
-        </w:rPr>
-        <w:t>)</w:t>
-      </w:r>
-      <w:r>
-        <w:rPr>
-          <w:rFonts w:ascii="Calibri" w:hAnsi="Calibri" w:cs="Calibri"/>
-          <w:sz w:val="22"/>
-          <w:szCs w:val="22"/>
-        </w:rPr>
-        <w:t xml:space="preserve"> mapping business requirements to automated tests improving test coverage visibility and validating mission-critical </w:t>
-      </w:r>
-      <w:r>
-        <w:rPr>
-          <w:rFonts w:ascii="Calibri" w:hAnsi="Calibri" w:cs="Calibri"/>
-          <w:sz w:val="22"/>
-          <w:szCs w:val="22"/>
-        </w:rPr>
-        <w:t>healthcare</w:t>
-      </w:r>
-      <w:r>
-        <w:rPr>
-          <w:rFonts w:ascii="Calibri" w:hAnsi="Calibri" w:cs="Calibri"/>
-          <w:sz w:val="22"/>
-          <w:szCs w:val="22"/>
-        </w:rPr>
-        <w:t xml:space="preserve"> transaction workflows</w:t>
+        <w:t>Maintained requirements traceability matrix (RTM) mapping business requirements to automated tests improving test coverage visibility and validating mission-critical healthcare transaction workflows</w:t>
       </w:r>
     </w:p>
     <w:p>
@@ -4202,30 +3439,20 @@
           <w:sz w:val="22"/>
           <w:szCs w:val="22"/>
         </w:rPr>
-        <w:t xml:space="preserve">Set up </w:t>
-      </w:r>
-      <w:r>
-        <w:rPr>
-          <w:rFonts w:ascii="Calibri" w:hAnsi="Calibri" w:cs="Calibri"/>
-          <w:b/>
-          <w:bCs/>
-          <w:sz w:val="22"/>
-          <w:szCs w:val="22"/>
-        </w:rPr>
-        <w:t>parallel test execution</w:t>
-      </w:r>
-      <w:r>
-        <w:rPr>
-          <w:rFonts w:ascii="Calibri" w:hAnsi="Calibri" w:cs="Calibri"/>
-          <w:sz w:val="22"/>
-          <w:szCs w:val="22"/>
-        </w:rPr>
-        <w:t xml:space="preserve"> across multiple environments so the team stopped waiting hours for sequential test runs and started getting results much faster before every release. </w:t>
-      </w:r>
-    </w:p>
-    <w:p>
-      <w:pPr>
-        <w:pStyle w:val="NoSpacing"/>
+        <w:t xml:space="preserve">Set up parallel test execution across multiple environments so the team stopped waiting hours for sequential test </w:t>
+      </w:r>
+      <w:r>
+        <w:rPr>
+          <w:rFonts w:ascii="Calibri" w:hAnsi="Calibri" w:cs="Calibri"/>
+          <w:sz w:val="22"/>
+          <w:szCs w:val="22"/>
+        </w:rPr>
+        <w:t xml:space="preserve">runs and started getting results much faster before every release. </w:t>
+      </w:r>
+    </w:p>
+    <w:p>
+      <w:pPr>
+        <w:pStyle w:val="MediumGrid21"/>
         <w:numPr>
           <w:ilvl w:val="0"/>
           <w:numId w:val="6"/>
@@ -4234,96 +3461,275 @@
           <w:rFonts w:ascii="Calibri" w:hAnsi="Calibri" w:cs="Calibri"/>
           <w:sz w:val="22"/>
           <w:szCs w:val="22"/>
-        </w:rPr>
-      </w:pPr>
-      <w:r>
-        <w:rPr>
-          <w:rFonts w:ascii="Calibri" w:hAnsi="Calibri" w:cs="Calibri"/>
-          <w:sz w:val="22"/>
-          <w:szCs w:val="22"/>
-        </w:rPr>
-        <w:t xml:space="preserve">Worked closely with clinical </w:t>
-      </w:r>
-      <w:r>
-        <w:rPr>
-          <w:rFonts w:ascii="Calibri" w:hAnsi="Calibri" w:cs="Calibri"/>
-          <w:b/>
-          <w:bCs/>
-          <w:sz w:val="22"/>
-          <w:szCs w:val="22"/>
-        </w:rPr>
-        <w:t>business analysts</w:t>
-      </w:r>
-      <w:r>
-        <w:rPr>
-          <w:rFonts w:ascii="Calibri" w:hAnsi="Calibri" w:cs="Calibri"/>
-          <w:sz w:val="22"/>
-          <w:szCs w:val="22"/>
-        </w:rPr>
-        <w:t xml:space="preserve"> and </w:t>
-      </w:r>
-      <w:r>
-        <w:rPr>
-          <w:rFonts w:ascii="Calibri" w:hAnsi="Calibri" w:cs="Calibri"/>
-          <w:b/>
-          <w:bCs/>
-          <w:sz w:val="22"/>
-          <w:szCs w:val="22"/>
-        </w:rPr>
-        <w:t>healthcare stakeholders</w:t>
-      </w:r>
-      <w:r>
-        <w:rPr>
-          <w:rFonts w:ascii="Calibri" w:hAnsi="Calibri" w:cs="Calibri"/>
-          <w:sz w:val="22"/>
-          <w:szCs w:val="22"/>
-        </w:rPr>
-        <w:t xml:space="preserve"> to understand real user workflows, wrote clear defect reports in </w:t>
-      </w:r>
-      <w:r>
-        <w:rPr>
-          <w:rFonts w:ascii="Calibri" w:hAnsi="Calibri" w:cs="Calibri"/>
-          <w:b/>
-          <w:bCs/>
-          <w:sz w:val="22"/>
-          <w:szCs w:val="22"/>
-        </w:rPr>
-        <w:t>JIRA</w:t>
-      </w:r>
-      <w:r>
-        <w:rPr>
-          <w:rFonts w:ascii="Calibri" w:hAnsi="Calibri" w:cs="Calibri"/>
-          <w:sz w:val="22"/>
-          <w:szCs w:val="22"/>
-        </w:rPr>
-        <w:t xml:space="preserve">, </w:t>
-      </w:r>
-      <w:r>
-        <w:rPr>
-          <w:rFonts w:ascii="Calibri" w:hAnsi="Calibri" w:cs="Calibri"/>
-          <w:sz w:val="22"/>
-          <w:szCs w:val="22"/>
-        </w:rPr>
-        <w:t>and</w:t>
-      </w:r>
-      <w:r>
-        <w:rPr>
-          <w:rFonts w:ascii="Calibri" w:hAnsi="Calibri" w:cs="Calibri"/>
-          <w:b/>
-          <w:bCs/>
-          <w:sz w:val="22"/>
-          <w:szCs w:val="22"/>
-        </w:rPr>
-        <w:t xml:space="preserve"> mentored junior engineers</w:t>
-      </w:r>
-      <w:r>
-        <w:rPr>
-          <w:rFonts w:ascii="Calibri" w:hAnsi="Calibri" w:cs="Calibri"/>
-          <w:sz w:val="22"/>
-          <w:szCs w:val="22"/>
-        </w:rPr>
-        <w:t xml:space="preserve"> by reviewing their work and helping them grow into confident testers.</w:t>
-      </w:r>
+          <w:lang w:eastAsia="en-US"/>
+        </w:rPr>
+      </w:pPr>
+      <w:r>
+        <w:rPr>
+          <w:rFonts w:ascii="Calibri" w:hAnsi="Calibri" w:cs="Calibri"/>
+          <w:sz w:val="22"/>
+          <w:szCs w:val="22"/>
+          <w:lang w:eastAsia="en-US"/>
+        </w:rPr>
+        <w:lastRenderedPageBreak/>
+        <w:t>Prioritized and selected testing scenarios based on business requirements, effectively</w:t>
+      </w:r>
+      <w:r>
+        <w:rPr>
+          <w:rFonts w:ascii="Calibri" w:hAnsi="Calibri" w:cs="Calibri"/>
+          <w:sz w:val="22"/>
+          <w:szCs w:val="22"/>
+          <w:lang w:eastAsia="en-US"/>
+        </w:rPr>
+        <w:t xml:space="preserve"> </w:t>
+      </w:r>
+      <w:r>
+        <w:rPr>
+          <w:rFonts w:ascii="Calibri" w:hAnsi="Calibri" w:cs="Calibri"/>
+          <w:sz w:val="22"/>
+          <w:szCs w:val="22"/>
+          <w:lang w:eastAsia="en-US"/>
+        </w:rPr>
+        <w:t>targeting the most critical areas for testing.</w:t>
+      </w:r>
+    </w:p>
+    <w:p>
+      <w:pPr>
+        <w:pStyle w:val="MediumGrid21"/>
+        <w:numPr>
+          <w:ilvl w:val="0"/>
+          <w:numId w:val="6"/>
+        </w:numPr>
+        <w:rPr>
+          <w:rFonts w:ascii="Calibri" w:hAnsi="Calibri" w:cs="Calibri"/>
+          <w:sz w:val="22"/>
+          <w:szCs w:val="22"/>
+          <w:lang w:eastAsia="en-US"/>
+        </w:rPr>
+      </w:pPr>
+      <w:r>
+        <w:rPr>
+          <w:rFonts w:ascii="Calibri" w:hAnsi="Calibri" w:cs="Calibri"/>
+          <w:sz w:val="22"/>
+          <w:szCs w:val="22"/>
+          <w:lang w:eastAsia="en-US"/>
+        </w:rPr>
+        <w:t>Designed and implemented a BDD Cucumber framework using the Page Object Model</w:t>
+      </w:r>
+      <w:r>
+        <w:rPr>
+          <w:rFonts w:ascii="Calibri" w:hAnsi="Calibri" w:cs="Calibri"/>
+          <w:sz w:val="22"/>
+          <w:szCs w:val="22"/>
+          <w:lang w:eastAsia="en-US"/>
+        </w:rPr>
+        <w:t xml:space="preserve"> </w:t>
+      </w:r>
+      <w:r>
+        <w:rPr>
+          <w:rFonts w:ascii="Calibri" w:hAnsi="Calibri" w:cs="Calibri"/>
+          <w:sz w:val="22"/>
+          <w:szCs w:val="22"/>
+          <w:lang w:eastAsia="en-US"/>
+        </w:rPr>
+        <w:t>pattern, improving testing efficiency and reducing testing time.</w:t>
+      </w:r>
+    </w:p>
+    <w:p>
+      <w:pPr>
+        <w:pStyle w:val="MediumGrid21"/>
+        <w:numPr>
+          <w:ilvl w:val="0"/>
+          <w:numId w:val="6"/>
+        </w:numPr>
+        <w:rPr>
+          <w:rFonts w:ascii="Calibri" w:hAnsi="Calibri" w:cs="Calibri"/>
+          <w:sz w:val="22"/>
+          <w:szCs w:val="22"/>
+          <w:lang w:eastAsia="en-US"/>
+        </w:rPr>
+      </w:pPr>
+      <w:r>
+        <w:rPr>
+          <w:rFonts w:ascii="Calibri" w:hAnsi="Calibri" w:cs="Calibri"/>
+          <w:sz w:val="22"/>
+          <w:szCs w:val="22"/>
+          <w:lang w:eastAsia="en-US"/>
+        </w:rPr>
+        <w:t xml:space="preserve">Developed and maintained batch scripts for </w:t>
+      </w:r>
+      <w:proofErr w:type="gramStart"/>
+      <w:r>
+        <w:rPr>
+          <w:rFonts w:ascii="Calibri" w:hAnsi="Calibri" w:cs="Calibri"/>
+          <w:sz w:val="22"/>
+          <w:szCs w:val="22"/>
+          <w:lang w:eastAsia="en-US"/>
+        </w:rPr>
+        <w:t>build</w:t>
+      </w:r>
+      <w:proofErr w:type="gramEnd"/>
+      <w:r>
+        <w:rPr>
+          <w:rFonts w:ascii="Calibri" w:hAnsi="Calibri" w:cs="Calibri"/>
+          <w:sz w:val="22"/>
+          <w:szCs w:val="22"/>
+          <w:lang w:eastAsia="en-US"/>
+        </w:rPr>
+        <w:t xml:space="preserve"> automation, ensuring efficient and</w:t>
+      </w:r>
+      <w:r>
+        <w:rPr>
+          <w:rFonts w:ascii="Calibri" w:hAnsi="Calibri" w:cs="Calibri"/>
+          <w:sz w:val="22"/>
+          <w:szCs w:val="22"/>
+          <w:lang w:eastAsia="en-US"/>
+        </w:rPr>
+        <w:t xml:space="preserve"> </w:t>
+      </w:r>
+      <w:r>
+        <w:rPr>
+          <w:rFonts w:ascii="Calibri" w:hAnsi="Calibri" w:cs="Calibri"/>
+          <w:sz w:val="22"/>
+          <w:szCs w:val="22"/>
+          <w:lang w:eastAsia="en-US"/>
+        </w:rPr>
+        <w:t>effective testing.</w:t>
+      </w:r>
+    </w:p>
+    <w:p>
+      <w:pPr>
+        <w:pStyle w:val="MediumGrid21"/>
+        <w:numPr>
+          <w:ilvl w:val="0"/>
+          <w:numId w:val="6"/>
+        </w:numPr>
+        <w:rPr>
+          <w:rFonts w:ascii="Calibri" w:hAnsi="Calibri" w:cs="Calibri"/>
+          <w:sz w:val="22"/>
+          <w:szCs w:val="22"/>
+          <w:lang w:eastAsia="en-US"/>
+        </w:rPr>
+      </w:pPr>
+      <w:r>
+        <w:rPr>
+          <w:rFonts w:ascii="Calibri" w:hAnsi="Calibri" w:cs="Calibri"/>
+          <w:sz w:val="22"/>
+          <w:szCs w:val="22"/>
+          <w:lang w:eastAsia="en-US"/>
+        </w:rPr>
+        <w:t>Conducted parallel and cross-browser testing with TestNG in Selenium, identifying and</w:t>
+      </w:r>
+      <w:r>
+        <w:rPr>
+          <w:rFonts w:ascii="Calibri" w:hAnsi="Calibri" w:cs="Calibri"/>
+          <w:sz w:val="22"/>
+          <w:szCs w:val="22"/>
+          <w:lang w:eastAsia="en-US"/>
+        </w:rPr>
+        <w:t xml:space="preserve"> </w:t>
+      </w:r>
+      <w:r>
+        <w:rPr>
+          <w:rFonts w:ascii="Calibri" w:hAnsi="Calibri" w:cs="Calibri"/>
+          <w:sz w:val="22"/>
+          <w:szCs w:val="22"/>
+          <w:lang w:eastAsia="en-US"/>
+        </w:rPr>
+        <w:t>resolving defects in a timely manner.</w:t>
+      </w:r>
+    </w:p>
+    <w:p>
+      <w:pPr>
+        <w:pStyle w:val="MediumGrid21"/>
+        <w:numPr>
+          <w:ilvl w:val="0"/>
+          <w:numId w:val="6"/>
+        </w:numPr>
+        <w:rPr>
+          <w:rFonts w:ascii="Calibri" w:hAnsi="Calibri" w:cs="Calibri"/>
+          <w:sz w:val="22"/>
+          <w:szCs w:val="22"/>
+          <w:lang w:eastAsia="en-US"/>
+        </w:rPr>
+      </w:pPr>
+      <w:r>
+        <w:rPr>
+          <w:rFonts w:ascii="Calibri" w:hAnsi="Calibri" w:cs="Calibri"/>
+          <w:sz w:val="22"/>
+          <w:szCs w:val="22"/>
+          <w:lang w:eastAsia="en-US"/>
+        </w:rPr>
+        <w:t>Designed and implemented a robust Selenium WebDriver Automation Framework for</w:t>
+      </w:r>
+      <w:r>
+        <w:rPr>
+          <w:rFonts w:ascii="Calibri" w:hAnsi="Calibri" w:cs="Calibri"/>
+          <w:sz w:val="22"/>
+          <w:szCs w:val="22"/>
+          <w:lang w:eastAsia="en-US"/>
+        </w:rPr>
+        <w:t xml:space="preserve"> </w:t>
+      </w:r>
+      <w:r>
+        <w:rPr>
+          <w:rFonts w:ascii="Calibri" w:hAnsi="Calibri" w:cs="Calibri"/>
+          <w:sz w:val="22"/>
+          <w:szCs w:val="22"/>
+          <w:lang w:eastAsia="en-US"/>
+        </w:rPr>
+        <w:t xml:space="preserve">Smoke Test and Regression Test using TestNG, improving test efficiency and reducing </w:t>
+      </w:r>
+      <w:r>
+        <w:rPr>
+          <w:rFonts w:ascii="Calibri" w:hAnsi="Calibri" w:cs="Calibri"/>
+          <w:color w:val="222222"/>
+          <w:sz w:val="22"/>
+          <w:szCs w:val="22"/>
+          <w:lang w:eastAsia="en-US"/>
+        </w:rPr>
+        <w:t>testing time.</w:t>
+      </w:r>
+    </w:p>
+    <w:p>
+      <w:pPr>
+        <w:pStyle w:val="NoSpacing"/>
+        <w:numPr>
+          <w:ilvl w:val="0"/>
+          <w:numId w:val="6"/>
+        </w:numPr>
+        <w:rPr>
+          <w:rFonts w:ascii="Calibri" w:hAnsi="Calibri" w:cs="Calibri"/>
+          <w:sz w:val="22"/>
+          <w:szCs w:val="22"/>
+        </w:rPr>
+      </w:pPr>
+      <w:r>
+        <w:rPr>
+          <w:rFonts w:ascii="Calibri" w:hAnsi="Calibri" w:cs="Calibri"/>
+          <w:sz w:val="22"/>
+          <w:szCs w:val="22"/>
+        </w:rPr>
+        <w:t>Worked closely with clinical business analysts</w:t>
+      </w:r>
+      <w:r>
+        <w:rPr>
+          <w:rFonts w:ascii="Calibri" w:hAnsi="Calibri" w:cs="Calibri"/>
+          <w:sz w:val="22"/>
+          <w:szCs w:val="22"/>
+        </w:rPr>
+        <w:t xml:space="preserve"> and healthcare stakeholders to understand real user workflows, wrote clear defect reports in JIRA, and mentored junior engineers by reviewing their work and helping them grow into confident testers.</w:t>
+      </w:r>
+    </w:p>
+    <w:p>
+      <w:pPr>
+        <w:pStyle w:val="NoSpacing"/>
+        <w:rPr>
+          <w:rFonts w:ascii="Calibri" w:hAnsi="Calibri" w:cs="Calibri"/>
+          <w:sz w:val="22"/>
+          <w:szCs w:val="22"/>
+        </w:rPr>
+      </w:pPr>
     </w:p>
     <w:p>
       <w:pPr>
@@ -4494,61 +3900,7 @@
           <w:sz w:val="22"/>
           <w:szCs w:val="22"/>
         </w:rPr>
-        <w:t xml:space="preserve">Learned the full </w:t>
-      </w:r>
-      <w:r>
-        <w:rPr>
-          <w:rFonts w:ascii="Calibri" w:hAnsi="Calibri" w:cs="Calibri"/>
-          <w:b/>
-          <w:bCs/>
-          <w:sz w:val="22"/>
-          <w:szCs w:val="22"/>
-        </w:rPr>
-        <w:t>software testing lifecycle</w:t>
-      </w:r>
-      <w:r>
-        <w:rPr>
-          <w:rFonts w:ascii="Calibri" w:hAnsi="Calibri" w:cs="Calibri"/>
-          <w:sz w:val="22"/>
-          <w:szCs w:val="22"/>
-        </w:rPr>
-        <w:t xml:space="preserve"> from the ground up writing test cases from </w:t>
-      </w:r>
-      <w:r>
-        <w:rPr>
-          <w:rFonts w:ascii="Calibri" w:hAnsi="Calibri" w:cs="Calibri"/>
-          <w:b/>
-          <w:bCs/>
-          <w:sz w:val="22"/>
-          <w:szCs w:val="22"/>
-        </w:rPr>
-        <w:t>business requirements</w:t>
-      </w:r>
-      <w:r>
-        <w:rPr>
-          <w:rFonts w:ascii="Calibri" w:hAnsi="Calibri" w:cs="Calibri"/>
-          <w:sz w:val="22"/>
-          <w:szCs w:val="22"/>
-        </w:rPr>
-        <w:t xml:space="preserve">, executing them </w:t>
-      </w:r>
-      <w:r>
-        <w:rPr>
-          <w:rFonts w:ascii="Calibri" w:hAnsi="Calibri" w:cs="Calibri"/>
-          <w:b/>
-          <w:bCs/>
-          <w:sz w:val="22"/>
-          <w:szCs w:val="22"/>
-        </w:rPr>
-        <w:t>manually, logging defects</w:t>
-      </w:r>
-      <w:r>
-        <w:rPr>
-          <w:rFonts w:ascii="Calibri" w:hAnsi="Calibri" w:cs="Calibri"/>
-          <w:sz w:val="22"/>
-          <w:szCs w:val="22"/>
-        </w:rPr>
-        <w:t xml:space="preserve"> clearly in bug tracking tools, and tracking them through to closure so nothing got lost between teams. </w:t>
+        <w:t xml:space="preserve">Learned the full software testing lifecycle from the ground up writing test cases from business requirements, executing them manually, logging defects clearly in bug tracking tools, and tracking them through to closure so nothing got lost between teams. </w:t>
       </w:r>
     </w:p>
     <w:p>
@@ -4570,35 +3922,129 @@
           <w:sz w:val="22"/>
           <w:szCs w:val="22"/>
         </w:rPr>
-        <w:t xml:space="preserve">Performed </w:t>
-      </w:r>
-      <w:r>
-        <w:rPr>
-          <w:rFonts w:ascii="Calibri" w:hAnsi="Calibri" w:cs="Calibri"/>
-          <w:b/>
-          <w:bCs/>
-          <w:sz w:val="22"/>
-          <w:szCs w:val="22"/>
-        </w:rPr>
-        <w:t>functional</w:t>
-      </w:r>
-      <w:r>
-        <w:rPr>
-          <w:rFonts w:ascii="Calibri" w:hAnsi="Calibri" w:cs="Calibri"/>
-          <w:sz w:val="22"/>
-          <w:szCs w:val="22"/>
-        </w:rPr>
-        <w:t xml:space="preserve"> and </w:t>
-      </w:r>
-      <w:r>
-        <w:rPr>
-          <w:rFonts w:ascii="Calibri" w:hAnsi="Calibri" w:cs="Calibri"/>
-          <w:b/>
-          <w:bCs/>
-          <w:sz w:val="22"/>
-          <w:szCs w:val="22"/>
-        </w:rPr>
-        <w:t>regression</w:t>
+        <w:t xml:space="preserve">Wrote detailed test </w:t>
+      </w:r>
+      <w:r>
+        <w:rPr>
+          <w:rFonts w:ascii="Calibri" w:hAnsi="Calibri" w:cs="Calibri"/>
+          <w:sz w:val="22"/>
+          <w:szCs w:val="22"/>
+        </w:rPr>
+        <w:t>plan</w:t>
+      </w:r>
+      <w:r>
+        <w:rPr>
+          <w:rFonts w:ascii="Calibri" w:hAnsi="Calibri" w:cs="Calibri"/>
+          <w:sz w:val="22"/>
+          <w:szCs w:val="22"/>
+        </w:rPr>
+        <w:t xml:space="preserve"> and test </w:t>
+      </w:r>
+      <w:r>
+        <w:rPr>
+          <w:rFonts w:ascii="Calibri" w:hAnsi="Calibri" w:cs="Calibri"/>
+          <w:sz w:val="22"/>
+          <w:szCs w:val="22"/>
+        </w:rPr>
+        <w:t>cases</w:t>
+      </w:r>
+      <w:r>
+        <w:rPr>
+          <w:rFonts w:ascii="Calibri" w:hAnsi="Calibri" w:cs="Calibri"/>
+          <w:sz w:val="22"/>
+          <w:szCs w:val="22"/>
+        </w:rPr>
+        <w:t xml:space="preserve"> based on requirement documents and design specifications, making sure edge cases and negative scenarios were covered not just the happy path that developers usually test themselves. </w:t>
+      </w:r>
+    </w:p>
+    <w:p>
+      <w:pPr>
+        <w:pStyle w:val="NoSpacing"/>
+        <w:numPr>
+          <w:ilvl w:val="0"/>
+          <w:numId w:val="7"/>
+        </w:numPr>
+        <w:rPr>
+          <w:rFonts w:ascii="Calibri" w:hAnsi="Calibri" w:cs="Calibri"/>
+          <w:sz w:val="22"/>
+          <w:szCs w:val="22"/>
+        </w:rPr>
+      </w:pPr>
+      <w:r>
+        <w:rPr>
+          <w:rFonts w:ascii="Calibri" w:hAnsi="Calibri" w:cs="Calibri"/>
+          <w:sz w:val="22"/>
+          <w:szCs w:val="22"/>
+        </w:rPr>
+        <w:t xml:space="preserve">Worked closely with developers to understand what was being built, reported defects with clear steps to reproduce and supporting screenshots, and retested fixes to confirm the problem was genuinely resolved before marking anything as closed. </w:t>
+      </w:r>
+    </w:p>
+    <w:p>
+      <w:pPr>
+        <w:pStyle w:val="NoSpacing"/>
+        <w:numPr>
+          <w:ilvl w:val="0"/>
+          <w:numId w:val="7"/>
+        </w:numPr>
+        <w:rPr>
+          <w:rFonts w:ascii="Calibri" w:hAnsi="Calibri" w:cs="Calibri"/>
+          <w:sz w:val="22"/>
+          <w:szCs w:val="22"/>
+        </w:rPr>
+      </w:pPr>
+      <w:r>
+        <w:rPr>
+          <w:rFonts w:ascii="Calibri" w:hAnsi="Calibri" w:cs="Calibri"/>
+          <w:sz w:val="22"/>
+          <w:szCs w:val="22"/>
+        </w:rPr>
+        <w:t>Participated in daily standups</w:t>
+      </w:r>
+      <w:r>
+        <w:rPr>
+          <w:rFonts w:ascii="Calibri" w:hAnsi="Calibri" w:cs="Calibri"/>
+          <w:sz w:val="22"/>
+          <w:szCs w:val="22"/>
+        </w:rPr>
+        <w:t>, sprint reviews,</w:t>
+      </w:r>
+      <w:r>
+        <w:rPr>
+          <w:rFonts w:ascii="Calibri" w:hAnsi="Calibri" w:cs="Calibri"/>
+          <w:sz w:val="22"/>
+          <w:szCs w:val="22"/>
+        </w:rPr>
+        <w:t xml:space="preserve"> retrospective</w:t>
+      </w:r>
+      <w:r>
+        <w:rPr>
+          <w:rFonts w:ascii="Calibri" w:hAnsi="Calibri" w:cs="Calibri"/>
+          <w:sz w:val="22"/>
+          <w:szCs w:val="22"/>
+        </w:rPr>
+        <w:t xml:space="preserve"> and team meetings learning how to communicate test progress and quality risks clearly to both technical team members and project managers in a professional setting. </w:t>
+      </w:r>
+    </w:p>
+    <w:p>
+      <w:pPr>
+        <w:pStyle w:val="NoSpacing"/>
+        <w:numPr>
+          <w:ilvl w:val="0"/>
+          <w:numId w:val="7"/>
+        </w:numPr>
+        <w:rPr>
+          <w:rFonts w:ascii="Calibri" w:hAnsi="Calibri" w:cs="Calibri"/>
+          <w:sz w:val="22"/>
+          <w:szCs w:val="22"/>
+        </w:rPr>
+      </w:pPr>
+      <w:r>
+        <w:rPr>
+          <w:rFonts w:ascii="Calibri" w:hAnsi="Calibri" w:cs="Calibri"/>
+          <w:sz w:val="22"/>
+          <w:szCs w:val="22"/>
+        </w:rPr>
+        <w:t>Used this role as a strong foundation to build core testing skills manual testing, test planning, defect management</w:t>
       </w:r>
       <w:r>
         <w:rPr>
@@ -4611,409 +4057,21 @@
       <w:r>
         <w:rPr>
           <w:rFonts w:ascii="Calibri" w:hAnsi="Calibri" w:cs="Calibri"/>
-          <w:b/>
-          <w:bCs/>
-          <w:sz w:val="22"/>
-          <w:szCs w:val="22"/>
-        </w:rPr>
-        <w:t>testing</w:t>
-      </w:r>
-      <w:r>
-        <w:rPr>
-          <w:rFonts w:ascii="Calibri" w:hAnsi="Calibri" w:cs="Calibri"/>
-          <w:sz w:val="22"/>
-          <w:szCs w:val="22"/>
-        </w:rPr>
-        <w:t xml:space="preserve"> on </w:t>
-      </w:r>
-      <w:r>
-        <w:rPr>
-          <w:rFonts w:ascii="Calibri" w:hAnsi="Calibri" w:cs="Calibri"/>
-          <w:b/>
-          <w:bCs/>
-          <w:sz w:val="22"/>
-          <w:szCs w:val="22"/>
-        </w:rPr>
-        <w:t>web</w:t>
-      </w:r>
-      <w:r>
-        <w:rPr>
-          <w:rFonts w:ascii="Calibri" w:hAnsi="Calibri" w:cs="Calibri"/>
-          <w:sz w:val="22"/>
-          <w:szCs w:val="22"/>
-        </w:rPr>
-        <w:t xml:space="preserve"> and </w:t>
-      </w:r>
-      <w:r>
-        <w:rPr>
-          <w:rFonts w:ascii="Calibri" w:hAnsi="Calibri" w:cs="Calibri"/>
-          <w:b/>
-          <w:bCs/>
-          <w:sz w:val="22"/>
-          <w:szCs w:val="22"/>
-        </w:rPr>
-        <w:t>desktop</w:t>
-      </w:r>
-      <w:r>
-        <w:rPr>
-          <w:rFonts w:ascii="Calibri" w:hAnsi="Calibri" w:cs="Calibri"/>
-          <w:sz w:val="22"/>
-          <w:szCs w:val="22"/>
-        </w:rPr>
-        <w:t xml:space="preserve"> </w:t>
-      </w:r>
-      <w:r>
-        <w:rPr>
-          <w:rFonts w:ascii="Calibri" w:hAnsi="Calibri" w:cs="Calibri"/>
-          <w:b/>
-          <w:bCs/>
-          <w:sz w:val="22"/>
-          <w:szCs w:val="22"/>
-        </w:rPr>
-        <w:t>applications</w:t>
-      </w:r>
-      <w:r>
-        <w:rPr>
-          <w:rFonts w:ascii="Calibri" w:hAnsi="Calibri" w:cs="Calibri"/>
-          <w:sz w:val="22"/>
-          <w:szCs w:val="22"/>
-        </w:rPr>
-        <w:t xml:space="preserve">, carefully checking that every feature worked the way the business expected it to and that new changes did not accidentally break something that was already working. </w:t>
-      </w:r>
-    </w:p>
-    <w:p>
-      <w:pPr>
-        <w:pStyle w:val="NoSpacing"/>
-        <w:numPr>
-          <w:ilvl w:val="0"/>
-          <w:numId w:val="7"/>
-        </w:numPr>
-        <w:rPr>
-          <w:rFonts w:ascii="Calibri" w:hAnsi="Calibri" w:cs="Calibri"/>
-          <w:sz w:val="22"/>
-          <w:szCs w:val="22"/>
-        </w:rPr>
-      </w:pPr>
-      <w:r>
-        <w:rPr>
-          <w:rFonts w:ascii="Calibri" w:hAnsi="Calibri" w:cs="Calibri"/>
-          <w:sz w:val="22"/>
-          <w:szCs w:val="22"/>
-        </w:rPr>
-        <w:t xml:space="preserve">Wrote detailed </w:t>
-      </w:r>
-      <w:r>
-        <w:rPr>
-          <w:rFonts w:ascii="Calibri" w:hAnsi="Calibri" w:cs="Calibri"/>
-          <w:b/>
-          <w:bCs/>
-          <w:sz w:val="22"/>
-          <w:szCs w:val="22"/>
-        </w:rPr>
-        <w:t xml:space="preserve">test </w:t>
-      </w:r>
-      <w:r>
-        <w:rPr>
-          <w:rFonts w:ascii="Calibri" w:hAnsi="Calibri" w:cs="Calibri"/>
-          <w:b/>
-          <w:bCs/>
-          <w:sz w:val="22"/>
-          <w:szCs w:val="22"/>
-        </w:rPr>
-        <w:t>plan</w:t>
-      </w:r>
-      <w:r>
-        <w:rPr>
-          <w:rFonts w:ascii="Calibri" w:hAnsi="Calibri" w:cs="Calibri"/>
-          <w:sz w:val="22"/>
-          <w:szCs w:val="22"/>
-        </w:rPr>
-        <w:t xml:space="preserve"> and </w:t>
-      </w:r>
-      <w:r>
-        <w:rPr>
-          <w:rFonts w:ascii="Calibri" w:hAnsi="Calibri" w:cs="Calibri"/>
-          <w:b/>
-          <w:bCs/>
-          <w:sz w:val="22"/>
-          <w:szCs w:val="22"/>
-        </w:rPr>
-        <w:t xml:space="preserve">test </w:t>
-      </w:r>
-      <w:r>
-        <w:rPr>
-          <w:rFonts w:ascii="Calibri" w:hAnsi="Calibri" w:cs="Calibri"/>
-          <w:b/>
-          <w:bCs/>
-          <w:sz w:val="22"/>
-          <w:szCs w:val="22"/>
-        </w:rPr>
-        <w:t>cases</w:t>
-      </w:r>
-      <w:r>
-        <w:rPr>
-          <w:rFonts w:ascii="Calibri" w:hAnsi="Calibri" w:cs="Calibri"/>
-          <w:sz w:val="22"/>
-          <w:szCs w:val="22"/>
-        </w:rPr>
-        <w:t xml:space="preserve"> based on </w:t>
-      </w:r>
-      <w:r>
-        <w:rPr>
-          <w:rFonts w:ascii="Calibri" w:hAnsi="Calibri" w:cs="Calibri"/>
-          <w:b/>
-          <w:bCs/>
-          <w:sz w:val="22"/>
-          <w:szCs w:val="22"/>
-        </w:rPr>
-        <w:t>requirement documents</w:t>
-      </w:r>
-      <w:r>
-        <w:rPr>
-          <w:rFonts w:ascii="Calibri" w:hAnsi="Calibri" w:cs="Calibri"/>
-          <w:sz w:val="22"/>
-          <w:szCs w:val="22"/>
-        </w:rPr>
-        <w:t xml:space="preserve"> and design specifications, making sure </w:t>
-      </w:r>
-      <w:r>
-        <w:rPr>
-          <w:rFonts w:ascii="Calibri" w:hAnsi="Calibri" w:cs="Calibri"/>
-          <w:b/>
-          <w:bCs/>
-          <w:sz w:val="22"/>
-          <w:szCs w:val="22"/>
-        </w:rPr>
-        <w:t>edge cases</w:t>
-      </w:r>
-      <w:r>
-        <w:rPr>
-          <w:rFonts w:ascii="Calibri" w:hAnsi="Calibri" w:cs="Calibri"/>
-          <w:sz w:val="22"/>
-          <w:szCs w:val="22"/>
-        </w:rPr>
-        <w:t xml:space="preserve"> and </w:t>
-      </w:r>
-      <w:r>
-        <w:rPr>
-          <w:rFonts w:ascii="Calibri" w:hAnsi="Calibri" w:cs="Calibri"/>
-          <w:b/>
-          <w:bCs/>
-          <w:sz w:val="22"/>
-          <w:szCs w:val="22"/>
-        </w:rPr>
-        <w:t>negative scenarios</w:t>
-      </w:r>
-      <w:r>
-        <w:rPr>
-          <w:rFonts w:ascii="Calibri" w:hAnsi="Calibri" w:cs="Calibri"/>
-          <w:sz w:val="22"/>
-          <w:szCs w:val="22"/>
-        </w:rPr>
-        <w:t xml:space="preserve"> were covered not just the happy path that developers usually test themselves. </w:t>
-      </w:r>
-    </w:p>
-    <w:p>
-      <w:pPr>
-        <w:pStyle w:val="NoSpacing"/>
-        <w:numPr>
-          <w:ilvl w:val="0"/>
-          <w:numId w:val="7"/>
-        </w:numPr>
-        <w:rPr>
-          <w:rFonts w:ascii="Calibri" w:hAnsi="Calibri" w:cs="Calibri"/>
-          <w:sz w:val="22"/>
-          <w:szCs w:val="22"/>
-        </w:rPr>
-      </w:pPr>
-      <w:r>
-        <w:rPr>
-          <w:rFonts w:ascii="Calibri" w:hAnsi="Calibri" w:cs="Calibri"/>
-          <w:sz w:val="22"/>
-          <w:szCs w:val="22"/>
-        </w:rPr>
-        <w:t xml:space="preserve">Worked closely with </w:t>
-      </w:r>
-      <w:r>
-        <w:rPr>
-          <w:rFonts w:ascii="Calibri" w:hAnsi="Calibri" w:cs="Calibri"/>
-          <w:b/>
-          <w:bCs/>
-          <w:sz w:val="22"/>
-          <w:szCs w:val="22"/>
-        </w:rPr>
-        <w:t xml:space="preserve">developers </w:t>
-      </w:r>
-      <w:r>
-        <w:rPr>
-          <w:rFonts w:ascii="Calibri" w:hAnsi="Calibri" w:cs="Calibri"/>
-          <w:sz w:val="22"/>
-          <w:szCs w:val="22"/>
-        </w:rPr>
-        <w:t xml:space="preserve">to understand what was being built, reported defects with clear steps to reproduce and supporting screenshots, and retested fixes to confirm the problem was genuinely resolved before marking anything as closed. </w:t>
-      </w:r>
-    </w:p>
-    <w:p>
-      <w:pPr>
-        <w:pStyle w:val="NoSpacing"/>
-        <w:numPr>
-          <w:ilvl w:val="0"/>
-          <w:numId w:val="7"/>
-        </w:numPr>
-        <w:rPr>
-          <w:rFonts w:ascii="Calibri" w:hAnsi="Calibri" w:cs="Calibri"/>
-          <w:sz w:val="22"/>
-          <w:szCs w:val="22"/>
-        </w:rPr>
-      </w:pPr>
-      <w:r>
-        <w:rPr>
-          <w:rFonts w:ascii="Calibri" w:hAnsi="Calibri" w:cs="Calibri"/>
-          <w:sz w:val="22"/>
-          <w:szCs w:val="22"/>
-        </w:rPr>
-        <w:t xml:space="preserve">Participated in </w:t>
-      </w:r>
-      <w:r>
-        <w:rPr>
-          <w:rFonts w:ascii="Calibri" w:hAnsi="Calibri" w:cs="Calibri"/>
-          <w:b/>
-          <w:bCs/>
-          <w:sz w:val="22"/>
-          <w:szCs w:val="22"/>
-        </w:rPr>
-        <w:t>daily standups</w:t>
-      </w:r>
-      <w:r>
-        <w:rPr>
-          <w:rFonts w:ascii="Calibri" w:hAnsi="Calibri" w:cs="Calibri"/>
-          <w:sz w:val="22"/>
-          <w:szCs w:val="22"/>
-        </w:rPr>
-        <w:t xml:space="preserve">, </w:t>
-      </w:r>
-      <w:r>
-        <w:rPr>
-          <w:rFonts w:ascii="Calibri" w:hAnsi="Calibri" w:cs="Calibri"/>
-          <w:b/>
-          <w:bCs/>
-          <w:sz w:val="22"/>
-          <w:szCs w:val="22"/>
-        </w:rPr>
-        <w:t>sprint reviews,</w:t>
-      </w:r>
-      <w:r>
-        <w:rPr>
-          <w:rFonts w:ascii="Calibri" w:hAnsi="Calibri" w:cs="Calibri"/>
-          <w:b/>
-          <w:bCs/>
-          <w:sz w:val="22"/>
-          <w:szCs w:val="22"/>
-        </w:rPr>
-        <w:t xml:space="preserve"> retrospective</w:t>
-      </w:r>
-      <w:r>
-        <w:rPr>
-          <w:rFonts w:ascii="Calibri" w:hAnsi="Calibri" w:cs="Calibri"/>
-          <w:b/>
-          <w:bCs/>
-          <w:sz w:val="22"/>
-          <w:szCs w:val="22"/>
-        </w:rPr>
-        <w:t xml:space="preserve"> and team meetings</w:t>
-      </w:r>
-      <w:r>
-        <w:rPr>
-          <w:rFonts w:ascii="Calibri" w:hAnsi="Calibri" w:cs="Calibri"/>
-          <w:sz w:val="22"/>
-          <w:szCs w:val="22"/>
-        </w:rPr>
-        <w:t xml:space="preserve"> learning how to communicate test progress and quality risks clearly to both technical team members and project managers in a professional setting. </w:t>
-      </w:r>
-    </w:p>
-    <w:p>
-      <w:pPr>
-        <w:pStyle w:val="NoSpacing"/>
-        <w:numPr>
-          <w:ilvl w:val="0"/>
-          <w:numId w:val="7"/>
-        </w:numPr>
-        <w:rPr>
-          <w:rFonts w:ascii="Calibri" w:hAnsi="Calibri" w:cs="Calibri"/>
-          <w:sz w:val="22"/>
-          <w:szCs w:val="22"/>
-        </w:rPr>
-      </w:pPr>
-      <w:r>
-        <w:rPr>
-          <w:rFonts w:ascii="Calibri" w:hAnsi="Calibri" w:cs="Calibri"/>
-          <w:sz w:val="22"/>
-          <w:szCs w:val="22"/>
-        </w:rPr>
-        <w:t xml:space="preserve">Used this role as a </w:t>
-      </w:r>
-      <w:r>
-        <w:rPr>
-          <w:rFonts w:ascii="Calibri" w:hAnsi="Calibri" w:cs="Calibri"/>
-          <w:b/>
-          <w:bCs/>
-          <w:sz w:val="22"/>
-          <w:szCs w:val="22"/>
-        </w:rPr>
-        <w:t>strong foundation</w:t>
-      </w:r>
-      <w:r>
-        <w:rPr>
-          <w:rFonts w:ascii="Calibri" w:hAnsi="Calibri" w:cs="Calibri"/>
-          <w:sz w:val="22"/>
-          <w:szCs w:val="22"/>
-        </w:rPr>
-        <w:t xml:space="preserve"> to build core testing skills </w:t>
-      </w:r>
-      <w:r>
-        <w:rPr>
-          <w:rFonts w:ascii="Calibri" w:hAnsi="Calibri" w:cs="Calibri"/>
-          <w:b/>
-          <w:bCs/>
-          <w:sz w:val="22"/>
-          <w:szCs w:val="22"/>
-        </w:rPr>
-        <w:t>manual testing</w:t>
-      </w:r>
-      <w:r>
-        <w:rPr>
-          <w:rFonts w:ascii="Calibri" w:hAnsi="Calibri" w:cs="Calibri"/>
-          <w:sz w:val="22"/>
-          <w:szCs w:val="22"/>
-        </w:rPr>
-        <w:t xml:space="preserve">, </w:t>
-      </w:r>
-      <w:r>
-        <w:rPr>
-          <w:rFonts w:ascii="Calibri" w:hAnsi="Calibri" w:cs="Calibri"/>
-          <w:b/>
-          <w:bCs/>
-          <w:sz w:val="22"/>
-          <w:szCs w:val="22"/>
-        </w:rPr>
-        <w:t>test planning, defect management</w:t>
-      </w:r>
-      <w:r>
-        <w:rPr>
-          <w:rFonts w:ascii="Calibri" w:hAnsi="Calibri" w:cs="Calibri"/>
-          <w:sz w:val="22"/>
-          <w:szCs w:val="22"/>
-        </w:rPr>
-        <w:t xml:space="preserve"> </w:t>
-      </w:r>
-      <w:r>
-        <w:rPr>
-          <w:rFonts w:ascii="Calibri" w:hAnsi="Calibri" w:cs="Calibri"/>
           <w:sz w:val="22"/>
           <w:szCs w:val="22"/>
         </w:rPr>
         <w:t>and working within a real software delivery team which directly shaped the automation and quality engineering career that followed.</w:t>
       </w:r>
+    </w:p>
+    <w:p>
+      <w:pPr>
+        <w:pStyle w:val="NoSpacing"/>
+        <w:rPr>
+          <w:rFonts w:ascii="Calibri" w:hAnsi="Calibri" w:cs="Calibri"/>
+          <w:sz w:val="22"/>
+          <w:szCs w:val="22"/>
+        </w:rPr>
+      </w:pPr>
     </w:p>
     <w:p>
       <w:pPr>
@@ -5527,6 +4585,119 @@
     </w:lvl>
   </w:abstractNum>
   <w:abstractNum w:abstractNumId="3" w15:restartNumberingAfterBreak="0">
+    <w:nsid w:val="307E0B27"/>
+    <w:multiLevelType w:val="hybridMultilevel"/>
+    <w:tmpl w:val="ADE0EBE2"/>
+    <w:lvl w:ilvl="0" w:tplc="FFFFFFFF">
+      <w:start w:val="1"/>
+      <w:numFmt w:val="bullet"/>
+      <w:lvlText w:val="•"/>
+      <w:lvlJc w:val="left"/>
+      <w:pPr>
+        <w:ind w:left="720" w:hanging="360"/>
+      </w:pPr>
+      <w:rPr>
+        <w:rFonts w:ascii="Calibri" w:hAnsi="Calibri" w:cs="Times New Roman" w:hint="default"/>
+      </w:rPr>
+    </w:lvl>
+    <w:lvl w:ilvl="1" w:tplc="04090003">
+      <w:start w:val="1"/>
+      <w:numFmt w:val="bullet"/>
+      <w:lvlText w:val="o"/>
+      <w:lvlJc w:val="left"/>
+      <w:pPr>
+        <w:ind w:left="1440" w:hanging="360"/>
+      </w:pPr>
+      <w:rPr>
+        <w:rFonts w:ascii="Courier New" w:hAnsi="Courier New" w:cs="Courier New" w:hint="default"/>
+      </w:rPr>
+    </w:lvl>
+    <w:lvl w:ilvl="2" w:tplc="04090005">
+      <w:start w:val="1"/>
+      <w:numFmt w:val="bullet"/>
+      <w:lvlText w:val=""/>
+      <w:lvlJc w:val="left"/>
+      <w:pPr>
+        <w:ind w:left="2160" w:hanging="360"/>
+      </w:pPr>
+      <w:rPr>
+        <w:rFonts w:ascii="Wingdings" w:hAnsi="Wingdings" w:hint="default"/>
+      </w:rPr>
+    </w:lvl>
+    <w:lvl w:ilvl="3" w:tplc="04090001">
+      <w:start w:val="1"/>
+      <w:numFmt w:val="bullet"/>
+      <w:lvlText w:val=""/>
+      <w:lvlJc w:val="left"/>
+      <w:pPr>
+        <w:ind w:left="2880" w:hanging="360"/>
+      </w:pPr>
+      <w:rPr>
+        <w:rFonts w:ascii="Symbol" w:hAnsi="Symbol" w:hint="default"/>
+      </w:rPr>
+    </w:lvl>
+    <w:lvl w:ilvl="4" w:tplc="04090003">
+      <w:start w:val="1"/>
+      <w:numFmt w:val="bullet"/>
+      <w:lvlText w:val="o"/>
+      <w:lvlJc w:val="left"/>
+      <w:pPr>
+        <w:ind w:left="3600" w:hanging="360"/>
+      </w:pPr>
+      <w:rPr>
+        <w:rFonts w:ascii="Courier New" w:hAnsi="Courier New" w:cs="Courier New" w:hint="default"/>
+      </w:rPr>
+    </w:lvl>
+    <w:lvl w:ilvl="5" w:tplc="04090005">
+      <w:start w:val="1"/>
+      <w:numFmt w:val="bullet"/>
+      <w:lvlText w:val=""/>
+      <w:lvlJc w:val="left"/>
+      <w:pPr>
+        <w:ind w:left="4320" w:hanging="360"/>
+      </w:pPr>
+      <w:rPr>
+        <w:rFonts w:ascii="Wingdings" w:hAnsi="Wingdings" w:hint="default"/>
+      </w:rPr>
+    </w:lvl>
+    <w:lvl w:ilvl="6" w:tplc="04090001">
+      <w:start w:val="1"/>
+      <w:numFmt w:val="bullet"/>
+      <w:lvlText w:val=""/>
+      <w:lvlJc w:val="left"/>
+      <w:pPr>
+        <w:ind w:left="5040" w:hanging="360"/>
+      </w:pPr>
+      <w:rPr>
+        <w:rFonts w:ascii="Symbol" w:hAnsi="Symbol" w:hint="default"/>
+      </w:rPr>
+    </w:lvl>
+    <w:lvl w:ilvl="7" w:tplc="04090003">
+      <w:start w:val="1"/>
+      <w:numFmt w:val="bullet"/>
+      <w:lvlText w:val="o"/>
+      <w:lvlJc w:val="left"/>
+      <w:pPr>
+        <w:ind w:left="5760" w:hanging="360"/>
+      </w:pPr>
+      <w:rPr>
+        <w:rFonts w:ascii="Courier New" w:hAnsi="Courier New" w:cs="Courier New" w:hint="default"/>
+      </w:rPr>
+    </w:lvl>
+    <w:lvl w:ilvl="8" w:tplc="04090005">
+      <w:start w:val="1"/>
+      <w:numFmt w:val="bullet"/>
+      <w:lvlText w:val=""/>
+      <w:lvlJc w:val="left"/>
+      <w:pPr>
+        <w:ind w:left="6480" w:hanging="360"/>
+      </w:pPr>
+      <w:rPr>
+        <w:rFonts w:ascii="Wingdings" w:hAnsi="Wingdings" w:hint="default"/>
+      </w:rPr>
+    </w:lvl>
+  </w:abstractNum>
+  <w:abstractNum w:abstractNumId="4" w15:restartNumberingAfterBreak="0">
     <w:nsid w:val="32360060"/>
     <w:multiLevelType w:val="hybridMultilevel"/>
     <w:tmpl w:val="442EEE76"/>
@@ -5639,7 +4810,7 @@
       </w:rPr>
     </w:lvl>
   </w:abstractNum>
-  <w:abstractNum w:abstractNumId="4" w15:restartNumberingAfterBreak="0">
+  <w:abstractNum w:abstractNumId="5" w15:restartNumberingAfterBreak="0">
     <w:nsid w:val="39A52038"/>
     <w:multiLevelType w:val="hybridMultilevel"/>
     <w:tmpl w:val="619CF3B2"/>
@@ -5752,7 +4923,7 @@
       </w:rPr>
     </w:lvl>
   </w:abstractNum>
-  <w:abstractNum w:abstractNumId="5" w15:restartNumberingAfterBreak="0">
+  <w:abstractNum w:abstractNumId="6" w15:restartNumberingAfterBreak="0">
     <w:nsid w:val="3FB675F6"/>
     <w:multiLevelType w:val="hybridMultilevel"/>
     <w:tmpl w:val="6A92DEB8"/>
@@ -5865,7 +5036,120 @@
       </w:rPr>
     </w:lvl>
   </w:abstractNum>
-  <w:abstractNum w:abstractNumId="6" w15:restartNumberingAfterBreak="0">
+  <w:abstractNum w:abstractNumId="7" w15:restartNumberingAfterBreak="0">
+    <w:nsid w:val="572D2DB0"/>
+    <w:multiLevelType w:val="hybridMultilevel"/>
+    <w:tmpl w:val="C88E73B8"/>
+    <w:lvl w:ilvl="0" w:tplc="04090001">
+      <w:start w:val="1"/>
+      <w:numFmt w:val="bullet"/>
+      <w:lvlText w:val=""/>
+      <w:lvlJc w:val="left"/>
+      <w:pPr>
+        <w:ind w:left="720" w:hanging="360"/>
+      </w:pPr>
+      <w:rPr>
+        <w:rFonts w:ascii="Symbol" w:hAnsi="Symbol" w:hint="default"/>
+      </w:rPr>
+    </w:lvl>
+    <w:lvl w:ilvl="1" w:tplc="04090003">
+      <w:start w:val="1"/>
+      <w:numFmt w:val="bullet"/>
+      <w:lvlText w:val="o"/>
+      <w:lvlJc w:val="left"/>
+      <w:pPr>
+        <w:ind w:left="1440" w:hanging="360"/>
+      </w:pPr>
+      <w:rPr>
+        <w:rFonts w:ascii="Courier New" w:hAnsi="Courier New" w:cs="Courier New" w:hint="default"/>
+      </w:rPr>
+    </w:lvl>
+    <w:lvl w:ilvl="2" w:tplc="04090005">
+      <w:start w:val="1"/>
+      <w:numFmt w:val="bullet"/>
+      <w:lvlText w:val=""/>
+      <w:lvlJc w:val="left"/>
+      <w:pPr>
+        <w:ind w:left="2160" w:hanging="360"/>
+      </w:pPr>
+      <w:rPr>
+        <w:rFonts w:ascii="Wingdings" w:hAnsi="Wingdings" w:hint="default"/>
+      </w:rPr>
+    </w:lvl>
+    <w:lvl w:ilvl="3" w:tplc="04090001">
+      <w:start w:val="1"/>
+      <w:numFmt w:val="bullet"/>
+      <w:lvlText w:val=""/>
+      <w:lvlJc w:val="left"/>
+      <w:pPr>
+        <w:ind w:left="2880" w:hanging="360"/>
+      </w:pPr>
+      <w:rPr>
+        <w:rFonts w:ascii="Symbol" w:hAnsi="Symbol" w:hint="default"/>
+      </w:rPr>
+    </w:lvl>
+    <w:lvl w:ilvl="4" w:tplc="04090003">
+      <w:start w:val="1"/>
+      <w:numFmt w:val="bullet"/>
+      <w:lvlText w:val="o"/>
+      <w:lvlJc w:val="left"/>
+      <w:pPr>
+        <w:ind w:left="3600" w:hanging="360"/>
+      </w:pPr>
+      <w:rPr>
+        <w:rFonts w:ascii="Courier New" w:hAnsi="Courier New" w:cs="Courier New" w:hint="default"/>
+      </w:rPr>
+    </w:lvl>
+    <w:lvl w:ilvl="5" w:tplc="04090005">
+      <w:start w:val="1"/>
+      <w:numFmt w:val="bullet"/>
+      <w:lvlText w:val=""/>
+      <w:lvlJc w:val="left"/>
+      <w:pPr>
+        <w:ind w:left="4320" w:hanging="360"/>
+      </w:pPr>
+      <w:rPr>
+        <w:rFonts w:ascii="Wingdings" w:hAnsi="Wingdings" w:hint="default"/>
+      </w:rPr>
+    </w:lvl>
+    <w:lvl w:ilvl="6" w:tplc="04090001">
+      <w:start w:val="1"/>
+      <w:numFmt w:val="bullet"/>
+      <w:lvlText w:val=""/>
+      <w:lvlJc w:val="left"/>
+      <w:pPr>
+        <w:ind w:left="5040" w:hanging="360"/>
+      </w:pPr>
+      <w:rPr>
+        <w:rFonts w:ascii="Symbol" w:hAnsi="Symbol" w:hint="default"/>
+      </w:rPr>
+    </w:lvl>
+    <w:lvl w:ilvl="7" w:tplc="04090003">
+      <w:start w:val="1"/>
+      <w:numFmt w:val="bullet"/>
+      <w:lvlText w:val="o"/>
+      <w:lvlJc w:val="left"/>
+      <w:pPr>
+        <w:ind w:left="5760" w:hanging="360"/>
+      </w:pPr>
+      <w:rPr>
+        <w:rFonts w:ascii="Courier New" w:hAnsi="Courier New" w:cs="Courier New" w:hint="default"/>
+      </w:rPr>
+    </w:lvl>
+    <w:lvl w:ilvl="8" w:tplc="04090005">
+      <w:start w:val="1"/>
+      <w:numFmt w:val="bullet"/>
+      <w:lvlText w:val=""/>
+      <w:lvlJc w:val="left"/>
+      <w:pPr>
+        <w:ind w:left="6480" w:hanging="360"/>
+      </w:pPr>
+      <w:rPr>
+        <w:rFonts w:ascii="Wingdings" w:hAnsi="Wingdings" w:hint="default"/>
+      </w:rPr>
+    </w:lvl>
+  </w:abstractNum>
+  <w:abstractNum w:abstractNumId="8" w15:restartNumberingAfterBreak="0">
     <w:nsid w:val="59C4745F"/>
     <w:multiLevelType w:val="hybridMultilevel"/>
     <w:tmpl w:val="3D2AF76E"/>
@@ -5978,7 +5262,120 @@
       </w:rPr>
     </w:lvl>
   </w:abstractNum>
-  <w:abstractNum w:abstractNumId="7" w15:restartNumberingAfterBreak="0">
+  <w:abstractNum w:abstractNumId="9" w15:restartNumberingAfterBreak="0">
+    <w:nsid w:val="6223183D"/>
+    <w:multiLevelType w:val="hybridMultilevel"/>
+    <w:tmpl w:val="A6AA3AE6"/>
+    <w:lvl w:ilvl="0" w:tplc="FFFFFFFF">
+      <w:start w:val="1"/>
+      <w:numFmt w:val="bullet"/>
+      <w:lvlText w:val="•"/>
+      <w:lvlJc w:val="left"/>
+      <w:pPr>
+        <w:ind w:left="720" w:hanging="360"/>
+      </w:pPr>
+      <w:rPr>
+        <w:rFonts w:ascii="Calibri" w:hAnsi="Calibri" w:cs="Times New Roman" w:hint="default"/>
+      </w:rPr>
+    </w:lvl>
+    <w:lvl w:ilvl="1" w:tplc="04090003">
+      <w:start w:val="1"/>
+      <w:numFmt w:val="bullet"/>
+      <w:lvlText w:val="o"/>
+      <w:lvlJc w:val="left"/>
+      <w:pPr>
+        <w:ind w:left="1440" w:hanging="360"/>
+      </w:pPr>
+      <w:rPr>
+        <w:rFonts w:ascii="Courier New" w:hAnsi="Courier New" w:cs="Courier New" w:hint="default"/>
+      </w:rPr>
+    </w:lvl>
+    <w:lvl w:ilvl="2" w:tplc="04090005">
+      <w:start w:val="1"/>
+      <w:numFmt w:val="bullet"/>
+      <w:lvlText w:val=""/>
+      <w:lvlJc w:val="left"/>
+      <w:pPr>
+        <w:ind w:left="2160" w:hanging="360"/>
+      </w:pPr>
+      <w:rPr>
+        <w:rFonts w:ascii="Wingdings" w:hAnsi="Wingdings" w:hint="default"/>
+      </w:rPr>
+    </w:lvl>
+    <w:lvl w:ilvl="3" w:tplc="04090001">
+      <w:start w:val="1"/>
+      <w:numFmt w:val="bullet"/>
+      <w:lvlText w:val=""/>
+      <w:lvlJc w:val="left"/>
+      <w:pPr>
+        <w:ind w:left="2880" w:hanging="360"/>
+      </w:pPr>
+      <w:rPr>
+        <w:rFonts w:ascii="Symbol" w:hAnsi="Symbol" w:hint="default"/>
+      </w:rPr>
+    </w:lvl>
+    <w:lvl w:ilvl="4" w:tplc="04090003">
+      <w:start w:val="1"/>
+      <w:numFmt w:val="bullet"/>
+      <w:lvlText w:val="o"/>
+      <w:lvlJc w:val="left"/>
+      <w:pPr>
+        <w:ind w:left="3600" w:hanging="360"/>
+      </w:pPr>
+      <w:rPr>
+        <w:rFonts w:ascii="Courier New" w:hAnsi="Courier New" w:cs="Courier New" w:hint="default"/>
+      </w:rPr>
+    </w:lvl>
+    <w:lvl w:ilvl="5" w:tplc="04090005">
+      <w:start w:val="1"/>
+      <w:numFmt w:val="bullet"/>
+      <w:lvlText w:val=""/>
+      <w:lvlJc w:val="left"/>
+      <w:pPr>
+        <w:ind w:left="4320" w:hanging="360"/>
+      </w:pPr>
+      <w:rPr>
+        <w:rFonts w:ascii="Wingdings" w:hAnsi="Wingdings" w:hint="default"/>
+      </w:rPr>
+    </w:lvl>
+    <w:lvl w:ilvl="6" w:tplc="04090001">
+      <w:start w:val="1"/>
+      <w:numFmt w:val="bullet"/>
+      <w:lvlText w:val=""/>
+      <w:lvlJc w:val="left"/>
+      <w:pPr>
+        <w:ind w:left="5040" w:hanging="360"/>
+      </w:pPr>
+      <w:rPr>
+        <w:rFonts w:ascii="Symbol" w:hAnsi="Symbol" w:hint="default"/>
+      </w:rPr>
+    </w:lvl>
+    <w:lvl w:ilvl="7" w:tplc="04090003">
+      <w:start w:val="1"/>
+      <w:numFmt w:val="bullet"/>
+      <w:lvlText w:val="o"/>
+      <w:lvlJc w:val="left"/>
+      <w:pPr>
+        <w:ind w:left="5760" w:hanging="360"/>
+      </w:pPr>
+      <w:rPr>
+        <w:rFonts w:ascii="Courier New" w:hAnsi="Courier New" w:cs="Courier New" w:hint="default"/>
+      </w:rPr>
+    </w:lvl>
+    <w:lvl w:ilvl="8" w:tplc="04090005">
+      <w:start w:val="1"/>
+      <w:numFmt w:val="bullet"/>
+      <w:lvlText w:val=""/>
+      <w:lvlJc w:val="left"/>
+      <w:pPr>
+        <w:ind w:left="6480" w:hanging="360"/>
+      </w:pPr>
+      <w:rPr>
+        <w:rFonts w:ascii="Wingdings" w:hAnsi="Wingdings" w:hint="default"/>
+      </w:rPr>
+    </w:lvl>
+  </w:abstractNum>
+  <w:abstractNum w:abstractNumId="10" w15:restartNumberingAfterBreak="0">
     <w:nsid w:val="66150B31"/>
     <w:multiLevelType w:val="hybridMultilevel"/>
     <w:tmpl w:val="0E7894F8"/>
@@ -6091,7 +5488,7 @@
       </w:rPr>
     </w:lvl>
   </w:abstractNum>
-  <w:abstractNum w:abstractNumId="8" w15:restartNumberingAfterBreak="0">
+  <w:abstractNum w:abstractNumId="11" w15:restartNumberingAfterBreak="0">
     <w:nsid w:val="6B783895"/>
     <w:multiLevelType w:val="multilevel"/>
     <w:tmpl w:val="FBBE2A98"/>
@@ -6204,8 +5601,121 @@
       </w:rPr>
     </w:lvl>
   </w:abstractNum>
+  <w:abstractNum w:abstractNumId="12" w15:restartNumberingAfterBreak="0">
+    <w:nsid w:val="6E410CCD"/>
+    <w:multiLevelType w:val="hybridMultilevel"/>
+    <w:tmpl w:val="6D909D9A"/>
+    <w:lvl w:ilvl="0" w:tplc="FFFFFFFF">
+      <w:start w:val="1"/>
+      <w:numFmt w:val="bullet"/>
+      <w:lvlText w:val="•"/>
+      <w:lvlJc w:val="left"/>
+      <w:pPr>
+        <w:ind w:left="720" w:hanging="360"/>
+      </w:pPr>
+      <w:rPr>
+        <w:rFonts w:ascii="Calibri" w:hAnsi="Calibri" w:cs="Times New Roman" w:hint="default"/>
+      </w:rPr>
+    </w:lvl>
+    <w:lvl w:ilvl="1" w:tplc="04090003">
+      <w:start w:val="1"/>
+      <w:numFmt w:val="bullet"/>
+      <w:lvlText w:val="o"/>
+      <w:lvlJc w:val="left"/>
+      <w:pPr>
+        <w:ind w:left="1440" w:hanging="360"/>
+      </w:pPr>
+      <w:rPr>
+        <w:rFonts w:ascii="Courier New" w:hAnsi="Courier New" w:cs="Courier New" w:hint="default"/>
+      </w:rPr>
+    </w:lvl>
+    <w:lvl w:ilvl="2" w:tplc="04090005">
+      <w:start w:val="1"/>
+      <w:numFmt w:val="bullet"/>
+      <w:lvlText w:val=""/>
+      <w:lvlJc w:val="left"/>
+      <w:pPr>
+        <w:ind w:left="2160" w:hanging="360"/>
+      </w:pPr>
+      <w:rPr>
+        <w:rFonts w:ascii="Wingdings" w:hAnsi="Wingdings" w:hint="default"/>
+      </w:rPr>
+    </w:lvl>
+    <w:lvl w:ilvl="3" w:tplc="04090001">
+      <w:start w:val="1"/>
+      <w:numFmt w:val="bullet"/>
+      <w:lvlText w:val=""/>
+      <w:lvlJc w:val="left"/>
+      <w:pPr>
+        <w:ind w:left="2880" w:hanging="360"/>
+      </w:pPr>
+      <w:rPr>
+        <w:rFonts w:ascii="Symbol" w:hAnsi="Symbol" w:hint="default"/>
+      </w:rPr>
+    </w:lvl>
+    <w:lvl w:ilvl="4" w:tplc="04090003">
+      <w:start w:val="1"/>
+      <w:numFmt w:val="bullet"/>
+      <w:lvlText w:val="o"/>
+      <w:lvlJc w:val="left"/>
+      <w:pPr>
+        <w:ind w:left="3600" w:hanging="360"/>
+      </w:pPr>
+      <w:rPr>
+        <w:rFonts w:ascii="Courier New" w:hAnsi="Courier New" w:cs="Courier New" w:hint="default"/>
+      </w:rPr>
+    </w:lvl>
+    <w:lvl w:ilvl="5" w:tplc="04090005">
+      <w:start w:val="1"/>
+      <w:numFmt w:val="bullet"/>
+      <w:lvlText w:val=""/>
+      <w:lvlJc w:val="left"/>
+      <w:pPr>
+        <w:ind w:left="4320" w:hanging="360"/>
+      </w:pPr>
+      <w:rPr>
+        <w:rFonts w:ascii="Wingdings" w:hAnsi="Wingdings" w:hint="default"/>
+      </w:rPr>
+    </w:lvl>
+    <w:lvl w:ilvl="6" w:tplc="04090001">
+      <w:start w:val="1"/>
+      <w:numFmt w:val="bullet"/>
+      <w:lvlText w:val=""/>
+      <w:lvlJc w:val="left"/>
+      <w:pPr>
+        <w:ind w:left="5040" w:hanging="360"/>
+      </w:pPr>
+      <w:rPr>
+        <w:rFonts w:ascii="Symbol" w:hAnsi="Symbol" w:hint="default"/>
+      </w:rPr>
+    </w:lvl>
+    <w:lvl w:ilvl="7" w:tplc="04090003">
+      <w:start w:val="1"/>
+      <w:numFmt w:val="bullet"/>
+      <w:lvlText w:val="o"/>
+      <w:lvlJc w:val="left"/>
+      <w:pPr>
+        <w:ind w:left="5760" w:hanging="360"/>
+      </w:pPr>
+      <w:rPr>
+        <w:rFonts w:ascii="Courier New" w:hAnsi="Courier New" w:cs="Courier New" w:hint="default"/>
+      </w:rPr>
+    </w:lvl>
+    <w:lvl w:ilvl="8" w:tplc="04090005">
+      <w:start w:val="1"/>
+      <w:numFmt w:val="bullet"/>
+      <w:lvlText w:val=""/>
+      <w:lvlJc w:val="left"/>
+      <w:pPr>
+        <w:ind w:left="6480" w:hanging="360"/>
+      </w:pPr>
+      <w:rPr>
+        <w:rFonts w:ascii="Wingdings" w:hAnsi="Wingdings" w:hint="default"/>
+      </w:rPr>
+    </w:lvl>
+  </w:abstractNum>
   <w:num w:numId="1" w16cid:durableId="945505944">
-    <w:abstractNumId w:val="7"/>
+    <w:abstractNumId w:val="10"/>
   </w:num>
   <w:num w:numId="2" w16cid:durableId="1465847608">
     <w:abstractNumId w:val="2"/>
@@ -6217,19 +5727,37 @@
     <w:abstractNumId w:val="0"/>
   </w:num>
   <w:num w:numId="5" w16cid:durableId="1002245662">
+    <w:abstractNumId w:val="8"/>
+  </w:num>
+  <w:num w:numId="6" w16cid:durableId="717510385">
+    <w:abstractNumId w:val="4"/>
+  </w:num>
+  <w:num w:numId="7" w16cid:durableId="314577014">
+    <w:abstractNumId w:val="5"/>
+  </w:num>
+  <w:num w:numId="8" w16cid:durableId="1054475452">
     <w:abstractNumId w:val="6"/>
   </w:num>
-  <w:num w:numId="6" w16cid:durableId="717510385">
+  <w:num w:numId="9" w16cid:durableId="1590383103">
+    <w:abstractNumId w:val="11"/>
+  </w:num>
+  <w:num w:numId="10" w16cid:durableId="7954717">
+    <w:abstractNumId w:val="9"/>
+  </w:num>
+  <w:num w:numId="11" w16cid:durableId="882212117">
+    <w:abstractNumId w:val="7"/>
+  </w:num>
+  <w:num w:numId="12" w16cid:durableId="1034383612">
     <w:abstractNumId w:val="3"/>
   </w:num>
-  <w:num w:numId="7" w16cid:durableId="314577014">
-    <w:abstractNumId w:val="4"/>
+  <w:num w:numId="13" w16cid:durableId="2084176199">
+    <w:abstractNumId w:val="12"/>
   </w:num>
-  <w:num w:numId="8" w16cid:durableId="1054475452">
-    <w:abstractNumId w:val="5"/>
+  <w:num w:numId="14" w16cid:durableId="1885020449">
+    <w:abstractNumId w:val="7"/>
   </w:num>
-  <w:num w:numId="9" w16cid:durableId="1590383103">
-    <w:abstractNumId w:val="8"/>
+  <w:num w:numId="15" w16cid:durableId="1009672515">
+    <w:abstractNumId w:val="9"/>
   </w:num>
 </w:numbering>
 </file>
@@ -6433,7 +5961,7 @@
     <w:lsdException w:name="Medium Shading 2 Accent 1" w:uiPriority="64"/>
     <w:lsdException w:name="Medium List 1 Accent 1" w:uiPriority="65"/>
     <w:lsdException w:name="Revision" w:semiHidden="1"/>
-    <w:lsdException w:name="List Paragraph" w:uiPriority="34" w:qFormat="1"/>
+    <w:lsdException w:name="List Paragraph" w:uiPriority="0" w:qFormat="1"/>
     <w:lsdException w:name="Quote" w:uiPriority="29" w:qFormat="1"/>
     <w:lsdException w:name="Intense Quote" w:uiPriority="30" w:qFormat="1"/>
     <w:lsdException w:name="Medium List 2 Accent 1" w:uiPriority="66"/>
@@ -6888,6 +6416,7 @@
   <w:style w:type="character" w:default="1" w:styleId="DefaultParagraphFont">
     <w:name w:val="Default Paragraph Font"/>
     <w:uiPriority w:val="1"/>
+    <w:semiHidden/>
     <w:unhideWhenUsed/>
   </w:style>
   <w:style w:type="table" w:default="1" w:styleId="TableNormal">
@@ -7144,7 +6673,6 @@
   <w:style w:type="paragraph" w:styleId="ListParagraph">
     <w:name w:val="List Paragraph"/>
     <w:basedOn w:val="Normal"/>
-    <w:uiPriority w:val="34"/>
     <w:qFormat/>
     <w:rsid w:val="00AB5DEF"/>
     <w:pPr>
@@ -7259,6 +6787,25 @@
       <w:color w:val="605E5C"/>
       <w:shd w:val="clear" w:color="auto" w:fill="E1DFDD"/>
     </w:rPr>
+  </w:style>
+  <w:style w:type="paragraph" w:customStyle="1" w:styleId="MediumGrid21">
+    <w:name w:val="Medium Grid 21"/>
+    <w:qFormat/>
+    <w:rsid w:val="00071345"/>
+    <w:pPr>
+      <w:suppressAutoHyphens/>
+      <w:spacing w:after="0" w:line="240" w:lineRule="auto"/>
+    </w:pPr>
+    <w:rPr>
+      <w:rFonts w:ascii="Times New Roman" w:eastAsia="Times New Roman" w:hAnsi="Times New Roman" w:cs="Times New Roman"/>
+      <w:kern w:val="0"/>
+      <w:lang w:eastAsia="ar-SA"/>
+      <w14:ligatures w14:val="none"/>
+    </w:rPr>
+  </w:style>
+  <w:style w:type="character" w:customStyle="1" w:styleId="il">
+    <w:name w:val="il"/>
+    <w:rsid w:val="00D53B0E"/>
   </w:style>
 </w:styles>
 </file>

--- a/resume/base_resume.docx
+++ b/resume/base_resume.docx
@@ -1592,9 +1592,229 @@
           <w:rFonts w:ascii="Calibri" w:hAnsi="Calibri" w:cs="Calibri"/>
           <w:sz w:val="22"/>
           <w:szCs w:val="22"/>
+        </w:rPr>
+        <w:t>Validated cloud-native applications and business rule execution across AWS services including Lambda, API Gateway, S3, CloudWatch, and containerized Kubernetes environments, ensuring system reliability and compliance.</w:t>
+      </w:r>
+    </w:p>
+    <w:p>
+      <w:pPr>
+        <w:pStyle w:val="NoSpacing"/>
+        <w:numPr>
+          <w:ilvl w:val="0"/>
+          <w:numId w:val="3"/>
+        </w:numPr>
+        <w:rPr>
+          <w:rFonts w:ascii="Calibri" w:hAnsi="Calibri" w:cs="Calibri"/>
+          <w:sz w:val="22"/>
+          <w:szCs w:val="22"/>
+        </w:rPr>
+      </w:pPr>
+      <w:r>
+        <w:rPr>
+          <w:rFonts w:ascii="Calibri" w:hAnsi="Calibri" w:cs="Calibri"/>
+          <w:sz w:val="22"/>
+          <w:szCs w:val="22"/>
+        </w:rPr>
+        <w:t>Developed and executed end-to-end automated test suites for web applications, APIs, and microservices, leveraging Playwright, Cypress, REST Assured, SQL, and modern testing best practices.</w:t>
+      </w:r>
+    </w:p>
+    <w:p>
+      <w:pPr>
+        <w:pStyle w:val="NoSpacing"/>
+        <w:numPr>
+          <w:ilvl w:val="0"/>
+          <w:numId w:val="3"/>
+        </w:numPr>
+        <w:rPr>
+          <w:rFonts w:ascii="Calibri" w:hAnsi="Calibri" w:cs="Calibri"/>
+          <w:sz w:val="22"/>
+          <w:szCs w:val="22"/>
+        </w:rPr>
+      </w:pPr>
+      <w:r>
+        <w:rPr>
+          <w:rFonts w:ascii="Calibri" w:hAnsi="Calibri" w:cs="Calibri"/>
+          <w:sz w:val="22"/>
+          <w:szCs w:val="22"/>
+        </w:rPr>
+        <w:t>Integrated automation suites into Jenkins, GitHub Actions, and Azure DevOps pipelines, supporting continuous testing, deployment validation, and automated quality gates for production releases.</w:t>
+      </w:r>
+    </w:p>
+    <w:p>
+      <w:pPr>
+        <w:pStyle w:val="NoSpacing"/>
+        <w:numPr>
+          <w:ilvl w:val="0"/>
+          <w:numId w:val="3"/>
+        </w:numPr>
+        <w:rPr>
+          <w:rFonts w:ascii="Calibri" w:hAnsi="Calibri" w:cs="Calibri"/>
+          <w:sz w:val="22"/>
+          <w:szCs w:val="22"/>
+        </w:rPr>
+      </w:pPr>
+      <w:r>
+        <w:rPr>
+          <w:rFonts w:ascii="Calibri" w:hAnsi="Calibri" w:cs="Calibri"/>
+          <w:sz w:val="22"/>
+          <w:szCs w:val="22"/>
+        </w:rPr>
+        <w:t>Created complex SQL queries and backend validation scripts to verify data integrity, troubleshoot production issues, and validate business workflows across distributed systems.</w:t>
+      </w:r>
+    </w:p>
+    <w:p>
+      <w:pPr>
+        <w:pStyle w:val="NoSpacing"/>
+        <w:numPr>
+          <w:ilvl w:val="0"/>
+          <w:numId w:val="3"/>
+        </w:numPr>
+        <w:rPr>
+          <w:rFonts w:ascii="Calibri" w:hAnsi="Calibri" w:cs="Calibri"/>
+          <w:sz w:val="22"/>
+          <w:szCs w:val="22"/>
+        </w:rPr>
+      </w:pPr>
+      <w:r>
+        <w:rPr>
+          <w:rFonts w:ascii="Calibri" w:hAnsi="Calibri" w:cs="Calibri"/>
+          <w:sz w:val="22"/>
+          <w:szCs w:val="22"/>
+        </w:rPr>
+        <w:t>Managed test execution, defect tracking, and reporting using JIRA, X-Ray, and Confluence, maintaining full traceability between requirements, test cases, and release deliverables.</w:t>
+      </w:r>
+    </w:p>
+    <w:p>
+      <w:pPr>
+        <w:pStyle w:val="NoSpacing"/>
+        <w:numPr>
+          <w:ilvl w:val="0"/>
+          <w:numId w:val="3"/>
+        </w:numPr>
+        <w:rPr>
+          <w:rFonts w:ascii="Calibri" w:hAnsi="Calibri" w:cs="Calibri"/>
+          <w:sz w:val="22"/>
+          <w:szCs w:val="22"/>
+        </w:rPr>
+      </w:pPr>
+      <w:r>
+        <w:rPr>
+          <w:rFonts w:ascii="Calibri" w:hAnsi="Calibri" w:cs="Calibri"/>
+          <w:sz w:val="22"/>
+          <w:szCs w:val="22"/>
+        </w:rPr>
+        <w:t>Mentored QA engineers on automation framework design, coding standards, cloud testing, CI/CD practices, observability tools, and quality engineering best practices.</w:t>
+      </w:r>
+    </w:p>
+    <w:p>
+      <w:pPr>
+        <w:pStyle w:val="NoSpacing"/>
+        <w:numPr>
+          <w:ilvl w:val="0"/>
+          <w:numId w:val="3"/>
+        </w:numPr>
+        <w:rPr>
+          <w:rFonts w:ascii="Calibri" w:hAnsi="Calibri" w:cs="Calibri"/>
+          <w:sz w:val="22"/>
+          <w:szCs w:val="22"/>
+        </w:rPr>
+      </w:pPr>
+      <w:r>
+        <w:rPr>
+          <w:rFonts w:ascii="Calibri" w:hAnsi="Calibri" w:cs="Calibri"/>
+          <w:sz w:val="22"/>
+          <w:szCs w:val="22"/>
+        </w:rPr>
+        <w:t>Brought in AI-powered self-healing automation so that routine UI changes stopped breaking overnight test runs and engineers could focus on real problems instead of flaky failures.</w:t>
+      </w:r>
+    </w:p>
+    <w:p>
+      <w:pPr>
+        <w:pStyle w:val="NoSpacing"/>
+        <w:numPr>
+          <w:ilvl w:val="0"/>
+          <w:numId w:val="3"/>
+        </w:numPr>
+        <w:rPr>
+          <w:rFonts w:ascii="Calibri" w:hAnsi="Calibri" w:cs="Calibri"/>
+          <w:sz w:val="22"/>
+          <w:szCs w:val="22"/>
+        </w:rPr>
+      </w:pPr>
+      <w:r>
+        <w:rPr>
+          <w:rFonts w:ascii="Calibri" w:hAnsi="Calibri" w:cs="Calibri"/>
+          <w:sz w:val="22"/>
+          <w:szCs w:val="22"/>
+        </w:rPr>
+        <w:t>Used generative AI to produce test data, API stubs, and mock payloads, cutting down the time spent manually setting up environments before each run.</w:t>
+      </w:r>
+    </w:p>
+    <w:p>
+      <w:pPr>
+        <w:pStyle w:val="NoSpacing"/>
+        <w:numPr>
+          <w:ilvl w:val="0"/>
+          <w:numId w:val="3"/>
+        </w:numPr>
+        <w:rPr>
+          <w:rFonts w:ascii="Calibri" w:hAnsi="Calibri" w:cs="Calibri"/>
+          <w:sz w:val="22"/>
+          <w:szCs w:val="22"/>
+        </w:rPr>
+      </w:pPr>
+      <w:r>
+        <w:rPr>
+          <w:rFonts w:ascii="Calibri" w:hAnsi="Calibri" w:cs="Calibri"/>
+          <w:sz w:val="22"/>
+          <w:szCs w:val="22"/>
+        </w:rPr>
+        <w:t>Integrated test suites into the CI/CD pipeline using AWS Code Commit, ensuring continuous testing and timely feedback.</w:t>
+      </w:r>
+    </w:p>
+    <w:p>
+      <w:pPr>
+        <w:pStyle w:val="NoSpacing"/>
+        <w:numPr>
+          <w:ilvl w:val="0"/>
+          <w:numId w:val="3"/>
+        </w:numPr>
+        <w:rPr>
+          <w:rFonts w:ascii="Calibri" w:hAnsi="Calibri" w:cs="Calibri"/>
+          <w:sz w:val="22"/>
+          <w:szCs w:val="22"/>
+        </w:rPr>
+      </w:pPr>
+      <w:r>
+        <w:rPr>
+          <w:rFonts w:ascii="Calibri" w:hAnsi="Calibri" w:cs="Calibri"/>
+          <w:sz w:val="22"/>
+          <w:szCs w:val="22"/>
+        </w:rPr>
+        <w:t>Designed and executed test strategies in a Linux environment, improving defect detection rates by 35%.</w:t>
+      </w:r>
+    </w:p>
+    <w:p>
+      <w:pPr>
+        <w:pStyle w:val="NoSpacing"/>
+        <w:numPr>
+          <w:ilvl w:val="0"/>
+          <w:numId w:val="3"/>
+        </w:numPr>
+        <w:rPr>
+          <w:rFonts w:ascii="Calibri" w:hAnsi="Calibri" w:cs="Calibri"/>
+          <w:sz w:val="22"/>
+          <w:szCs w:val="22"/>
+        </w:rPr>
+      </w:pPr>
+      <w:r>
+        <w:rPr>
+          <w:rFonts w:ascii="Calibri" w:hAnsi="Calibri" w:cs="Calibri"/>
+          <w:sz w:val="22"/>
+          <w:szCs w:val="22"/>
           <w:lang w:val="en"/>
         </w:rPr>
-        <w:t>Utilized observability and monitoring platforms including ELK Stack, Prometheus, Grafana, Datadog, Splunk, and Jaeger for log analysis, performance monitoring, distributed tracing, and root cause analysis of application and API failures.</w:t>
+        <w:t>Applied Object-Oriented Analysis and Design (OOAD) principles to build scalable and maintainable automation frameworks using Java, Playwright, Selenium, and Rest Assured, leveraging encapsulation, inheritance, abstraction, and polymorphism to improve code reusability and framework extensibility.</w:t>
       </w:r>
     </w:p>
     <w:p>
@@ -1606,431 +1826,48 @@
         </w:numPr>
         <w:rPr>
           <w:rFonts w:ascii="Calibri" w:hAnsi="Calibri" w:cs="Calibri"/>
-          <w:sz w:val="22"/>
-          <w:szCs w:val="22"/>
-        </w:rPr>
-      </w:pPr>
-      <w:r>
-        <w:rPr>
-          <w:rFonts w:ascii="Calibri" w:hAnsi="Calibri" w:cs="Calibri"/>
-          <w:sz w:val="22"/>
-          <w:szCs w:val="22"/>
-        </w:rPr>
-        <w:t>Validated cloud-native applications and business rule execution across AWS services including Lambda, API Gateway, S3, CloudWatch, and containerized Kubernetes environments, ensuring system reliability and compliance.</w:t>
-      </w:r>
-    </w:p>
-    <w:p>
-      <w:pPr>
-        <w:pStyle w:val="NoSpacing"/>
+        </w:rPr>
+      </w:pPr>
+      <w:r>
+        <w:rPr>
+          <w:rFonts w:ascii="Calibri" w:hAnsi="Calibri" w:cs="Calibri"/>
+          <w:sz w:val="22"/>
+          <w:szCs w:val="22"/>
+        </w:rPr>
+        <w:t>Collaborated with the DevOps team to integrate Linux-based test automation into CI/CD pipelines.</w:t>
+      </w:r>
+    </w:p>
+    <w:p>
+      <w:pPr>
+        <w:pStyle w:val="MediumGrid21"/>
         <w:numPr>
           <w:ilvl w:val="0"/>
           <w:numId w:val="3"/>
         </w:numPr>
         <w:rPr>
-          <w:rFonts w:ascii="Calibri" w:hAnsi="Calibri" w:cs="Calibri"/>
-          <w:sz w:val="22"/>
-          <w:szCs w:val="22"/>
-        </w:rPr>
-      </w:pPr>
-      <w:r>
-        <w:rPr>
-          <w:rFonts w:ascii="Calibri" w:hAnsi="Calibri" w:cs="Calibri"/>
-          <w:sz w:val="22"/>
-          <w:szCs w:val="22"/>
-        </w:rPr>
-        <w:t>Developed and executed end-to-end automated test suites for web applications, APIs, and microservices, leveraging Playwright, Cypress, REST Assured, SQL, and modern testing best practices.</w:t>
-      </w:r>
-    </w:p>
-    <w:p>
-      <w:pPr>
-        <w:pStyle w:val="NoSpacing"/>
+          <w:rFonts w:ascii="Calibri" w:eastAsia="Helvetica" w:hAnsi="Calibri" w:cs="Calibri"/>
+          <w:sz w:val="22"/>
+          <w:szCs w:val="22"/>
+        </w:rPr>
+      </w:pPr>
+      <w:r>
+        <w:rPr>
+          <w:rFonts w:ascii="Calibri" w:eastAsia="Helvetica" w:hAnsi="Calibri" w:cs="Calibri"/>
+          <w:sz w:val="22"/>
+          <w:szCs w:val="22"/>
+        </w:rPr>
+        <w:t>Assisted in the migration of test repositories from GitHub to AWS Code Commit, ensuring a seamless transition with zero data loss.</w:t>
+      </w:r>
+    </w:p>
+    <w:p>
+      <w:pPr>
+        <w:pStyle w:val="ListParagraph"/>
         <w:numPr>
           <w:ilvl w:val="0"/>
           <w:numId w:val="3"/>
         </w:numPr>
-        <w:rPr>
-          <w:rFonts w:ascii="Calibri" w:hAnsi="Calibri" w:cs="Calibri"/>
-          <w:sz w:val="22"/>
-          <w:szCs w:val="22"/>
-        </w:rPr>
-      </w:pPr>
-      <w:r>
-        <w:rPr>
-          <w:rFonts w:ascii="Calibri" w:hAnsi="Calibri" w:cs="Calibri"/>
-          <w:sz w:val="22"/>
-          <w:szCs w:val="22"/>
-        </w:rPr>
-        <w:t>Integrated automation suites into Jenkins, GitHub Actions, and Azure DevOps pipelines, supporting continuous testing, deployment validation, and automated quality gates for production releases.</w:t>
-      </w:r>
-    </w:p>
-    <w:p>
-      <w:pPr>
-        <w:pStyle w:val="NoSpacing"/>
-        <w:numPr>
-          <w:ilvl w:val="0"/>
-          <w:numId w:val="3"/>
-        </w:numPr>
-        <w:rPr>
-          <w:rFonts w:ascii="Calibri" w:hAnsi="Calibri" w:cs="Calibri"/>
-          <w:sz w:val="22"/>
-          <w:szCs w:val="22"/>
-        </w:rPr>
-      </w:pPr>
-      <w:r>
-        <w:rPr>
-          <w:rFonts w:ascii="Calibri" w:hAnsi="Calibri" w:cs="Calibri"/>
-          <w:sz w:val="22"/>
-          <w:szCs w:val="22"/>
-        </w:rPr>
-        <w:t>Utilized observability platforms including Datadog, Splunk, ELK Stack, Prometheus, Grafana, and Jaeger to monitor logs, metrics, traces, and application performance, enabling proactive issue detection and faster root cause analysis.</w:t>
-      </w:r>
-    </w:p>
-    <w:p>
-      <w:pPr>
-        <w:pStyle w:val="NoSpacing"/>
-        <w:numPr>
-          <w:ilvl w:val="0"/>
-          <w:numId w:val="3"/>
-        </w:numPr>
-        <w:rPr>
-          <w:rFonts w:ascii="Calibri" w:hAnsi="Calibri" w:cs="Calibri"/>
-          <w:sz w:val="22"/>
-          <w:szCs w:val="22"/>
-        </w:rPr>
-      </w:pPr>
-      <w:r>
-        <w:rPr>
-          <w:rFonts w:ascii="Calibri" w:hAnsi="Calibri" w:cs="Calibri"/>
-          <w:sz w:val="22"/>
-          <w:szCs w:val="22"/>
-        </w:rPr>
-        <w:t>Created complex SQL queries and backend validation scripts to verify data integrity, troubleshoot production issues, and validate business workflows across distributed systems.</w:t>
-      </w:r>
-    </w:p>
-    <w:p>
-      <w:pPr>
-        <w:pStyle w:val="ListParagraph"/>
-        <w:numPr>
-          <w:ilvl w:val="0"/>
-          <w:numId w:val="3"/>
-        </w:numPr>
         <w:spacing w:after="0" w:line="240" w:lineRule="auto"/>
         <w:rPr>
-          <w:rFonts w:ascii="Calibri" w:eastAsia="Helvetica Neue" w:hAnsi="Calibri" w:cs="Calibri"/>
-          <w:sz w:val="22"/>
-          <w:szCs w:val="22"/>
-        </w:rPr>
-      </w:pPr>
-      <w:r>
-        <w:rPr>
-          <w:rFonts w:ascii="Calibri" w:eastAsia="Helvetica Neue" w:hAnsi="Calibri" w:cs="Calibri"/>
-          <w:sz w:val="22"/>
-          <w:szCs w:val="22"/>
-        </w:rPr>
-        <w:t>Expertise in writing complex SQL queries in Azure snowflake to test pre and post ingestion activities.</w:t>
-      </w:r>
-    </w:p>
-    <w:p>
-      <w:pPr>
-        <w:pStyle w:val="NoSpacing"/>
-        <w:numPr>
-          <w:ilvl w:val="0"/>
-          <w:numId w:val="3"/>
-        </w:numPr>
-        <w:rPr>
-          <w:rFonts w:ascii="Calibri" w:hAnsi="Calibri" w:cs="Calibri"/>
-          <w:sz w:val="22"/>
-          <w:szCs w:val="22"/>
-        </w:rPr>
-      </w:pPr>
-      <w:r>
-        <w:rPr>
-          <w:rFonts w:ascii="Calibri" w:hAnsi="Calibri" w:cs="Calibri"/>
-          <w:sz w:val="22"/>
-          <w:szCs w:val="22"/>
-        </w:rPr>
-        <w:t>Collaborated with Product Owners, Developers, DevOps Engineers, and Business Analysts in Agile Scrum teams to define test strategies, manage defects, and ensure successful delivery of high-quality software.</w:t>
-      </w:r>
-    </w:p>
-    <w:p>
-      <w:pPr>
-        <w:pStyle w:val="NoSpacing"/>
-        <w:numPr>
-          <w:ilvl w:val="0"/>
-          <w:numId w:val="3"/>
-        </w:numPr>
-        <w:rPr>
-          <w:rFonts w:ascii="Calibri" w:hAnsi="Calibri" w:cs="Calibri"/>
-          <w:sz w:val="22"/>
-          <w:szCs w:val="22"/>
-        </w:rPr>
-      </w:pPr>
-      <w:r>
-        <w:rPr>
-          <w:rFonts w:ascii="Calibri" w:hAnsi="Calibri" w:cs="Calibri"/>
-          <w:sz w:val="22"/>
-          <w:szCs w:val="22"/>
-        </w:rPr>
-        <w:t>Managed test execution, defect tracking, and reporting using JIRA, X-Ray, and Confluence, maintaining full traceability between requirements, test cases, and release deliverables.</w:t>
-      </w:r>
-    </w:p>
-    <w:p>
-      <w:pPr>
-        <w:pStyle w:val="NoSpacing"/>
-        <w:numPr>
-          <w:ilvl w:val="0"/>
-          <w:numId w:val="3"/>
-        </w:numPr>
-        <w:rPr>
-          <w:rFonts w:ascii="Calibri" w:hAnsi="Calibri" w:cs="Calibri"/>
-          <w:sz w:val="22"/>
-          <w:szCs w:val="22"/>
-        </w:rPr>
-      </w:pPr>
-      <w:r>
-        <w:rPr>
-          <w:rFonts w:ascii="Calibri" w:hAnsi="Calibri" w:cs="Calibri"/>
-          <w:sz w:val="22"/>
-          <w:szCs w:val="22"/>
-        </w:rPr>
-        <w:t>Mentored QA engineers on automation framework design, coding standards, cloud testing, CI/CD practices, observability tools, and quality engineering best practices.</w:t>
-      </w:r>
-    </w:p>
-    <w:p>
-      <w:pPr>
-        <w:pStyle w:val="ListParagraph"/>
-        <w:numPr>
-          <w:ilvl w:val="0"/>
-          <w:numId w:val="3"/>
-        </w:numPr>
-        <w:spacing w:after="0" w:line="240" w:lineRule="auto"/>
-        <w:rPr>
-          <w:rFonts w:ascii="Calibri" w:eastAsia="Helvetica Neue" w:hAnsi="Calibri" w:cs="Calibri"/>
-          <w:sz w:val="22"/>
-          <w:szCs w:val="22"/>
-        </w:rPr>
-      </w:pPr>
-      <w:r>
-        <w:rPr>
-          <w:rFonts w:ascii="Calibri" w:eastAsia="Helvetica Neue" w:hAnsi="Calibri" w:cs="Calibri"/>
-          <w:sz w:val="22"/>
-          <w:szCs w:val="22"/>
-        </w:rPr>
-        <w:t>Create detailed checklists (testing plans) in Azure DevOps for each user story</w:t>
-      </w:r>
-      <w:r>
-        <w:rPr>
-          <w:rFonts w:ascii="Calibri" w:eastAsia="Helvetica Neue" w:hAnsi="Calibri" w:cs="Calibri"/>
-          <w:sz w:val="22"/>
-          <w:szCs w:val="22"/>
-        </w:rPr>
-        <w:t>.</w:t>
-      </w:r>
-    </w:p>
-    <w:p>
-      <w:pPr>
-        <w:pStyle w:val="MediumGrid21"/>
-        <w:numPr>
-          <w:ilvl w:val="0"/>
-          <w:numId w:val="3"/>
-        </w:numPr>
-        <w:rPr>
-          <w:rFonts w:ascii="Helvetica" w:hAnsi="Helvetica"/>
-          <w:sz w:val="20"/>
-          <w:szCs w:val="20"/>
-          <w:lang w:eastAsia="en-US"/>
-        </w:rPr>
-      </w:pPr>
-      <w:r>
-        <w:rPr>
-          <w:rFonts w:ascii="Helvetica" w:hAnsi="Helvetica"/>
-          <w:sz w:val="20"/>
-          <w:szCs w:val="20"/>
-          <w:lang w:eastAsia="en-US"/>
-        </w:rPr>
-        <w:t>Experienced with POM (Page Object Model) and Singleton Design pattern.</w:t>
-      </w:r>
-    </w:p>
-    <w:p>
-      <w:pPr>
-        <w:pStyle w:val="NoSpacing"/>
-        <w:numPr>
-          <w:ilvl w:val="0"/>
-          <w:numId w:val="3"/>
-        </w:numPr>
-        <w:rPr>
-          <w:rFonts w:ascii="Calibri" w:hAnsi="Calibri" w:cs="Calibri"/>
-          <w:sz w:val="22"/>
-          <w:szCs w:val="22"/>
-        </w:rPr>
-      </w:pPr>
-      <w:r>
-        <w:rPr>
-          <w:rFonts w:ascii="Calibri" w:hAnsi="Calibri" w:cs="Calibri"/>
-          <w:sz w:val="22"/>
-          <w:szCs w:val="22"/>
-        </w:rPr>
-        <w:t>Brought in AI-powered self-healing automation so that routine UI changes stopped breaking overnight test runs and engineers could focus on real problems instead of flaky failures.</w:t>
-      </w:r>
-    </w:p>
-    <w:p>
-      <w:pPr>
-        <w:pStyle w:val="NoSpacing"/>
-        <w:numPr>
-          <w:ilvl w:val="0"/>
-          <w:numId w:val="3"/>
-        </w:numPr>
-        <w:rPr>
-          <w:rFonts w:ascii="Calibri" w:hAnsi="Calibri" w:cs="Calibri"/>
-          <w:sz w:val="22"/>
-          <w:szCs w:val="22"/>
-        </w:rPr>
-      </w:pPr>
-      <w:r>
-        <w:rPr>
-          <w:rFonts w:ascii="Calibri" w:hAnsi="Calibri" w:cs="Calibri"/>
-          <w:sz w:val="22"/>
-          <w:szCs w:val="22"/>
-        </w:rPr>
-        <w:t>Used generative AI to produce test data, API stubs, and mock payloads, cutting down the time spent manually setting up environments before each run.</w:t>
-      </w:r>
-    </w:p>
-    <w:p>
-      <w:pPr>
-        <w:pStyle w:val="NoSpacing"/>
-        <w:numPr>
-          <w:ilvl w:val="0"/>
-          <w:numId w:val="3"/>
-        </w:numPr>
-        <w:rPr>
-          <w:rFonts w:ascii="Calibri" w:hAnsi="Calibri" w:cs="Calibri"/>
-          <w:sz w:val="22"/>
-          <w:szCs w:val="22"/>
-        </w:rPr>
-      </w:pPr>
-      <w:r>
-        <w:rPr>
-          <w:rFonts w:ascii="Calibri" w:hAnsi="Calibri" w:cs="Calibri"/>
-          <w:sz w:val="22"/>
-          <w:szCs w:val="22"/>
-        </w:rPr>
-        <w:t>Integrated test suites into the CI/CD pipeline using AWS Code Commit, ensuring continuous testing and timely feedback.</w:t>
-      </w:r>
-    </w:p>
-    <w:p>
-      <w:pPr>
-        <w:pStyle w:val="NoSpacing"/>
-        <w:numPr>
-          <w:ilvl w:val="0"/>
-          <w:numId w:val="3"/>
-        </w:numPr>
-        <w:rPr>
-          <w:rFonts w:ascii="Calibri" w:hAnsi="Calibri" w:cs="Calibri"/>
-          <w:sz w:val="22"/>
-          <w:szCs w:val="22"/>
-        </w:rPr>
-      </w:pPr>
-      <w:r>
-        <w:rPr>
-          <w:rFonts w:ascii="Calibri" w:hAnsi="Calibri" w:cs="Calibri"/>
-          <w:sz w:val="22"/>
-          <w:szCs w:val="22"/>
-        </w:rPr>
-        <w:t>Designed and executed test strategies in a Linux environment, improving defect detection rates by 35%.</w:t>
-      </w:r>
-    </w:p>
-    <w:p>
-      <w:pPr>
-        <w:pStyle w:val="NoSpacing"/>
-        <w:numPr>
-          <w:ilvl w:val="0"/>
-          <w:numId w:val="3"/>
-        </w:numPr>
-        <w:rPr>
-          <w:rFonts w:ascii="Calibri" w:hAnsi="Calibri" w:cs="Calibri"/>
-          <w:sz w:val="22"/>
-          <w:szCs w:val="22"/>
-        </w:rPr>
-      </w:pPr>
-      <w:r>
-        <w:rPr>
-          <w:rFonts w:ascii="Calibri" w:hAnsi="Calibri" w:cs="Calibri"/>
-          <w:sz w:val="22"/>
-          <w:szCs w:val="22"/>
-          <w:lang w:val="en"/>
-        </w:rPr>
-        <w:t>Applied Object-Oriented Analysis and Design (OOAD) principles to build scalable and maintainable automation frameworks using Java, Playwright, Selenium, and Rest Assured, leveraging encapsulation, inheritance, abstraction, and polymorphism to improve code reusability and framework extensibility.</w:t>
-      </w:r>
-    </w:p>
-    <w:p>
-      <w:pPr>
-        <w:pStyle w:val="NoSpacing"/>
-        <w:numPr>
-          <w:ilvl w:val="0"/>
-          <w:numId w:val="3"/>
-        </w:numPr>
-        <w:rPr>
-          <w:rFonts w:ascii="Calibri" w:hAnsi="Calibri" w:cs="Calibri"/>
-        </w:rPr>
-      </w:pPr>
-      <w:r>
-        <w:rPr>
-          <w:rFonts w:ascii="Calibri" w:hAnsi="Calibri" w:cs="Calibri"/>
-          <w:sz w:val="22"/>
-          <w:szCs w:val="22"/>
-        </w:rPr>
-        <w:lastRenderedPageBreak/>
-        <w:t>Utilized Linux terminal operations for test scripting, log analysis, and system monitoring, ensuring comprehensive coverage and in-depth analysis.</w:t>
-      </w:r>
-    </w:p>
-    <w:p>
-      <w:pPr>
-        <w:pStyle w:val="NoSpacing"/>
-        <w:numPr>
-          <w:ilvl w:val="0"/>
-          <w:numId w:val="3"/>
-        </w:numPr>
-        <w:rPr>
-          <w:rFonts w:ascii="Calibri" w:hAnsi="Calibri" w:cs="Calibri"/>
-        </w:rPr>
-      </w:pPr>
-      <w:r>
-        <w:rPr>
-          <w:rFonts w:ascii="Calibri" w:hAnsi="Calibri" w:cs="Calibri"/>
-          <w:sz w:val="22"/>
-          <w:szCs w:val="22"/>
-        </w:rPr>
-        <w:t>Collaborated with the DevOps team to integrate Linux-based test automation into CI/CD pipelines.</w:t>
-      </w:r>
-    </w:p>
-    <w:p>
-      <w:pPr>
-        <w:pStyle w:val="NoSpacing"/>
-        <w:numPr>
-          <w:ilvl w:val="0"/>
-          <w:numId w:val="3"/>
-        </w:numPr>
-        <w:rPr>
-          <w:rFonts w:ascii="Calibri" w:hAnsi="Calibri" w:cs="Calibri"/>
-        </w:rPr>
-      </w:pPr>
-      <w:r>
-        <w:rPr>
-          <w:rFonts w:ascii="Calibri" w:hAnsi="Calibri" w:cs="Calibri"/>
-          <w:sz w:val="22"/>
-          <w:szCs w:val="22"/>
-        </w:rPr>
-        <w:t>Experience in using Firebug to debug and analyze HTML, CSS, and JavaScript code.</w:t>
-      </w:r>
-    </w:p>
-    <w:p>
-      <w:pPr>
-        <w:pStyle w:val="MediumGrid21"/>
-        <w:numPr>
-          <w:ilvl w:val="0"/>
-          <w:numId w:val="3"/>
-        </w:numPr>
-        <w:rPr>
           <w:rFonts w:ascii="Calibri" w:eastAsia="Helvetica" w:hAnsi="Calibri" w:cs="Calibri"/>
           <w:sz w:val="22"/>
           <w:szCs w:val="22"/>
@@ -2042,89 +1879,124 @@
           <w:sz w:val="22"/>
           <w:szCs w:val="22"/>
         </w:rPr>
-        <w:t>Assisted in the migration of test repositories from GitHub to AWS Code Commit, ensuring a seamless transition with zero data loss.</w:t>
-      </w:r>
-    </w:p>
-    <w:p>
-      <w:pPr>
-        <w:pStyle w:val="ListParagraph"/>
-        <w:numPr>
-          <w:ilvl w:val="0"/>
-          <w:numId w:val="3"/>
-        </w:numPr>
-        <w:spacing w:after="0" w:line="240" w:lineRule="auto"/>
-        <w:rPr>
-          <w:rFonts w:ascii="Calibri" w:eastAsia="Helvetica" w:hAnsi="Calibri" w:cs="Calibri"/>
-          <w:sz w:val="22"/>
-          <w:szCs w:val="22"/>
-        </w:rPr>
-      </w:pPr>
-      <w:r>
-        <w:rPr>
-          <w:rFonts w:ascii="Calibri" w:eastAsia="Helvetica" w:hAnsi="Calibri" w:cs="Calibri"/>
-          <w:sz w:val="22"/>
-          <w:szCs w:val="22"/>
-        </w:rPr>
         <w:t>Managed source code and test cases using AWS Code Commit, enhancing collaboration and version control across globally distributed teams.</w:t>
       </w:r>
     </w:p>
     <w:p>
       <w:pPr>
         <w:pStyle w:val="NoSpacing"/>
-        <w:numPr>
-          <w:ilvl w:val="0"/>
-          <w:numId w:val="3"/>
-        </w:numPr>
-        <w:rPr>
-          <w:rFonts w:ascii="Calibri" w:hAnsi="Calibri" w:cs="Calibri"/>
-        </w:rPr>
-      </w:pPr>
-      <w:r>
-        <w:rPr>
-          <w:rFonts w:ascii="Calibri" w:hAnsi="Calibri" w:cs="Calibri"/>
-          <w:sz w:val="22"/>
-          <w:szCs w:val="22"/>
-        </w:rPr>
-        <w:t>Followed Agile-Scrum process which involves Ideation, Development, Testing, Deployment,</w:t>
-      </w:r>
-      <w:r>
-        <w:rPr>
-          <w:rFonts w:ascii="Calibri" w:hAnsi="Calibri" w:cs="Calibri"/>
-          <w:sz w:val="22"/>
-          <w:szCs w:val="22"/>
+        <w:ind w:left="360"/>
+        <w:rPr>
+          <w:rFonts w:ascii="Calibri" w:hAnsi="Calibri" w:cs="Calibri"/>
+          <w:sz w:val="22"/>
+          <w:szCs w:val="22"/>
+        </w:rPr>
+      </w:pPr>
+    </w:p>
+    <w:p>
+      <w:pPr>
+        <w:pStyle w:val="NoSpacing"/>
+        <w:rPr>
+          <w:rFonts w:ascii="Calibri" w:hAnsi="Calibri" w:cs="Calibri"/>
+          <w:sz w:val="22"/>
+          <w:szCs w:val="22"/>
+          <w:lang w:val="pt-BR"/>
+        </w:rPr>
+      </w:pPr>
+      <w:r>
+        <w:rPr>
+          <w:rFonts w:ascii="Calibri" w:hAnsi="Calibri" w:cs="Calibri"/>
+          <w:b/>
+          <w:bCs/>
+          <w:sz w:val="22"/>
+          <w:szCs w:val="22"/>
+          <w:lang w:val="pt-BR"/>
+        </w:rPr>
+        <w:t xml:space="preserve">Equifax | </w:t>
+      </w:r>
+      <w:proofErr w:type="spellStart"/>
+      <w:r>
+        <w:rPr>
+          <w:rFonts w:ascii="Calibri" w:hAnsi="Calibri" w:cs="Calibri"/>
+          <w:b/>
+          <w:bCs/>
+          <w:sz w:val="22"/>
+          <w:szCs w:val="22"/>
+          <w:lang w:val="pt-BR"/>
+        </w:rPr>
+        <w:t>Trivandrum</w:t>
+      </w:r>
+      <w:proofErr w:type="spellEnd"/>
+      <w:r>
+        <w:rPr>
+          <w:rFonts w:ascii="Calibri" w:hAnsi="Calibri" w:cs="Calibri"/>
+          <w:b/>
+          <w:bCs/>
+          <w:sz w:val="22"/>
+          <w:szCs w:val="22"/>
+          <w:lang w:val="pt-BR"/>
+        </w:rPr>
+        <w:t xml:space="preserve">, </w:t>
+      </w:r>
+      <w:proofErr w:type="spellStart"/>
+      <w:r>
+        <w:rPr>
+          <w:rFonts w:ascii="Calibri" w:hAnsi="Calibri" w:cs="Calibri"/>
+          <w:b/>
+          <w:bCs/>
+          <w:sz w:val="22"/>
+          <w:szCs w:val="22"/>
+          <w:lang w:val="pt-BR"/>
+        </w:rPr>
+        <w:t>India</w:t>
+      </w:r>
+      <w:proofErr w:type="spellEnd"/>
+      <w:r>
+        <w:rPr>
+          <w:rFonts w:ascii="Calibri" w:hAnsi="Calibri" w:cs="Calibri"/>
+          <w:b/>
+          <w:bCs/>
+          <w:sz w:val="22"/>
+          <w:szCs w:val="22"/>
+          <w:lang w:val="pt-BR"/>
+        </w:rPr>
+        <w:tab/>
+      </w:r>
+      <w:r>
+        <w:rPr>
+          <w:rFonts w:ascii="Calibri" w:hAnsi="Calibri" w:cs="Calibri"/>
+          <w:b/>
+          <w:bCs/>
+          <w:sz w:val="22"/>
+          <w:szCs w:val="22"/>
+          <w:lang w:val="pt-BR"/>
+        </w:rPr>
+        <w:t xml:space="preserve">                                                                                                                      </w:t>
+      </w:r>
+      <w:r>
+        <w:rPr>
+          <w:rFonts w:ascii="Calibri" w:hAnsi="Calibri" w:cs="Calibri"/>
+          <w:b/>
+          <w:bCs/>
+          <w:sz w:val="22"/>
+          <w:szCs w:val="22"/>
+          <w:lang w:val="pt-BR"/>
         </w:rPr>
         <w:t xml:space="preserve"> </w:t>
       </w:r>
-      <w:r>
-        <w:rPr>
-          <w:rFonts w:ascii="Calibri" w:hAnsi="Calibri" w:cs="Calibri"/>
-          <w:sz w:val="22"/>
-          <w:szCs w:val="22"/>
-        </w:rPr>
-        <w:t>Operations and Involved in Sprint Plans, Daily Scrum meeting, Grooming sessions, and Retrospective</w:t>
-      </w:r>
-    </w:p>
-    <w:p>
-      <w:pPr>
-        <w:pStyle w:val="NoSpacing"/>
-        <w:ind w:left="360"/>
-        <w:rPr>
-          <w:rFonts w:ascii="Calibri" w:hAnsi="Calibri" w:cs="Calibri"/>
-          <w:sz w:val="22"/>
-          <w:szCs w:val="22"/>
-        </w:rPr>
-      </w:pPr>
-    </w:p>
-    <w:p>
-      <w:pPr>
-        <w:pStyle w:val="NoSpacing"/>
-        <w:rPr>
-          <w:rFonts w:ascii="Calibri" w:hAnsi="Calibri" w:cs="Calibri"/>
+      <w:proofErr w:type="spellStart"/>
+      <w:r>
+        <w:rPr>
+          <w:rFonts w:ascii="Calibri" w:hAnsi="Calibri" w:cs="Calibri"/>
+          <w:b/>
+          <w:bCs/>
           <w:sz w:val="22"/>
           <w:szCs w:val="22"/>
           <w:lang w:val="pt-BR"/>
         </w:rPr>
-      </w:pPr>
+        <w:t>Nov</w:t>
+      </w:r>
+      <w:proofErr w:type="spellEnd"/>
       <w:r>
         <w:rPr>
           <w:rFonts w:ascii="Calibri" w:hAnsi="Calibri" w:cs="Calibri"/>
@@ -2134,7 +2006,7 @@
           <w:szCs w:val="22"/>
           <w:lang w:val="pt-BR"/>
         </w:rPr>
-        <w:t xml:space="preserve">Equifax | </w:t>
+        <w:t xml:space="preserve"> 2023 – </w:t>
       </w:r>
       <w:proofErr w:type="spellStart"/>
       <w:r>
@@ -2146,7 +2018,7 @@
           <w:szCs w:val="22"/>
           <w:lang w:val="pt-BR"/>
         </w:rPr>
-        <w:t>Trivandrum</w:t>
+        <w:t>Apr</w:t>
       </w:r>
       <w:proofErr w:type="spellEnd"/>
       <w:r>
@@ -2158,100 +2030,6 @@
           <w:szCs w:val="22"/>
           <w:lang w:val="pt-BR"/>
         </w:rPr>
-        <w:t xml:space="preserve">, </w:t>
-      </w:r>
-      <w:proofErr w:type="spellStart"/>
-      <w:r>
-        <w:rPr>
-          <w:rFonts w:ascii="Calibri" w:hAnsi="Calibri" w:cs="Calibri"/>
-          <w:b/>
-          <w:bCs/>
-          <w:sz w:val="22"/>
-          <w:szCs w:val="22"/>
-          <w:lang w:val="pt-BR"/>
-        </w:rPr>
-        <w:t>India</w:t>
-      </w:r>
-      <w:proofErr w:type="spellEnd"/>
-      <w:r>
-        <w:rPr>
-          <w:rFonts w:ascii="Calibri" w:hAnsi="Calibri" w:cs="Calibri"/>
-          <w:b/>
-          <w:bCs/>
-          <w:sz w:val="22"/>
-          <w:szCs w:val="22"/>
-          <w:lang w:val="pt-BR"/>
-        </w:rPr>
-        <w:tab/>
-      </w:r>
-      <w:r>
-        <w:rPr>
-          <w:rFonts w:ascii="Calibri" w:hAnsi="Calibri" w:cs="Calibri"/>
-          <w:b/>
-          <w:bCs/>
-          <w:sz w:val="22"/>
-          <w:szCs w:val="22"/>
-          <w:lang w:val="pt-BR"/>
-        </w:rPr>
-        <w:t xml:space="preserve">                                                                                                                      </w:t>
-      </w:r>
-      <w:r>
-        <w:rPr>
-          <w:rFonts w:ascii="Calibri" w:hAnsi="Calibri" w:cs="Calibri"/>
-          <w:b/>
-          <w:bCs/>
-          <w:sz w:val="22"/>
-          <w:szCs w:val="22"/>
-          <w:lang w:val="pt-BR"/>
-        </w:rPr>
-        <w:t xml:space="preserve"> </w:t>
-      </w:r>
-      <w:proofErr w:type="spellStart"/>
-      <w:r>
-        <w:rPr>
-          <w:rFonts w:ascii="Calibri" w:hAnsi="Calibri" w:cs="Calibri"/>
-          <w:b/>
-          <w:bCs/>
-          <w:sz w:val="22"/>
-          <w:szCs w:val="22"/>
-          <w:lang w:val="pt-BR"/>
-        </w:rPr>
-        <w:t>Nov</w:t>
-      </w:r>
-      <w:proofErr w:type="spellEnd"/>
-      <w:r>
-        <w:rPr>
-          <w:rFonts w:ascii="Calibri" w:hAnsi="Calibri" w:cs="Calibri"/>
-          <w:b/>
-          <w:bCs/>
-          <w:sz w:val="22"/>
-          <w:szCs w:val="22"/>
-          <w:lang w:val="pt-BR"/>
-        </w:rPr>
-        <w:t xml:space="preserve"> 2023 – </w:t>
-      </w:r>
-      <w:proofErr w:type="spellStart"/>
-      <w:r>
-        <w:rPr>
-          <w:rFonts w:ascii="Calibri" w:hAnsi="Calibri" w:cs="Calibri"/>
-          <w:b/>
-          <w:bCs/>
-          <w:sz w:val="22"/>
-          <w:szCs w:val="22"/>
-          <w:lang w:val="pt-BR"/>
-        </w:rPr>
-        <w:t>Apr</w:t>
-      </w:r>
-      <w:proofErr w:type="spellEnd"/>
-      <w:r>
-        <w:rPr>
-          <w:rFonts w:ascii="Calibri" w:hAnsi="Calibri" w:cs="Calibri"/>
-          <w:b/>
-          <w:bCs/>
-          <w:sz w:val="22"/>
-          <w:szCs w:val="22"/>
-          <w:lang w:val="pt-BR"/>
-        </w:rPr>
         <w:t xml:space="preserve"> 2025</w:t>
       </w:r>
     </w:p>
@@ -2451,246 +2229,12 @@
     </w:p>
     <w:p>
       <w:pPr>
-        <w:pStyle w:val="MediumGrid21"/>
+        <w:pStyle w:val="NoSpacing"/>
         <w:numPr>
           <w:ilvl w:val="0"/>
           <w:numId w:val="4"/>
         </w:numPr>
         <w:rPr>
-          <w:rFonts w:ascii="Calibri" w:eastAsia="Helvetica" w:hAnsi="Calibri" w:cs="Calibri"/>
-          <w:color w:val="000000" w:themeColor="text1"/>
-          <w:sz w:val="22"/>
-          <w:szCs w:val="22"/>
-        </w:rPr>
-      </w:pPr>
-      <w:r>
-        <w:rPr>
-          <w:rFonts w:ascii="Calibri" w:eastAsia="Helvetica" w:hAnsi="Calibri" w:cs="Calibri"/>
-          <w:color w:val="000000" w:themeColor="text1"/>
-          <w:sz w:val="22"/>
-          <w:szCs w:val="22"/>
-        </w:rPr>
-        <w:t xml:space="preserve">Involved in Black box, Manual as well as Automated Testing and prepared Test Suite for </w:t>
-      </w:r>
-      <w:proofErr w:type="gramStart"/>
-      <w:r>
-        <w:rPr>
-          <w:rFonts w:ascii="Calibri" w:eastAsia="Helvetica" w:hAnsi="Calibri" w:cs="Calibri"/>
-          <w:color w:val="000000" w:themeColor="text1"/>
-          <w:sz w:val="22"/>
-          <w:szCs w:val="22"/>
-        </w:rPr>
-        <w:t>all the</w:t>
-      </w:r>
-      <w:proofErr w:type="gramEnd"/>
-      <w:r>
-        <w:rPr>
-          <w:rFonts w:ascii="Calibri" w:eastAsia="Helvetica" w:hAnsi="Calibri" w:cs="Calibri"/>
-          <w:color w:val="000000" w:themeColor="text1"/>
-          <w:sz w:val="22"/>
-          <w:szCs w:val="22"/>
-        </w:rPr>
-        <w:t xml:space="preserve"> Test Cases.</w:t>
-      </w:r>
-    </w:p>
-    <w:p>
-      <w:pPr>
-        <w:pStyle w:val="MediumGrid21"/>
-        <w:numPr>
-          <w:ilvl w:val="0"/>
-          <w:numId w:val="4"/>
-        </w:numPr>
-        <w:rPr>
-          <w:rFonts w:ascii="Calibri" w:hAnsi="Calibri" w:cs="Calibri"/>
-          <w:sz w:val="22"/>
-          <w:szCs w:val="22"/>
-        </w:rPr>
-      </w:pPr>
-      <w:r>
-        <w:rPr>
-          <w:rFonts w:ascii="Calibri" w:hAnsi="Calibri" w:cs="Calibri"/>
-          <w:sz w:val="22"/>
-          <w:szCs w:val="22"/>
-        </w:rPr>
-        <w:t>Authored, edited, and maintained technical documentation for various software projects using Confluence.</w:t>
-      </w:r>
-    </w:p>
-    <w:p>
-      <w:pPr>
-        <w:pStyle w:val="MediumGrid21"/>
-        <w:numPr>
-          <w:ilvl w:val="0"/>
-          <w:numId w:val="4"/>
-        </w:numPr>
-        <w:rPr>
-          <w:rFonts w:ascii="Calibri" w:hAnsi="Calibri" w:cs="Calibri"/>
-          <w:sz w:val="22"/>
-          <w:szCs w:val="22"/>
-        </w:rPr>
-      </w:pPr>
-      <w:r>
-        <w:rPr>
-          <w:rFonts w:ascii="Calibri" w:hAnsi="Calibri" w:cs="Calibri"/>
-          <w:sz w:val="22"/>
-          <w:szCs w:val="22"/>
-        </w:rPr>
-        <w:t>Collaborated with developers, QA testers, and product managers to ensure accurate and up-to-date documentation.</w:t>
-      </w:r>
-    </w:p>
-    <w:p>
-      <w:pPr>
-        <w:pStyle w:val="MediumGrid21"/>
-        <w:numPr>
-          <w:ilvl w:val="0"/>
-          <w:numId w:val="4"/>
-        </w:numPr>
-        <w:rPr>
-          <w:rStyle w:val="il"/>
-          <w:rFonts w:ascii="Calibri" w:hAnsi="Calibri" w:cs="Calibri"/>
-          <w:sz w:val="22"/>
-          <w:szCs w:val="22"/>
-        </w:rPr>
-      </w:pPr>
-      <w:r>
-        <w:rPr>
-          <w:rFonts w:ascii="Calibri" w:hAnsi="Calibri" w:cs="Calibri"/>
-          <w:sz w:val="22"/>
-          <w:szCs w:val="22"/>
-        </w:rPr>
-        <w:t>Integrated Confluence with Jira to enhance tracking and documentation of software development lifecycles.</w:t>
-      </w:r>
-    </w:p>
-    <w:p>
-      <w:pPr>
-        <w:pStyle w:val="MediumGrid21"/>
-        <w:numPr>
-          <w:ilvl w:val="0"/>
-          <w:numId w:val="4"/>
-        </w:numPr>
-        <w:rPr>
-          <w:rFonts w:ascii="Calibri" w:eastAsia="Helvetica Neue" w:hAnsi="Calibri" w:cs="Calibri"/>
-          <w:sz w:val="22"/>
-          <w:szCs w:val="22"/>
-        </w:rPr>
-      </w:pPr>
-      <w:r>
-        <w:rPr>
-          <w:rFonts w:ascii="Calibri" w:eastAsia="Helvetica Neue" w:hAnsi="Calibri" w:cs="Calibri"/>
-          <w:sz w:val="22"/>
-          <w:szCs w:val="22"/>
-        </w:rPr>
-        <w:t>Designed and implemented innovative solutions, streamlining processes and delivering tangible business benefits.</w:t>
-      </w:r>
-    </w:p>
-    <w:p>
-      <w:pPr>
-        <w:pStyle w:val="MediumGrid21"/>
-        <w:numPr>
-          <w:ilvl w:val="0"/>
-          <w:numId w:val="4"/>
-        </w:numPr>
-        <w:rPr>
-          <w:rFonts w:ascii="Calibri" w:eastAsia="Helvetica Neue" w:hAnsi="Calibri" w:cs="Calibri"/>
-          <w:sz w:val="22"/>
-          <w:szCs w:val="22"/>
-        </w:rPr>
-      </w:pPr>
-      <w:r>
-        <w:rPr>
-          <w:rFonts w:ascii="Calibri" w:eastAsia="Helvetica Neue" w:hAnsi="Calibri" w:cs="Calibri"/>
-          <w:sz w:val="22"/>
-          <w:szCs w:val="22"/>
-        </w:rPr>
-        <w:t>Engaged with stakeholders at all levels, maintaining open communication channels and delivering regular updates on program progress.</w:t>
-      </w:r>
-    </w:p>
-    <w:p>
-      <w:pPr>
-        <w:pStyle w:val="ListParagraph"/>
-        <w:numPr>
-          <w:ilvl w:val="0"/>
-          <w:numId w:val="4"/>
-        </w:numPr>
-        <w:autoSpaceDE w:val="0"/>
-        <w:autoSpaceDN w:val="0"/>
-        <w:adjustRightInd w:val="0"/>
-        <w:spacing w:after="0" w:line="240" w:lineRule="auto"/>
-        <w:rPr>
-          <w:rFonts w:ascii="Calibri" w:hAnsi="Calibri" w:cs="Calibri"/>
-          <w:sz w:val="22"/>
-          <w:szCs w:val="22"/>
-        </w:rPr>
-      </w:pPr>
-      <w:r>
-        <w:rPr>
-          <w:rFonts w:ascii="Calibri" w:hAnsi="Calibri" w:cs="Calibri"/>
-          <w:sz w:val="22"/>
-          <w:szCs w:val="22"/>
-        </w:rPr>
-        <w:t>Implement and maintain Palantir Foundry data</w:t>
-      </w:r>
-      <w:r>
-        <w:rPr>
-          <w:rFonts w:ascii="Calibri" w:hAnsi="Calibri" w:cs="Calibri"/>
-          <w:sz w:val="22"/>
-          <w:szCs w:val="22"/>
-        </w:rPr>
-        <w:t xml:space="preserve"> pipelines and workflows, ensuring efficient data extraction, transformation, and loading (ETL) processes.</w:t>
-      </w:r>
-    </w:p>
-    <w:p>
-      <w:pPr>
-        <w:pStyle w:val="MediumGrid21"/>
-        <w:numPr>
-          <w:ilvl w:val="0"/>
-          <w:numId w:val="4"/>
-        </w:numPr>
-        <w:rPr>
-          <w:rFonts w:ascii="Calibri" w:eastAsia="Helvetica Neue" w:hAnsi="Calibri" w:cs="Calibri"/>
-          <w:sz w:val="22"/>
-          <w:szCs w:val="22"/>
-        </w:rPr>
-      </w:pPr>
-      <w:r>
-        <w:rPr>
-          <w:rFonts w:ascii="Calibri" w:hAnsi="Calibri" w:cs="Calibri"/>
-          <w:sz w:val="22"/>
-          <w:szCs w:val="22"/>
-        </w:rPr>
-        <w:t>Created custom fully automated solution using Windows PowerShell to export individual mailboxes from the Exchange environment and save them as separate PST files.</w:t>
-      </w:r>
-    </w:p>
-    <w:p>
-      <w:pPr>
-        <w:pStyle w:val="ListParagraph"/>
-        <w:numPr>
-          <w:ilvl w:val="0"/>
-          <w:numId w:val="4"/>
-        </w:numPr>
-        <w:spacing w:after="0" w:line="240" w:lineRule="auto"/>
-        <w:rPr>
-          <w:rFonts w:ascii="Calibri" w:eastAsia="Helvetica Neue" w:hAnsi="Calibri" w:cs="Calibri"/>
-          <w:sz w:val="22"/>
-          <w:szCs w:val="22"/>
-        </w:rPr>
-      </w:pPr>
-      <w:r>
-        <w:rPr>
-          <w:rFonts w:ascii="Calibri" w:eastAsia="Helvetica Neue" w:hAnsi="Calibri" w:cs="Calibri"/>
-          <w:sz w:val="22"/>
-          <w:szCs w:val="22"/>
-        </w:rPr>
-        <w:t>Used Azure DevOps to log bugs and track tasks.</w:t>
-      </w:r>
-    </w:p>
-    <w:p>
-      <w:pPr>
-        <w:pStyle w:val="NoSpacing"/>
-        <w:numPr>
-          <w:ilvl w:val="0"/>
-          <w:numId w:val="4"/>
-        </w:numPr>
-        <w:rPr>
           <w:rFonts w:ascii="Calibri" w:hAnsi="Calibri" w:cs="Calibri"/>
           <w:sz w:val="22"/>
           <w:szCs w:val="22"/>
@@ -2703,28 +2247,6 @@
           <w:szCs w:val="22"/>
         </w:rPr>
         <w:t>Maintained test plans, execution records, and defect histories in JIRA and X-Ray so that audit reviews were straightforward rather than stressful.</w:t>
-      </w:r>
-    </w:p>
-    <w:p>
-      <w:pPr>
-        <w:pStyle w:val="NoSpacing"/>
-        <w:numPr>
-          <w:ilvl w:val="0"/>
-          <w:numId w:val="4"/>
-        </w:numPr>
-        <w:rPr>
-          <w:rFonts w:ascii="Calibri" w:hAnsi="Calibri" w:cs="Calibri"/>
-          <w:sz w:val="22"/>
-          <w:szCs w:val="22"/>
-        </w:rPr>
-      </w:pPr>
-      <w:r>
-        <w:rPr>
-          <w:rFonts w:ascii="Calibri" w:hAnsi="Calibri" w:cs="Calibri"/>
-          <w:sz w:val="22"/>
-          <w:szCs w:val="22"/>
-        </w:rPr>
-        <w:t>Work closely with developers, product owners, and business analysts to understand requirements and define test strategies for front-end and web service applications.</w:t>
       </w:r>
     </w:p>
     <w:p>
@@ -2947,7 +2469,114 @@
           <w:sz w:val="22"/>
           <w:szCs w:val="22"/>
         </w:rPr>
-        <w:t>Collaborated with developers and product managers to define test plans and cases for new features and enhancements, ensuring comprehensive coverage.</w:t>
+        <w:t xml:space="preserve">Developed and maintained automated test scripts for Android and iOS mobile applications using Appium, Espresso, and </w:t>
+      </w:r>
+      <w:proofErr w:type="spellStart"/>
+      <w:r>
+        <w:rPr>
+          <w:rFonts w:ascii="Calibri" w:eastAsia="Helvetica Neue" w:hAnsi="Calibri" w:cs="Calibri"/>
+          <w:sz w:val="22"/>
+          <w:szCs w:val="22"/>
+        </w:rPr>
+        <w:t>XCUITest</w:t>
+      </w:r>
+      <w:proofErr w:type="spellEnd"/>
+      <w:r>
+        <w:rPr>
+          <w:rFonts w:ascii="Calibri" w:eastAsia="Helvetica Neue" w:hAnsi="Calibri" w:cs="Calibri"/>
+          <w:sz w:val="22"/>
+          <w:szCs w:val="22"/>
+        </w:rPr>
+        <w:t>.</w:t>
+      </w:r>
+    </w:p>
+    <w:p>
+      <w:pPr>
+        <w:pStyle w:val="NoSpacing"/>
+        <w:numPr>
+          <w:ilvl w:val="0"/>
+          <w:numId w:val="5"/>
+        </w:numPr>
+        <w:rPr>
+          <w:rFonts w:ascii="Calibri" w:hAnsi="Calibri" w:cs="Calibri"/>
+          <w:sz w:val="22"/>
+          <w:szCs w:val="22"/>
+        </w:rPr>
+      </w:pPr>
+      <w:r>
+        <w:rPr>
+          <w:rFonts w:ascii="Calibri" w:hAnsi="Calibri" w:cs="Calibri"/>
+          <w:sz w:val="22"/>
+          <w:szCs w:val="22"/>
+        </w:rPr>
+        <w:t>Debugged and resolved Appium-related issues using tools like Appium Inspector, Android Studio, and Xcode, improving test reliability and decreasing test flakiness.</w:t>
+      </w:r>
+    </w:p>
+    <w:p>
+      <w:pPr>
+        <w:pStyle w:val="NoSpacing"/>
+        <w:numPr>
+          <w:ilvl w:val="0"/>
+          <w:numId w:val="5"/>
+        </w:numPr>
+        <w:rPr>
+          <w:rFonts w:ascii="Calibri" w:hAnsi="Calibri" w:cs="Calibri"/>
+          <w:sz w:val="22"/>
+          <w:szCs w:val="22"/>
+        </w:rPr>
+      </w:pPr>
+      <w:r>
+        <w:rPr>
+          <w:rFonts w:ascii="Calibri" w:hAnsi="Calibri" w:cs="Calibri"/>
+          <w:sz w:val="22"/>
+          <w:szCs w:val="22"/>
+        </w:rPr>
+        <w:t xml:space="preserve">I have used Prometheus and Grafana to build dashboards tracking the golden signals latency, traffic, errors, and saturation. </w:t>
+      </w:r>
+    </w:p>
+    <w:p>
+      <w:pPr>
+        <w:pStyle w:val="NoSpacing"/>
+        <w:numPr>
+          <w:ilvl w:val="0"/>
+          <w:numId w:val="5"/>
+        </w:numPr>
+        <w:rPr>
+          <w:rFonts w:ascii="Calibri" w:hAnsi="Calibri" w:cs="Calibri"/>
+          <w:sz w:val="22"/>
+          <w:szCs w:val="22"/>
+        </w:rPr>
+      </w:pPr>
+      <w:r>
+        <w:rPr>
+          <w:rFonts w:ascii="Calibri" w:hAnsi="Calibri" w:cs="Calibri"/>
+          <w:sz w:val="22"/>
+          <w:szCs w:val="22"/>
+          <w:lang w:val="en"/>
+        </w:rPr>
+        <w:t>Validated REST APIs using Postman and SoapUI ensuring reliable communication between billing platforms and energy management systems.</w:t>
+      </w:r>
+    </w:p>
+    <w:p>
+      <w:pPr>
+        <w:pStyle w:val="NoSpacing"/>
+        <w:numPr>
+          <w:ilvl w:val="0"/>
+          <w:numId w:val="5"/>
+        </w:numPr>
+        <w:rPr>
+          <w:rFonts w:ascii="Calibri" w:hAnsi="Calibri" w:cs="Calibri"/>
+          <w:sz w:val="22"/>
+          <w:szCs w:val="22"/>
+        </w:rPr>
+      </w:pPr>
+      <w:r>
+        <w:rPr>
+          <w:rFonts w:ascii="Calibri" w:hAnsi="Calibri" w:cs="Calibri"/>
+          <w:sz w:val="22"/>
+          <w:szCs w:val="22"/>
+        </w:rPr>
+        <w:t>Built and coached a QA team where people felt ownership over quality, not just responsibility for executing assigned test cases.</w:t>
       </w:r>
     </w:p>
     <w:p>
@@ -2970,227 +2599,7 @@
           <w:sz w:val="22"/>
           <w:szCs w:val="22"/>
         </w:rPr>
-        <w:t>Documented test cases, results, and project status in Confluence, enhancing team communication and project visibility.</w:t>
-      </w:r>
-    </w:p>
-    <w:p>
-      <w:pPr>
-        <w:pStyle w:val="ListParagraph"/>
-        <w:numPr>
-          <w:ilvl w:val="0"/>
-          <w:numId w:val="5"/>
-        </w:numPr>
-        <w:spacing w:after="0" w:line="240" w:lineRule="auto"/>
-        <w:rPr>
-          <w:rFonts w:ascii="Calibri" w:eastAsia="Helvetica Neue" w:hAnsi="Calibri" w:cs="Calibri"/>
-          <w:sz w:val="22"/>
-          <w:szCs w:val="22"/>
-        </w:rPr>
-      </w:pPr>
-      <w:r>
-        <w:rPr>
-          <w:rFonts w:ascii="Calibri" w:eastAsia="Helvetica Neue" w:hAnsi="Calibri" w:cs="Calibri"/>
-          <w:sz w:val="22"/>
-          <w:szCs w:val="22"/>
-        </w:rPr>
-        <w:t xml:space="preserve">Developed and maintained automated test scripts for Android and iOS mobile applications using Appium, Espresso, and </w:t>
-      </w:r>
-      <w:proofErr w:type="spellStart"/>
-      <w:r>
-        <w:rPr>
-          <w:rFonts w:ascii="Calibri" w:eastAsia="Helvetica Neue" w:hAnsi="Calibri" w:cs="Calibri"/>
-          <w:sz w:val="22"/>
-          <w:szCs w:val="22"/>
-        </w:rPr>
-        <w:t>XCUITest</w:t>
-      </w:r>
-      <w:proofErr w:type="spellEnd"/>
-      <w:r>
-        <w:rPr>
-          <w:rFonts w:ascii="Calibri" w:eastAsia="Helvetica Neue" w:hAnsi="Calibri" w:cs="Calibri"/>
-          <w:sz w:val="22"/>
-          <w:szCs w:val="22"/>
-        </w:rPr>
-        <w:t>.</w:t>
-      </w:r>
-    </w:p>
-    <w:p>
-      <w:pPr>
-        <w:pStyle w:val="ListParagraph"/>
-        <w:numPr>
-          <w:ilvl w:val="0"/>
-          <w:numId w:val="5"/>
-        </w:numPr>
-        <w:spacing w:after="0" w:line="240" w:lineRule="auto"/>
-        <w:rPr>
-          <w:rFonts w:ascii="Calibri" w:eastAsia="Helvetica Neue" w:hAnsi="Calibri" w:cs="Calibri"/>
-          <w:sz w:val="22"/>
-          <w:szCs w:val="22"/>
-        </w:rPr>
-      </w:pPr>
-      <w:r>
-        <w:rPr>
-          <w:rFonts w:ascii="Calibri" w:eastAsia="Helvetica Neue" w:hAnsi="Calibri" w:cs="Calibri"/>
-          <w:sz w:val="22"/>
-          <w:szCs w:val="22"/>
-        </w:rPr>
-        <w:t>Implemented end-to-end testing for mobile applications to ensure functionality, usability, and performance on different devices.</w:t>
-      </w:r>
-    </w:p>
-    <w:p>
-      <w:pPr>
-        <w:pStyle w:val="NoSpacing"/>
-        <w:numPr>
-          <w:ilvl w:val="0"/>
-          <w:numId w:val="5"/>
-        </w:numPr>
-        <w:rPr>
-          <w:rFonts w:ascii="Calibri" w:hAnsi="Calibri" w:cs="Calibri"/>
-          <w:sz w:val="22"/>
-          <w:szCs w:val="22"/>
-        </w:rPr>
-      </w:pPr>
-      <w:r>
-        <w:rPr>
-          <w:rFonts w:ascii="Calibri" w:hAnsi="Calibri" w:cs="Calibri"/>
-          <w:sz w:val="22"/>
-          <w:szCs w:val="22"/>
-        </w:rPr>
-        <w:t>Developed and organized Smoke, Functional, Positive, Negative and Regression Testing and wrote Test Scenarios and Scenario Outlines in Cucumber Feature Files using Gherkin language</w:t>
-      </w:r>
-    </w:p>
-    <w:p>
-      <w:pPr>
-        <w:pStyle w:val="NoSpacing"/>
-        <w:numPr>
-          <w:ilvl w:val="0"/>
-          <w:numId w:val="5"/>
-        </w:numPr>
-        <w:rPr>
-          <w:rFonts w:ascii="Calibri" w:hAnsi="Calibri" w:cs="Calibri"/>
-          <w:sz w:val="22"/>
-          <w:szCs w:val="22"/>
-        </w:rPr>
-      </w:pPr>
-      <w:r>
-        <w:rPr>
-          <w:rFonts w:ascii="Calibri" w:hAnsi="Calibri" w:cs="Calibri"/>
-          <w:sz w:val="22"/>
-          <w:szCs w:val="22"/>
-        </w:rPr>
-        <w:t>Debugged and resolved Appium-related issues using tools like Appium Inspector, Android Studio, and Xcode, improving test reliability and decreasing test flakiness.</w:t>
-      </w:r>
-    </w:p>
-    <w:p>
-      <w:pPr>
-        <w:pStyle w:val="NoSpacing"/>
-        <w:numPr>
-          <w:ilvl w:val="0"/>
-          <w:numId w:val="5"/>
-        </w:numPr>
-        <w:rPr>
-          <w:rFonts w:ascii="Calibri" w:hAnsi="Calibri" w:cs="Calibri"/>
-          <w:sz w:val="22"/>
-          <w:szCs w:val="22"/>
-        </w:rPr>
-      </w:pPr>
-      <w:r>
-        <w:rPr>
-          <w:rFonts w:ascii="Calibri" w:hAnsi="Calibri" w:cs="Calibri"/>
-          <w:sz w:val="22"/>
-          <w:szCs w:val="22"/>
-        </w:rPr>
-        <w:t xml:space="preserve">I have used Prometheus and Grafana to build dashboards tracking the golden signals latency, traffic, errors, and saturation. </w:t>
-      </w:r>
-    </w:p>
-    <w:p>
-      <w:pPr>
-        <w:pStyle w:val="NoSpacing"/>
-        <w:numPr>
-          <w:ilvl w:val="0"/>
-          <w:numId w:val="5"/>
-        </w:numPr>
-        <w:rPr>
-          <w:rFonts w:ascii="Calibri" w:hAnsi="Calibri" w:cs="Calibri"/>
-          <w:sz w:val="22"/>
-          <w:szCs w:val="22"/>
-        </w:rPr>
-      </w:pPr>
-      <w:r>
-        <w:rPr>
-          <w:rFonts w:ascii="Calibri" w:hAnsi="Calibri" w:cs="Calibri"/>
-          <w:sz w:val="22"/>
-          <w:szCs w:val="22"/>
-          <w:lang w:val="en"/>
-        </w:rPr>
-        <w:t>Validated REST APIs using Postman and SoapUI ensuring reliable communication between billing platforms and energy management systems.</w:t>
-      </w:r>
-    </w:p>
-    <w:p>
-      <w:pPr>
-        <w:pStyle w:val="NoSpacing"/>
-        <w:numPr>
-          <w:ilvl w:val="0"/>
-          <w:numId w:val="5"/>
-        </w:numPr>
-        <w:rPr>
-          <w:rFonts w:ascii="Calibri" w:hAnsi="Calibri" w:cs="Calibri"/>
-          <w:sz w:val="22"/>
-          <w:szCs w:val="22"/>
-        </w:rPr>
-      </w:pPr>
-      <w:r>
-        <w:rPr>
-          <w:rFonts w:ascii="Calibri" w:hAnsi="Calibri" w:cs="Calibri"/>
-          <w:sz w:val="22"/>
-          <w:szCs w:val="22"/>
-        </w:rPr>
-        <w:t>Built and coached a QA team where people felt ownership over quality, not just responsibility for executing assigned test cases.</w:t>
-      </w:r>
-    </w:p>
-    <w:p>
-      <w:pPr>
-        <w:pStyle w:val="ListParagraph"/>
-        <w:numPr>
-          <w:ilvl w:val="0"/>
-          <w:numId w:val="5"/>
-        </w:numPr>
-        <w:spacing w:after="0" w:line="240" w:lineRule="auto"/>
-        <w:rPr>
-          <w:rFonts w:ascii="Calibri" w:eastAsia="Helvetica Neue" w:hAnsi="Calibri" w:cs="Calibri"/>
-          <w:sz w:val="22"/>
-          <w:szCs w:val="22"/>
-        </w:rPr>
-      </w:pPr>
-      <w:r>
-        <w:rPr>
-          <w:rFonts w:ascii="Calibri" w:eastAsia="Helvetica Neue" w:hAnsi="Calibri" w:cs="Calibri"/>
-          <w:sz w:val="22"/>
-          <w:szCs w:val="22"/>
-        </w:rPr>
         <w:t>Coordinated with the development team to integrate test automation into the Azure DevOps build pipeline.</w:t>
-      </w:r>
-    </w:p>
-    <w:p>
-      <w:pPr>
-        <w:pStyle w:val="MediumGrid21"/>
-        <w:numPr>
-          <w:ilvl w:val="0"/>
-          <w:numId w:val="5"/>
-        </w:numPr>
-        <w:rPr>
-          <w:rFonts w:ascii="Calibri" w:eastAsia="Helvetica" w:hAnsi="Calibri" w:cs="Calibri"/>
-          <w:sz w:val="22"/>
-          <w:szCs w:val="22"/>
-        </w:rPr>
-      </w:pPr>
-      <w:r>
-        <w:rPr>
-          <w:rFonts w:ascii="Calibri" w:eastAsia="Helvetica" w:hAnsi="Calibri" w:cs="Calibri"/>
-          <w:sz w:val="22"/>
-          <w:szCs w:val="22"/>
-        </w:rPr>
-        <w:t>Extensively worked in Regression testing using Selenium Web driver in TestNG</w:t>
       </w:r>
     </w:p>
     <w:p>
@@ -3471,9 +2880,9 @@
           <w:szCs w:val="22"/>
           <w:lang w:eastAsia="en-US"/>
         </w:rPr>
-        <w:lastRenderedPageBreak/>
-        <w:t>Prioritized and selected testing scenarios based on business requirements, effectively</w:t>
-      </w:r>
+        <w:t xml:space="preserve">Developed and maintained batch scripts for </w:t>
+      </w:r>
+      <w:proofErr w:type="gramStart"/>
       <w:r>
         <w:rPr>
           <w:rFonts w:ascii="Calibri" w:hAnsi="Calibri" w:cs="Calibri"/>
@@ -3481,6 +2890,25 @@
           <w:szCs w:val="22"/>
           <w:lang w:eastAsia="en-US"/>
         </w:rPr>
+        <w:t>build</w:t>
+      </w:r>
+      <w:proofErr w:type="gramEnd"/>
+      <w:r>
+        <w:rPr>
+          <w:rFonts w:ascii="Calibri" w:hAnsi="Calibri" w:cs="Calibri"/>
+          <w:sz w:val="22"/>
+          <w:szCs w:val="22"/>
+          <w:lang w:eastAsia="en-US"/>
+        </w:rPr>
+        <w:t xml:space="preserve"> automation, ensuring efficient and</w:t>
+      </w:r>
+      <w:r>
+        <w:rPr>
+          <w:rFonts w:ascii="Calibri" w:hAnsi="Calibri" w:cs="Calibri"/>
+          <w:sz w:val="22"/>
+          <w:szCs w:val="22"/>
+          <w:lang w:eastAsia="en-US"/>
+        </w:rPr>
         <w:t xml:space="preserve"> </w:t>
       </w:r>
       <w:r>
@@ -3490,205 +2918,7 @@
           <w:szCs w:val="22"/>
           <w:lang w:eastAsia="en-US"/>
         </w:rPr>
-        <w:t>targeting the most critical areas for testing.</w:t>
-      </w:r>
-    </w:p>
-    <w:p>
-      <w:pPr>
-        <w:pStyle w:val="MediumGrid21"/>
-        <w:numPr>
-          <w:ilvl w:val="0"/>
-          <w:numId w:val="6"/>
-        </w:numPr>
-        <w:rPr>
-          <w:rFonts w:ascii="Calibri" w:hAnsi="Calibri" w:cs="Calibri"/>
-          <w:sz w:val="22"/>
-          <w:szCs w:val="22"/>
-          <w:lang w:eastAsia="en-US"/>
-        </w:rPr>
-      </w:pPr>
-      <w:r>
-        <w:rPr>
-          <w:rFonts w:ascii="Calibri" w:hAnsi="Calibri" w:cs="Calibri"/>
-          <w:sz w:val="22"/>
-          <w:szCs w:val="22"/>
-          <w:lang w:eastAsia="en-US"/>
-        </w:rPr>
-        <w:t>Designed and implemented a BDD Cucumber framework using the Page Object Model</w:t>
-      </w:r>
-      <w:r>
-        <w:rPr>
-          <w:rFonts w:ascii="Calibri" w:hAnsi="Calibri" w:cs="Calibri"/>
-          <w:sz w:val="22"/>
-          <w:szCs w:val="22"/>
-          <w:lang w:eastAsia="en-US"/>
-        </w:rPr>
-        <w:t xml:space="preserve"> </w:t>
-      </w:r>
-      <w:r>
-        <w:rPr>
-          <w:rFonts w:ascii="Calibri" w:hAnsi="Calibri" w:cs="Calibri"/>
-          <w:sz w:val="22"/>
-          <w:szCs w:val="22"/>
-          <w:lang w:eastAsia="en-US"/>
-        </w:rPr>
-        <w:t>pattern, improving testing efficiency and reducing testing time.</w:t>
-      </w:r>
-    </w:p>
-    <w:p>
-      <w:pPr>
-        <w:pStyle w:val="MediumGrid21"/>
-        <w:numPr>
-          <w:ilvl w:val="0"/>
-          <w:numId w:val="6"/>
-        </w:numPr>
-        <w:rPr>
-          <w:rFonts w:ascii="Calibri" w:hAnsi="Calibri" w:cs="Calibri"/>
-          <w:sz w:val="22"/>
-          <w:szCs w:val="22"/>
-          <w:lang w:eastAsia="en-US"/>
-        </w:rPr>
-      </w:pPr>
-      <w:r>
-        <w:rPr>
-          <w:rFonts w:ascii="Calibri" w:hAnsi="Calibri" w:cs="Calibri"/>
-          <w:sz w:val="22"/>
-          <w:szCs w:val="22"/>
-          <w:lang w:eastAsia="en-US"/>
-        </w:rPr>
-        <w:t xml:space="preserve">Developed and maintained batch scripts for </w:t>
-      </w:r>
-      <w:proofErr w:type="gramStart"/>
-      <w:r>
-        <w:rPr>
-          <w:rFonts w:ascii="Calibri" w:hAnsi="Calibri" w:cs="Calibri"/>
-          <w:sz w:val="22"/>
-          <w:szCs w:val="22"/>
-          <w:lang w:eastAsia="en-US"/>
-        </w:rPr>
-        <w:t>build</w:t>
-      </w:r>
-      <w:proofErr w:type="gramEnd"/>
-      <w:r>
-        <w:rPr>
-          <w:rFonts w:ascii="Calibri" w:hAnsi="Calibri" w:cs="Calibri"/>
-          <w:sz w:val="22"/>
-          <w:szCs w:val="22"/>
-          <w:lang w:eastAsia="en-US"/>
-        </w:rPr>
-        <w:t xml:space="preserve"> automation, ensuring efficient and</w:t>
-      </w:r>
-      <w:r>
-        <w:rPr>
-          <w:rFonts w:ascii="Calibri" w:hAnsi="Calibri" w:cs="Calibri"/>
-          <w:sz w:val="22"/>
-          <w:szCs w:val="22"/>
-          <w:lang w:eastAsia="en-US"/>
-        </w:rPr>
-        <w:t xml:space="preserve"> </w:t>
-      </w:r>
-      <w:r>
-        <w:rPr>
-          <w:rFonts w:ascii="Calibri" w:hAnsi="Calibri" w:cs="Calibri"/>
-          <w:sz w:val="22"/>
-          <w:szCs w:val="22"/>
-          <w:lang w:eastAsia="en-US"/>
-        </w:rPr>
         <w:t>effective testing.</w:t>
-      </w:r>
-    </w:p>
-    <w:p>
-      <w:pPr>
-        <w:pStyle w:val="MediumGrid21"/>
-        <w:numPr>
-          <w:ilvl w:val="0"/>
-          <w:numId w:val="6"/>
-        </w:numPr>
-        <w:rPr>
-          <w:rFonts w:ascii="Calibri" w:hAnsi="Calibri" w:cs="Calibri"/>
-          <w:sz w:val="22"/>
-          <w:szCs w:val="22"/>
-          <w:lang w:eastAsia="en-US"/>
-        </w:rPr>
-      </w:pPr>
-      <w:r>
-        <w:rPr>
-          <w:rFonts w:ascii="Calibri" w:hAnsi="Calibri" w:cs="Calibri"/>
-          <w:sz w:val="22"/>
-          <w:szCs w:val="22"/>
-          <w:lang w:eastAsia="en-US"/>
-        </w:rPr>
-        <w:t>Conducted parallel and cross-browser testing with TestNG in Selenium, identifying and</w:t>
-      </w:r>
-      <w:r>
-        <w:rPr>
-          <w:rFonts w:ascii="Calibri" w:hAnsi="Calibri" w:cs="Calibri"/>
-          <w:sz w:val="22"/>
-          <w:szCs w:val="22"/>
-          <w:lang w:eastAsia="en-US"/>
-        </w:rPr>
-        <w:t xml:space="preserve"> </w:t>
-      </w:r>
-      <w:r>
-        <w:rPr>
-          <w:rFonts w:ascii="Calibri" w:hAnsi="Calibri" w:cs="Calibri"/>
-          <w:sz w:val="22"/>
-          <w:szCs w:val="22"/>
-          <w:lang w:eastAsia="en-US"/>
-        </w:rPr>
-        <w:t>resolving defects in a timely manner.</w:t>
-      </w:r>
-    </w:p>
-    <w:p>
-      <w:pPr>
-        <w:pStyle w:val="MediumGrid21"/>
-        <w:numPr>
-          <w:ilvl w:val="0"/>
-          <w:numId w:val="6"/>
-        </w:numPr>
-        <w:rPr>
-          <w:rFonts w:ascii="Calibri" w:hAnsi="Calibri" w:cs="Calibri"/>
-          <w:sz w:val="22"/>
-          <w:szCs w:val="22"/>
-          <w:lang w:eastAsia="en-US"/>
-        </w:rPr>
-      </w:pPr>
-      <w:r>
-        <w:rPr>
-          <w:rFonts w:ascii="Calibri" w:hAnsi="Calibri" w:cs="Calibri"/>
-          <w:sz w:val="22"/>
-          <w:szCs w:val="22"/>
-          <w:lang w:eastAsia="en-US"/>
-        </w:rPr>
-        <w:t>Designed and implemented a robust Selenium WebDriver Automation Framework for</w:t>
-      </w:r>
-      <w:r>
-        <w:rPr>
-          <w:rFonts w:ascii="Calibri" w:hAnsi="Calibri" w:cs="Calibri"/>
-          <w:sz w:val="22"/>
-          <w:szCs w:val="22"/>
-          <w:lang w:eastAsia="en-US"/>
-        </w:rPr>
-        <w:t xml:space="preserve"> </w:t>
-      </w:r>
-      <w:r>
-        <w:rPr>
-          <w:rFonts w:ascii="Calibri" w:hAnsi="Calibri" w:cs="Calibri"/>
-          <w:sz w:val="22"/>
-          <w:szCs w:val="22"/>
-          <w:lang w:eastAsia="en-US"/>
-        </w:rPr>
-        <w:t xml:space="preserve">Smoke Test and Regression Test using TestNG, improving test efficiency and reducing </w:t>
-      </w:r>
-      <w:r>
-        <w:rPr>
-          <w:rFonts w:ascii="Calibri" w:hAnsi="Calibri" w:cs="Calibri"/>
-          <w:color w:val="222222"/>
-          <w:sz w:val="22"/>
-          <w:szCs w:val="22"/>
-          <w:lang w:eastAsia="en-US"/>
-        </w:rPr>
-        <w:t>testing time.</w:t>
       </w:r>
     </w:p>
     <w:p>
@@ -3900,7 +3130,39 @@
           <w:sz w:val="22"/>
           <w:szCs w:val="22"/>
         </w:rPr>
-        <w:t xml:space="preserve">Learned the full software testing lifecycle from the ground up writing test cases from business requirements, executing them manually, logging defects clearly in bug tracking tools, and tracking them through to closure so nothing got lost between teams. </w:t>
+        <w:t xml:space="preserve">Wrote detailed test </w:t>
+      </w:r>
+      <w:r>
+        <w:rPr>
+          <w:rFonts w:ascii="Calibri" w:hAnsi="Calibri" w:cs="Calibri"/>
+          <w:sz w:val="22"/>
+          <w:szCs w:val="22"/>
+        </w:rPr>
+        <w:t>plan</w:t>
+      </w:r>
+      <w:r>
+        <w:rPr>
+          <w:rFonts w:ascii="Calibri" w:hAnsi="Calibri" w:cs="Calibri"/>
+          <w:sz w:val="22"/>
+          <w:szCs w:val="22"/>
+        </w:rPr>
+        <w:t xml:space="preserve"> and test </w:t>
+      </w:r>
+      <w:r>
+        <w:rPr>
+          <w:rFonts w:ascii="Calibri" w:hAnsi="Calibri" w:cs="Calibri"/>
+          <w:sz w:val="22"/>
+          <w:szCs w:val="22"/>
+        </w:rPr>
+        <w:t>cases</w:t>
+      </w:r>
+      <w:r>
+        <w:rPr>
+          <w:rFonts w:ascii="Calibri" w:hAnsi="Calibri" w:cs="Calibri"/>
+          <w:sz w:val="22"/>
+          <w:szCs w:val="22"/>
+        </w:rPr>
+        <w:t xml:space="preserve"> based on requirement documents and design specifications, making sure edge cases and negative scenarios were covered not just the happy path that developers usually test themselves. </w:t>
       </w:r>
     </w:p>
     <w:p>
@@ -3922,145 +3184,7 @@
           <w:sz w:val="22"/>
           <w:szCs w:val="22"/>
         </w:rPr>
-        <w:t xml:space="preserve">Wrote detailed test </w:t>
-      </w:r>
-      <w:r>
-        <w:rPr>
-          <w:rFonts w:ascii="Calibri" w:hAnsi="Calibri" w:cs="Calibri"/>
-          <w:sz w:val="22"/>
-          <w:szCs w:val="22"/>
-        </w:rPr>
-        <w:t>plan</w:t>
-      </w:r>
-      <w:r>
-        <w:rPr>
-          <w:rFonts w:ascii="Calibri" w:hAnsi="Calibri" w:cs="Calibri"/>
-          <w:sz w:val="22"/>
-          <w:szCs w:val="22"/>
-        </w:rPr>
-        <w:t xml:space="preserve"> and test </w:t>
-      </w:r>
-      <w:r>
-        <w:rPr>
-          <w:rFonts w:ascii="Calibri" w:hAnsi="Calibri" w:cs="Calibri"/>
-          <w:sz w:val="22"/>
-          <w:szCs w:val="22"/>
-        </w:rPr>
-        <w:t>cases</w:t>
-      </w:r>
-      <w:r>
-        <w:rPr>
-          <w:rFonts w:ascii="Calibri" w:hAnsi="Calibri" w:cs="Calibri"/>
-          <w:sz w:val="22"/>
-          <w:szCs w:val="22"/>
-        </w:rPr>
-        <w:t xml:space="preserve"> based on requirement documents and design specifications, making sure edge cases and negative scenarios were covered not just the happy path that developers usually test themselves. </w:t>
-      </w:r>
-    </w:p>
-    <w:p>
-      <w:pPr>
-        <w:pStyle w:val="NoSpacing"/>
-        <w:numPr>
-          <w:ilvl w:val="0"/>
-          <w:numId w:val="7"/>
-        </w:numPr>
-        <w:rPr>
-          <w:rFonts w:ascii="Calibri" w:hAnsi="Calibri" w:cs="Calibri"/>
-          <w:sz w:val="22"/>
-          <w:szCs w:val="22"/>
-        </w:rPr>
-      </w:pPr>
-      <w:r>
-        <w:rPr>
-          <w:rFonts w:ascii="Calibri" w:hAnsi="Calibri" w:cs="Calibri"/>
-          <w:sz w:val="22"/>
-          <w:szCs w:val="22"/>
-        </w:rPr>
         <w:t xml:space="preserve">Worked closely with developers to understand what was being built, reported defects with clear steps to reproduce and supporting screenshots, and retested fixes to confirm the problem was genuinely resolved before marking anything as closed. </w:t>
-      </w:r>
-    </w:p>
-    <w:p>
-      <w:pPr>
-        <w:pStyle w:val="NoSpacing"/>
-        <w:numPr>
-          <w:ilvl w:val="0"/>
-          <w:numId w:val="7"/>
-        </w:numPr>
-        <w:rPr>
-          <w:rFonts w:ascii="Calibri" w:hAnsi="Calibri" w:cs="Calibri"/>
-          <w:sz w:val="22"/>
-          <w:szCs w:val="22"/>
-        </w:rPr>
-      </w:pPr>
-      <w:r>
-        <w:rPr>
-          <w:rFonts w:ascii="Calibri" w:hAnsi="Calibri" w:cs="Calibri"/>
-          <w:sz w:val="22"/>
-          <w:szCs w:val="22"/>
-        </w:rPr>
-        <w:t>Participated in daily standups</w:t>
-      </w:r>
-      <w:r>
-        <w:rPr>
-          <w:rFonts w:ascii="Calibri" w:hAnsi="Calibri" w:cs="Calibri"/>
-          <w:sz w:val="22"/>
-          <w:szCs w:val="22"/>
-        </w:rPr>
-        <w:t>, sprint reviews,</w:t>
-      </w:r>
-      <w:r>
-        <w:rPr>
-          <w:rFonts w:ascii="Calibri" w:hAnsi="Calibri" w:cs="Calibri"/>
-          <w:sz w:val="22"/>
-          <w:szCs w:val="22"/>
-        </w:rPr>
-        <w:t xml:space="preserve"> retrospective</w:t>
-      </w:r>
-      <w:r>
-        <w:rPr>
-          <w:rFonts w:ascii="Calibri" w:hAnsi="Calibri" w:cs="Calibri"/>
-          <w:sz w:val="22"/>
-          <w:szCs w:val="22"/>
-        </w:rPr>
-        <w:t xml:space="preserve"> and team meetings learning how to communicate test progress and quality risks clearly to both technical team members and project managers in a professional setting. </w:t>
-      </w:r>
-    </w:p>
-    <w:p>
-      <w:pPr>
-        <w:pStyle w:val="NoSpacing"/>
-        <w:numPr>
-          <w:ilvl w:val="0"/>
-          <w:numId w:val="7"/>
-        </w:numPr>
-        <w:rPr>
-          <w:rFonts w:ascii="Calibri" w:hAnsi="Calibri" w:cs="Calibri"/>
-          <w:sz w:val="22"/>
-          <w:szCs w:val="22"/>
-        </w:rPr>
-      </w:pPr>
-      <w:r>
-        <w:rPr>
-          <w:rFonts w:ascii="Calibri" w:hAnsi="Calibri" w:cs="Calibri"/>
-          <w:sz w:val="22"/>
-          <w:szCs w:val="22"/>
-        </w:rPr>
-        <w:t>Used this role as a strong foundation to build core testing skills manual testing, test planning, defect management</w:t>
-      </w:r>
-      <w:r>
-        <w:rPr>
-          <w:rFonts w:ascii="Calibri" w:hAnsi="Calibri" w:cs="Calibri"/>
-          <w:sz w:val="22"/>
-          <w:szCs w:val="22"/>
-        </w:rPr>
-        <w:t xml:space="preserve"> </w:t>
-      </w:r>
-      <w:r>
-        <w:rPr>
-          <w:rFonts w:ascii="Calibri" w:hAnsi="Calibri" w:cs="Calibri"/>
-          <w:sz w:val="22"/>
-          <w:szCs w:val="22"/>
-        </w:rPr>
-        <w:t>and working within a real software delivery team which directly shaped the automation and quality engineering career that followed.</w:t>
       </w:r>
     </w:p>
     <w:p>

--- a/resume/base_resume.docx
+++ b/resume/base_resume.docx
@@ -99,7 +99,6 @@
         <w:rPr>
           <w:rFonts w:ascii="Calibri" w:eastAsia="Calibri" w:hAnsi="Calibri" w:cs="Calibri"/>
         </w:rPr>
-        <w:t>‬</w:t>
       </w:r>
     </w:p>
     <w:p>
@@ -170,7 +169,7 @@
           <w:sz w:val="22"/>
           <w:szCs w:val="22"/>
         </w:rPr>
-        <w:t>‑</w:t>
+        <w:t>-</w:t>
       </w:r>
       <w:r>
         <w:rPr>
@@ -186,7 +185,7 @@
           <w:sz w:val="22"/>
           <w:szCs w:val="22"/>
         </w:rPr>
-        <w:t>‑</w:t>
+        <w:t>-</w:t>
       </w:r>
       <w:r>
         <w:rPr>
@@ -202,7 +201,7 @@
           <w:sz w:val="22"/>
           <w:szCs w:val="22"/>
         </w:rPr>
-        <w:t>‑</w:t>
+        <w:t>-</w:t>
       </w:r>
       <w:r>
         <w:rPr>
@@ -278,7 +277,7 @@
           <w:sz w:val="22"/>
           <w:szCs w:val="22"/>
         </w:rPr>
-        <w:t>‑</w:t>
+        <w:t>-</w:t>
       </w:r>
       <w:r>
         <w:rPr>
@@ -316,7 +315,7 @@
           <w:sz w:val="22"/>
           <w:szCs w:val="22"/>
         </w:rPr>
-        <w:t>‑</w:t>
+        <w:t>-</w:t>
       </w:r>
       <w:r>
         <w:rPr>
@@ -376,7 +375,7 @@
           <w:sz w:val="22"/>
           <w:szCs w:val="22"/>
         </w:rPr>
-        <w:t>‑</w:t>
+        <w:t>-</w:t>
       </w:r>
       <w:r>
         <w:rPr>
@@ -436,7 +435,7 @@
           <w:sz w:val="22"/>
           <w:szCs w:val="22"/>
         </w:rPr>
-        <w:t>‑</w:t>
+        <w:t>-</w:t>
       </w:r>
       <w:r>
         <w:rPr>
@@ -452,7 +451,7 @@
           <w:sz w:val="22"/>
           <w:szCs w:val="22"/>
         </w:rPr>
-        <w:t>‑</w:t>
+        <w:t>-</w:t>
       </w:r>
       <w:r>
         <w:rPr>
@@ -694,7 +693,7 @@
           <w:sz w:val="22"/>
           <w:szCs w:val="22"/>
         </w:rPr>
-        <w:t xml:space="preserve">Having experience with testing the API’s using Swagger and </w:t>
+        <w:t xml:space="preserve">Having experience with testing the API's using Swagger and </w:t>
       </w:r>
       <w:proofErr w:type="gramStart"/>
       <w:r>
@@ -876,7 +875,7 @@
           <w:sz w:val="22"/>
           <w:szCs w:val="22"/>
         </w:rPr>
-        <w:t>‑</w:t>
+        <w:t>-</w:t>
       </w:r>
       <w:r>
         <w:rPr>
@@ -892,7 +891,7 @@
           <w:sz w:val="22"/>
           <w:szCs w:val="22"/>
         </w:rPr>
-        <w:t>‑</w:t>
+        <w:t>-</w:t>
       </w:r>
       <w:r>
         <w:rPr>
@@ -955,7 +954,6 @@
           <w:sz w:val="22"/>
           <w:szCs w:val="22"/>
         </w:rPr>
-        <w:lastRenderedPageBreak/>
         <w:t>Languages:</w:t>
       </w:r>
       <w:r>
@@ -2372,7 +2370,6 @@
           <w:sz w:val="22"/>
           <w:szCs w:val="22"/>
         </w:rPr>
-        <w:lastRenderedPageBreak/>
         <w:t>Built Java-based automation frameworks and GitLab CI/CD pipelines from the ground up so every code merge triggered a meaningful set of automated checks before anything reached production.</w:t>
       </w:r>
     </w:p>
